--- a/assets/bus123-syllabus-fall-2026.docx
+++ b/assets/bus123-syllabus-fall-2026.docx
@@ -401,49 +401,43 @@
           <w:b/>
           <w:bCs/>
         </w:rPr>
-        <w:t>1) Attendance</w:t>
+        <w:t>1) Attendance, Labs, and Workbooks (40%)</w:t>
       </w:r>
       <w:r>
         <w:rPr>
           <w:b/>
           <w:bCs/>
         </w:rPr>
-        <w:t>,</w:t>
       </w:r>
       <w:r>
         <w:rPr>
           <w:b/>
           <w:bCs/>
         </w:rPr>
-        <w:t xml:space="preserve"> Class Participation</w:t>
       </w:r>
       <w:r>
         <w:rPr>
           <w:b/>
           <w:bCs/>
         </w:rPr>
-        <w:t xml:space="preserve"> and Workbooks</w:t>
       </w:r>
       <w:r>
         <w:rPr>
           <w:b/>
           <w:bCs/>
         </w:rPr>
-        <w:t xml:space="preserve"> (</w:t>
       </w:r>
       <w:r>
         <w:rPr>
           <w:b/>
           <w:bCs/>
         </w:rPr>
-        <w:t>4</w:t>
       </w:r>
       <w:r>
         <w:rPr>
           <w:b/>
           <w:bCs/>
         </w:rPr>
-        <w:t>0%) </w:t>
       </w:r>
     </w:p>
     <w:p>
@@ -451,11 +445,9 @@
         <w:spacing w:line="240" w:lineRule="auto"/>
       </w:pPr>
       <w:r>
-        <w:t>Students are expected to attend every scheduled class, participate in guided labs and case discussions, and arrive prepared to work with the assigned files. More than one unexcused absence will result in a reduction in the attendance and participation grade. Six unexcused absences will result in consideration of withdrawal.</w:t>
-      </w:r>
-      <w:r>
-        <w:t xml:space="preserve"> Failure to submit the class activity will detract from your overall grade. </w:t>
-      </w:r>
+        <w:t>Students are expected to attend every scheduled class, participate in guided labs and workshops, arrive prepared with assigned files, and complete in-class workbook activities. Success in BUS123 depends on regular attendance and active technical practice. More than one unexcused absence will result in a reduction in the attendance and participation grade. Six unexcused absences will result in consideration of withdrawal.</w:t>
+      </w:r>
+      <w:r/>
     </w:p>
     <w:p>
       <w:pPr>
@@ -466,35 +458,31 @@
           <w:b/>
           <w:bCs/>
         </w:rPr>
-        <w:t xml:space="preserve">2) </w:t>
+        <w:t>2) Quizzes and Module Assessments (25%)</w:t>
       </w:r>
       <w:r>
         <w:rPr>
           <w:b/>
           <w:bCs/>
         </w:rPr>
-        <w:t xml:space="preserve">Pre-Reading and </w:t>
       </w:r>
       <w:r>
         <w:rPr>
           <w:b/>
           <w:bCs/>
         </w:rPr>
-        <w:t>Homework (</w:t>
       </w:r>
       <w:r>
         <w:rPr>
           <w:b/>
           <w:bCs/>
         </w:rPr>
-        <w:t>2</w:t>
       </w:r>
       <w:r>
         <w:rPr>
           <w:b/>
           <w:bCs/>
         </w:rPr>
-        <w:t>0%) </w:t>
       </w:r>
     </w:p>
     <w:p>
@@ -502,7 +490,7 @@
         <w:spacing w:line="240" w:lineRule="auto"/>
       </w:pPr>
       <w:r>
-        <w:t>Homework includes Excel workbook activities, short pre-reading checks, case-based calculations, and other practice assigned through Canvas. Assignments will reinforce the business math, technology, data visualization, and decision-support skills practiced in class.</w:t>
+        <w:t>Quizzes and module assessments may include in-class checkpoints, Canvas quizzes, Excel tasks, or applied calculations that reinforce lecture, reading, and workshop material. Specific formats and dates will be announced in Canvas.</w:t>
       </w:r>
     </w:p>
     <w:p>
@@ -514,35 +502,31 @@
           <w:b/>
           <w:bCs/>
         </w:rPr>
-        <w:t xml:space="preserve">3) </w:t>
+        <w:t>3) Pre-Reading and Homework (20%)</w:t>
       </w:r>
       <w:r>
         <w:rPr>
           <w:b/>
           <w:bCs/>
         </w:rPr>
-        <w:t xml:space="preserve">Quizzes </w:t>
       </w:r>
       <w:r>
         <w:rPr>
           <w:b/>
           <w:bCs/>
         </w:rPr>
-        <w:t>(</w:t>
       </w:r>
       <w:r>
         <w:rPr>
           <w:b/>
           <w:bCs/>
         </w:rPr>
-        <w:t>25</w:t>
       </w:r>
       <w:r>
         <w:rPr>
           <w:b/>
           <w:bCs/>
         </w:rPr>
-        <w:t>%) </w:t>
       </w:r>
     </w:p>
     <w:p>
@@ -550,7 +534,7 @@
         <w:spacing w:line="240" w:lineRule="auto"/>
       </w:pPr>
       <w:r>
-        <w:t>Module assessments may include in-class checkpoints, quizzes, Excel tasks, or exams that reinforce lecture, reading, and workshop material. Specific formats and dates will be announced in Canvas.</w:t>
+        <w:t>Pre-reading and homework assignments include short preparation tasks, case-based calculations, Excel practice, and other work assigned through Canvas. These assignments are designed to prepare students for hands-on class activities.</w:t>
       </w:r>
     </w:p>
     <w:p>
@@ -562,63 +546,55 @@
           <w:b/>
           <w:bCs/>
         </w:rPr>
-        <w:t>4</w:t>
+        <w:t>4) Final Project / Capstone (15%)</w:t>
       </w:r>
       <w:r>
         <w:rPr>
           <w:b/>
           <w:bCs/>
         </w:rPr>
-        <w:t>) Final</w:t>
       </w:r>
       <w:r>
         <w:rPr>
           <w:b/>
           <w:bCs/>
         </w:rPr>
-        <w:t xml:space="preserve"> </w:t>
       </w:r>
       <w:r>
         <w:rPr>
           <w:b/>
           <w:bCs/>
         </w:rPr>
-        <w:t xml:space="preserve">Project </w:t>
       </w:r>
       <w:r>
         <w:rPr>
           <w:b/>
           <w:bCs/>
         </w:rPr>
-        <w:t xml:space="preserve">/ Capstone </w:t>
       </w:r>
       <w:r>
         <w:rPr>
           <w:b/>
           <w:bCs/>
         </w:rPr>
-        <w:t>(</w:t>
       </w:r>
       <w:r>
         <w:rPr>
           <w:b/>
           <w:bCs/>
         </w:rPr>
-        <w:t>1</w:t>
       </w:r>
       <w:r>
         <w:rPr>
           <w:b/>
           <w:bCs/>
         </w:rPr>
-        <w:t>5</w:t>
       </w:r>
       <w:r>
         <w:rPr>
           <w:b/>
           <w:bCs/>
         </w:rPr>
-        <w:t>%)        </w:t>
       </w:r>
     </w:p>
     <w:p>
@@ -626,7 +602,7 @@
         <w:spacing w:line="240" w:lineRule="auto"/>
       </w:pPr>
       <w:r>
-        <w:t>Students will work individually or in teams on applied business case work or a small business project with milestone reporting throughout the semester. Detailed expectations will be explained in class and on Canvas.</w:t>
+        <w:t>Students will complete a final project or capstone-style business analysis that applies course skills to a practical business scenario. Detailed expectations, milestones, and presentation requirements will be explained in class and on Canvas.</w:t>
       </w:r>
     </w:p>
     <w:p>

--- a/assets/bus123-syllabus-fall-2026.docx
+++ b/assets/bus123-syllabus-fall-2026.docx
@@ -3882,7 +3882,7 @@
                 <w:rFonts w:ascii="Arial" w:hAnsi="Arial"/>
                 <w:sz w:val="16"/>
               </w:rPr>
-              <w:t>Tidal Goods Co.</w:t>
+              <w:t>Anchor &amp; Oak Events</w:t>
             </w:r>
             <w:r>
               <w:rPr>
@@ -3928,7 +3928,7 @@
                 <w:sz w:val="16"/>
               </w:rPr>
               <w:br/>
-              <w:t>Status: Live</w:t>
+              <w:t>Status: Preview Only</w:t>
             </w:r>
           </w:p>
         </w:tc>

--- a/assets/bus123-syllabus-fall-2026.docx
+++ b/assets/bus123-syllabus-fall-2026.docx
@@ -1420,151 +1420,161 @@
     </w:p>
     <w:p>
       <w:r>
-        <w:t>The sequence below reflects the current Fall 2026 BUS123 course map. Exact dates, due dates, and assessment timing will be confirmed in Canvas and may adjust based on class pace.</w:t>
+        <w:rPr>
+          <w:rFonts w:ascii="Arial" w:hAnsi="Arial"/>
+        </w:rPr>
+        <w:t>The planned class dates and lesson order below follow the Fall 2026 class calendar and the dated Canvas assignments. Canvas announcements and assignments remain the current source for due dates, availability windows, assessment timing, and any changes based on class pace.</w:t>
       </w:r>
     </w:p>
     <w:tbl>
       <w:tblPr>
-        <w:tblW w:w="0" w:type="auto"/>
+        <w:tblW w:w="10080" w:type="dxa"/>
         <w:tblLayout w:type="fixed"/>
         <w:tblLook w:val="04A0" w:firstRow="1" w:lastRow="0" w:firstColumn="1" w:lastColumn="0" w:noHBand="0" w:noVBand="1"/>
       </w:tblPr>
       <w:tblGrid>
-        <w:gridCol w:w="792"/>
-        <w:gridCol w:w="3528"/>
-        <w:gridCol w:w="3240"/>
-        <w:gridCol w:w="2520"/>
+        <w:gridCol w:w="1150"/>
+        <w:gridCol w:w="3500"/>
+        <w:gridCol w:w="3300"/>
+        <w:gridCol w:w="2130"/>
       </w:tblGrid>
       <w:tr>
         <w:trPr>
-          <w:tblHeader/>
+          <w:tblHeader w:val="true"/>
         </w:trPr>
         <w:tc>
           <w:tcPr>
-            <w:tcW w:w="792" w:type="dxa"/>
-            <w:tcBorders>
-              <w:top w:val="single" w:sz="4" w:space="0" w:color="B7C9D9"/>
-              <w:left w:val="single" w:sz="4" w:space="0" w:color="B7C9D9"/>
-              <w:bottom w:val="single" w:sz="4" w:space="0" w:color="B7C9D9"/>
-              <w:right w:val="single" w:sz="4" w:space="0" w:color="B7C9D9"/>
-            </w:tcBorders>
-            <w:shd w:val="clear" w:color="auto" w:fill="D9EAF7"/>
-            <w:tcMar>
-              <w:top w:w="90" w:type="dxa"/>
-              <w:left w:w="90" w:type="dxa"/>
-              <w:bottom w:w="90" w:type="dxa"/>
-              <w:right w:w="90" w:type="dxa"/>
-            </w:tcMar>
-            <w:vAlign w:val="center"/>
-          </w:tcPr>
-          <w:p>
-            <w:pPr>
-              <w:spacing w:after="0" w:line="240" w:lineRule="auto"/>
+            <w:tcW w:w="1150" w:type="dxa"/>
+            <w:tcBorders>
+              <w:top w:val="single" w:sz="4" w:space="0" w:color="B7C9D9"/>
+              <w:left w:val="single" w:sz="4" w:space="0" w:color="B7C9D9"/>
+              <w:bottom w:val="single" w:sz="4" w:space="0" w:color="B7C9D9"/>
+              <w:right w:val="single" w:sz="4" w:space="0" w:color="B7C9D9"/>
+            </w:tcBorders>
+            <w:shd w:val="clear" w:color="auto" w:fill="D7E8F4"/>
+            <w:tcMar>
+              <w:top w:w="90" w:type="dxa"/>
+              <w:left w:w="90" w:type="dxa"/>
+              <w:bottom w:w="90" w:type="dxa"/>
+              <w:right w:w="90" w:type="dxa"/>
+            </w:tcMar>
+            <w:vAlign w:val="center"/>
+          </w:tcPr>
+          <w:p>
+            <w:pPr>
+              <w:spacing w:before="0" w:after="0" w:line="240" w:lineRule="auto"/>
               <w:jc w:val="center"/>
             </w:pPr>
+            <w:r/>
             <w:r>
               <w:rPr>
                 <w:rFonts w:ascii="Arial" w:hAnsi="Arial"/>
                 <w:b/>
-                <w:sz w:val="17"/>
-              </w:rPr>
-              <w:t>Seq.</w:t>
-            </w:r>
-          </w:p>
-        </w:tc>
-        <w:tc>
-          <w:tcPr>
-            <w:tcW w:w="3528" w:type="dxa"/>
-            <w:tcBorders>
-              <w:top w:val="single" w:sz="4" w:space="0" w:color="B7C9D9"/>
-              <w:left w:val="single" w:sz="4" w:space="0" w:color="B7C9D9"/>
-              <w:bottom w:val="single" w:sz="4" w:space="0" w:color="B7C9D9"/>
-              <w:right w:val="single" w:sz="4" w:space="0" w:color="B7C9D9"/>
-            </w:tcBorders>
-            <w:shd w:val="clear" w:color="auto" w:fill="D9EAF7"/>
-            <w:tcMar>
-              <w:top w:w="90" w:type="dxa"/>
-              <w:left w:w="90" w:type="dxa"/>
-              <w:bottom w:w="90" w:type="dxa"/>
-              <w:right w:w="90" w:type="dxa"/>
-            </w:tcMar>
-            <w:vAlign w:val="center"/>
-          </w:tcPr>
-          <w:p>
-            <w:pPr>
-              <w:spacing w:after="0" w:line="240" w:lineRule="auto"/>
-            </w:pPr>
+                <w:sz w:val="18"/>
+              </w:rPr>
+              <w:t>Class Date</w:t>
+            </w:r>
+          </w:p>
+        </w:tc>
+        <w:tc>
+          <w:tcPr>
+            <w:tcW w:w="3500" w:type="dxa"/>
+            <w:tcBorders>
+              <w:top w:val="single" w:sz="4" w:space="0" w:color="B7C9D9"/>
+              <w:left w:val="single" w:sz="4" w:space="0" w:color="B7C9D9"/>
+              <w:bottom w:val="single" w:sz="4" w:space="0" w:color="B7C9D9"/>
+              <w:right w:val="single" w:sz="4" w:space="0" w:color="B7C9D9"/>
+            </w:tcBorders>
+            <w:shd w:val="clear" w:color="auto" w:fill="D7E8F4"/>
+            <w:tcMar>
+              <w:top w:w="90" w:type="dxa"/>
+              <w:left w:w="90" w:type="dxa"/>
+              <w:bottom w:w="90" w:type="dxa"/>
+              <w:right w:w="90" w:type="dxa"/>
+            </w:tcMar>
+            <w:vAlign w:val="center"/>
+          </w:tcPr>
+          <w:p>
+            <w:pPr>
+              <w:spacing w:before="0" w:after="0" w:line="240" w:lineRule="auto"/>
+              <w:jc w:val="left"/>
+            </w:pPr>
+            <w:r/>
             <w:r>
               <w:rPr>
                 <w:rFonts w:ascii="Arial" w:hAnsi="Arial"/>
                 <w:b/>
-                <w:sz w:val="17"/>
-              </w:rPr>
-              <w:t>Module / Topic</w:t>
-            </w:r>
-          </w:p>
-        </w:tc>
-        <w:tc>
-          <w:tcPr>
-            <w:tcW w:w="3240" w:type="dxa"/>
-            <w:tcBorders>
-              <w:top w:val="single" w:sz="4" w:space="0" w:color="B7C9D9"/>
-              <w:left w:val="single" w:sz="4" w:space="0" w:color="B7C9D9"/>
-              <w:bottom w:val="single" w:sz="4" w:space="0" w:color="B7C9D9"/>
-              <w:right w:val="single" w:sz="4" w:space="0" w:color="B7C9D9"/>
-            </w:tcBorders>
-            <w:shd w:val="clear" w:color="auto" w:fill="D9EAF7"/>
-            <w:tcMar>
-              <w:top w:w="90" w:type="dxa"/>
-              <w:left w:w="90" w:type="dxa"/>
-              <w:bottom w:w="90" w:type="dxa"/>
-              <w:right w:w="90" w:type="dxa"/>
-            </w:tcMar>
-            <w:vAlign w:val="center"/>
-          </w:tcPr>
-          <w:p>
-            <w:pPr>
-              <w:spacing w:after="0" w:line="240" w:lineRule="auto"/>
-            </w:pPr>
+                <w:sz w:val="18"/>
+              </w:rPr>
+              <w:t>Lesson / Milestone</w:t>
+            </w:r>
+          </w:p>
+        </w:tc>
+        <w:tc>
+          <w:tcPr>
+            <w:tcW w:w="3300" w:type="dxa"/>
+            <w:tcBorders>
+              <w:top w:val="single" w:sz="4" w:space="0" w:color="B7C9D9"/>
+              <w:left w:val="single" w:sz="4" w:space="0" w:color="B7C9D9"/>
+              <w:bottom w:val="single" w:sz="4" w:space="0" w:color="B7C9D9"/>
+              <w:right w:val="single" w:sz="4" w:space="0" w:color="B7C9D9"/>
+            </w:tcBorders>
+            <w:shd w:val="clear" w:color="auto" w:fill="D7E8F4"/>
+            <w:tcMar>
+              <w:top w:w="90" w:type="dxa"/>
+              <w:left w:w="90" w:type="dxa"/>
+              <w:bottom w:w="90" w:type="dxa"/>
+              <w:right w:w="90" w:type="dxa"/>
+            </w:tcMar>
+            <w:vAlign w:val="center"/>
+          </w:tcPr>
+          <w:p>
+            <w:pPr>
+              <w:spacing w:before="0" w:after="0" w:line="240" w:lineRule="auto"/>
+              <w:jc w:val="left"/>
+            </w:pPr>
+            <w:r/>
             <w:r>
               <w:rPr>
                 <w:rFonts w:ascii="Arial" w:hAnsi="Arial"/>
                 <w:b/>
-                <w:sz w:val="17"/>
-              </w:rPr>
-              <w:t>Case + Skill Focus</w:t>
-            </w:r>
-          </w:p>
-        </w:tc>
-        <w:tc>
-          <w:tcPr>
-            <w:tcW w:w="2520" w:type="dxa"/>
-            <w:tcBorders>
-              <w:top w:val="single" w:sz="4" w:space="0" w:color="B7C9D9"/>
-              <w:left w:val="single" w:sz="4" w:space="0" w:color="B7C9D9"/>
-              <w:bottom w:val="single" w:sz="4" w:space="0" w:color="B7C9D9"/>
-              <w:right w:val="single" w:sz="4" w:space="0" w:color="B7C9D9"/>
-            </w:tcBorders>
-            <w:shd w:val="clear" w:color="auto" w:fill="D9EAF7"/>
-            <w:tcMar>
-              <w:top w:w="90" w:type="dxa"/>
-              <w:left w:w="90" w:type="dxa"/>
-              <w:bottom w:w="90" w:type="dxa"/>
-              <w:right w:w="90" w:type="dxa"/>
-            </w:tcMar>
-            <w:vAlign w:val="center"/>
-          </w:tcPr>
-          <w:p>
-            <w:pPr>
-              <w:spacing w:after="0" w:line="240" w:lineRule="auto"/>
-            </w:pPr>
+                <w:sz w:val="18"/>
+              </w:rPr>
+              <w:t>Focus</w:t>
+            </w:r>
+          </w:p>
+        </w:tc>
+        <w:tc>
+          <w:tcPr>
+            <w:tcW w:w="2130" w:type="dxa"/>
+            <w:tcBorders>
+              <w:top w:val="single" w:sz="4" w:space="0" w:color="B7C9D9"/>
+              <w:left w:val="single" w:sz="4" w:space="0" w:color="B7C9D9"/>
+              <w:bottom w:val="single" w:sz="4" w:space="0" w:color="B7C9D9"/>
+              <w:right w:val="single" w:sz="4" w:space="0" w:color="B7C9D9"/>
+            </w:tcBorders>
+            <w:shd w:val="clear" w:color="auto" w:fill="D7E8F4"/>
+            <w:tcMar>
+              <w:top w:w="90" w:type="dxa"/>
+              <w:left w:w="90" w:type="dxa"/>
+              <w:bottom w:w="90" w:type="dxa"/>
+              <w:right w:w="90" w:type="dxa"/>
+            </w:tcMar>
+            <w:vAlign w:val="center"/>
+          </w:tcPr>
+          <w:p>
+            <w:pPr>
+              <w:spacing w:before="0" w:after="0" w:line="240" w:lineRule="auto"/>
+              <w:jc w:val="left"/>
+            </w:pPr>
+            <w:r/>
             <w:r>
               <w:rPr>
                 <w:rFonts w:ascii="Arial" w:hAnsi="Arial"/>
                 <w:b/>
-                <w:sz w:val="17"/>
-              </w:rPr>
-              <w:t>Student Materials</w:t>
+                <w:sz w:val="18"/>
+              </w:rPr>
+              <w:t>Canvas / Class Notes</w:t>
             </w:r>
           </w:p>
         </w:tc>
@@ -1572,59 +1582,66 @@
       <w:tr>
         <w:tc>
           <w:tcPr>
-            <w:tcW w:w="792" w:type="dxa"/>
-            <w:tcBorders>
-              <w:top w:val="single" w:sz="4" w:space="0" w:color="B7C9D9"/>
-              <w:left w:val="single" w:sz="4" w:space="0" w:color="B7C9D9"/>
-              <w:bottom w:val="single" w:sz="4" w:space="0" w:color="B7C9D9"/>
-              <w:right w:val="single" w:sz="4" w:space="0" w:color="B7C9D9"/>
-            </w:tcBorders>
-            <w:tcMar>
-              <w:top w:w="90" w:type="dxa"/>
-              <w:left w:w="90" w:type="dxa"/>
-              <w:bottom w:w="90" w:type="dxa"/>
-              <w:right w:w="90" w:type="dxa"/>
-            </w:tcMar>
-            <w:vAlign w:val="center"/>
-          </w:tcPr>
-          <w:p>
-            <w:pPr>
-              <w:spacing w:after="0" w:line="240" w:lineRule="auto"/>
+            <w:tcW w:w="1150" w:type="dxa"/>
+            <w:tcBorders>
+              <w:top w:val="single" w:sz="4" w:space="0" w:color="B7C9D9"/>
+              <w:left w:val="single" w:sz="4" w:space="0" w:color="B7C9D9"/>
+              <w:bottom w:val="single" w:sz="4" w:space="0" w:color="B7C9D9"/>
+              <w:right w:val="single" w:sz="4" w:space="0" w:color="B7C9D9"/>
+            </w:tcBorders>
+            <w:tcMar>
+              <w:top w:w="90" w:type="dxa"/>
+              <w:left w:w="90" w:type="dxa"/>
+              <w:bottom w:w="90" w:type="dxa"/>
+              <w:right w:w="90" w:type="dxa"/>
+            </w:tcMar>
+            <w:vAlign w:val="center"/>
+            <w:shd w:fill="FFFFFF"/>
+          </w:tcPr>
+          <w:p>
+            <w:pPr>
+              <w:spacing w:before="0" w:after="0" w:line="240" w:lineRule="auto"/>
               <w:jc w:val="center"/>
             </w:pPr>
-            <w:r>
-              <w:rPr>
-                <w:rFonts w:ascii="Arial" w:hAnsi="Arial"/>
-                <w:sz w:val="16"/>
-              </w:rPr>
-              <w:t>1</w:t>
-            </w:r>
-          </w:p>
-        </w:tc>
-        <w:tc>
-          <w:tcPr>
-            <w:tcW w:w="3528" w:type="dxa"/>
-            <w:tcBorders>
-              <w:top w:val="single" w:sz="4" w:space="0" w:color="B7C9D9"/>
-              <w:left w:val="single" w:sz="4" w:space="0" w:color="B7C9D9"/>
-              <w:bottom w:val="single" w:sz="4" w:space="0" w:color="B7C9D9"/>
-              <w:right w:val="single" w:sz="4" w:space="0" w:color="B7C9D9"/>
-            </w:tcBorders>
-            <w:tcMar>
-              <w:top w:w="90" w:type="dxa"/>
-              <w:left w:w="90" w:type="dxa"/>
-              <w:bottom w:w="90" w:type="dxa"/>
-              <w:right w:w="90" w:type="dxa"/>
-            </w:tcMar>
-            <w:vAlign w:val="center"/>
-          </w:tcPr>
-          <w:p>
-            <w:pPr>
-              <w:spacing w:after="0" w:line="240" w:lineRule="auto"/>
-            </w:pPr>
-            <w:r>
-              <w:rPr>
-                <w:rFonts w:ascii="Arial" w:hAnsi="Arial"/>
+            <w:r/>
+            <w:r>
+              <w:rPr>
+                <w:rFonts w:ascii="Arial" w:hAnsi="Arial"/>
+                <w:b/>
+                <w:sz w:val="16"/>
+              </w:rPr>
+              <w:t>Sep. 1</w:t>
+            </w:r>
+          </w:p>
+        </w:tc>
+        <w:tc>
+          <w:tcPr>
+            <w:tcW w:w="3500" w:type="dxa"/>
+            <w:tcBorders>
+              <w:top w:val="single" w:sz="4" w:space="0" w:color="B7C9D9"/>
+              <w:left w:val="single" w:sz="4" w:space="0" w:color="B7C9D9"/>
+              <w:bottom w:val="single" w:sz="4" w:space="0" w:color="B7C9D9"/>
+              <w:right w:val="single" w:sz="4" w:space="0" w:color="B7C9D9"/>
+            </w:tcBorders>
+            <w:tcMar>
+              <w:top w:w="90" w:type="dxa"/>
+              <w:left w:w="90" w:type="dxa"/>
+              <w:bottom w:w="90" w:type="dxa"/>
+              <w:right w:w="90" w:type="dxa"/>
+            </w:tcMar>
+            <w:vAlign w:val="center"/>
+            <w:shd w:fill="FFFFFF"/>
+          </w:tcPr>
+          <w:p>
+            <w:pPr>
+              <w:spacing w:before="0" w:after="0" w:line="240" w:lineRule="auto"/>
+              <w:jc w:val="left"/>
+            </w:pPr>
+            <w:r/>
+            <w:r>
+              <w:rPr>
+                <w:rFonts w:ascii="Arial" w:hAnsi="Arial"/>
+                <w:b w:val="0"/>
                 <w:sz w:val="16"/>
               </w:rPr>
               <w:t>Intro M01-L01: Course Introduction</w:t>
@@ -1633,77 +1650,69 @@
         </w:tc>
         <w:tc>
           <w:tcPr>
-            <w:tcW w:w="3240" w:type="dxa"/>
-            <w:tcBorders>
-              <w:top w:val="single" w:sz="4" w:space="0" w:color="B7C9D9"/>
-              <w:left w:val="single" w:sz="4" w:space="0" w:color="B7C9D9"/>
-              <w:bottom w:val="single" w:sz="4" w:space="0" w:color="B7C9D9"/>
-              <w:right w:val="single" w:sz="4" w:space="0" w:color="B7C9D9"/>
-            </w:tcBorders>
-            <w:tcMar>
-              <w:top w:w="90" w:type="dxa"/>
-              <w:left w:w="90" w:type="dxa"/>
-              <w:bottom w:w="90" w:type="dxa"/>
-              <w:right w:w="90" w:type="dxa"/>
-            </w:tcMar>
-            <w:vAlign w:val="center"/>
-          </w:tcPr>
-          <w:p>
-            <w:pPr>
-              <w:spacing w:after="0" w:line="240" w:lineRule="auto"/>
-            </w:pPr>
-            <w:r>
-              <w:rPr>
-                <w:rFonts w:ascii="Arial" w:hAnsi="Arial"/>
-                <w:sz w:val="16"/>
-              </w:rPr>
-              <w:t>Shared course cases / business context</w:t>
-            </w:r>
-            <w:r>
-              <w:rPr>
-                <w:rFonts w:ascii="Arial" w:hAnsi="Arial"/>
-                <w:sz w:val="16"/>
-              </w:rPr>
-              <w:br/>
-              <w:t>Skills: Course setup, Digital workflow</w:t>
-            </w:r>
-          </w:p>
-        </w:tc>
-        <w:tc>
-          <w:tcPr>
-            <w:tcW w:w="2520" w:type="dxa"/>
-            <w:tcBorders>
-              <w:top w:val="single" w:sz="4" w:space="0" w:color="B7C9D9"/>
-              <w:left w:val="single" w:sz="4" w:space="0" w:color="B7C9D9"/>
-              <w:bottom w:val="single" w:sz="4" w:space="0" w:color="B7C9D9"/>
-              <w:right w:val="single" w:sz="4" w:space="0" w:color="B7C9D9"/>
-            </w:tcBorders>
-            <w:tcMar>
-              <w:top w:w="90" w:type="dxa"/>
-              <w:left w:w="90" w:type="dxa"/>
-              <w:bottom w:w="90" w:type="dxa"/>
-              <w:right w:w="90" w:type="dxa"/>
-            </w:tcMar>
-            <w:vAlign w:val="center"/>
-          </w:tcPr>
-          <w:p>
-            <w:pPr>
-              <w:spacing w:after="0" w:line="240" w:lineRule="auto"/>
-            </w:pPr>
-            <w:r>
-              <w:rPr>
-                <w:rFonts w:ascii="Arial" w:hAnsi="Arial"/>
-                <w:sz w:val="16"/>
-              </w:rPr>
-              <w:t>Slides</w:t>
-            </w:r>
-            <w:r>
-              <w:rPr>
-                <w:rFonts w:ascii="Arial" w:hAnsi="Arial"/>
-                <w:sz w:val="16"/>
-              </w:rPr>
-              <w:br/>
-              <w:t>Status: Live</w:t>
+            <w:tcW w:w="3300" w:type="dxa"/>
+            <w:tcBorders>
+              <w:top w:val="single" w:sz="4" w:space="0" w:color="B7C9D9"/>
+              <w:left w:val="single" w:sz="4" w:space="0" w:color="B7C9D9"/>
+              <w:bottom w:val="single" w:sz="4" w:space="0" w:color="B7C9D9"/>
+              <w:right w:val="single" w:sz="4" w:space="0" w:color="B7C9D9"/>
+            </w:tcBorders>
+            <w:tcMar>
+              <w:top w:w="90" w:type="dxa"/>
+              <w:left w:w="90" w:type="dxa"/>
+              <w:bottom w:w="90" w:type="dxa"/>
+              <w:right w:w="90" w:type="dxa"/>
+            </w:tcMar>
+            <w:vAlign w:val="center"/>
+            <w:shd w:fill="FFFFFF"/>
+          </w:tcPr>
+          <w:p>
+            <w:pPr>
+              <w:spacing w:before="0" w:after="0" w:line="240" w:lineRule="auto"/>
+              <w:jc w:val="left"/>
+            </w:pPr>
+            <w:r/>
+            <w:r>
+              <w:rPr>
+                <w:rFonts w:ascii="Arial" w:hAnsi="Arial"/>
+                <w:b w:val="0"/>
+                <w:sz w:val="16"/>
+              </w:rPr>
+              <w:t>Course expectations, tools, and digital workflow</w:t>
+            </w:r>
+          </w:p>
+        </w:tc>
+        <w:tc>
+          <w:tcPr>
+            <w:tcW w:w="2130" w:type="dxa"/>
+            <w:tcBorders>
+              <w:top w:val="single" w:sz="4" w:space="0" w:color="B7C9D9"/>
+              <w:left w:val="single" w:sz="4" w:space="0" w:color="B7C9D9"/>
+              <w:bottom w:val="single" w:sz="4" w:space="0" w:color="B7C9D9"/>
+              <w:right w:val="single" w:sz="4" w:space="0" w:color="B7C9D9"/>
+            </w:tcBorders>
+            <w:tcMar>
+              <w:top w:w="90" w:type="dxa"/>
+              <w:left w:w="90" w:type="dxa"/>
+              <w:bottom w:w="90" w:type="dxa"/>
+              <w:right w:w="90" w:type="dxa"/>
+            </w:tcMar>
+            <w:vAlign w:val="center"/>
+            <w:shd w:fill="FFFFFF"/>
+          </w:tcPr>
+          <w:p>
+            <w:pPr>
+              <w:spacing w:before="0" w:after="0" w:line="240" w:lineRule="auto"/>
+              <w:jc w:val="left"/>
+            </w:pPr>
+            <w:r/>
+            <w:r>
+              <w:rPr>
+                <w:rFonts w:ascii="Arial" w:hAnsi="Arial"/>
+                <w:b w:val="0"/>
+                <w:sz w:val="16"/>
+              </w:rPr>
+              <w:t>Short Convocation class; Padlet and syllabus assigned</w:t>
             </w:r>
           </w:p>
         </w:tc>
@@ -1711,138 +1720,137 @@
       <w:tr>
         <w:tc>
           <w:tcPr>
-            <w:tcW w:w="792" w:type="dxa"/>
-            <w:tcBorders>
-              <w:top w:val="single" w:sz="4" w:space="0" w:color="B7C9D9"/>
-              <w:left w:val="single" w:sz="4" w:space="0" w:color="B7C9D9"/>
-              <w:bottom w:val="single" w:sz="4" w:space="0" w:color="B7C9D9"/>
-              <w:right w:val="single" w:sz="4" w:space="0" w:color="B7C9D9"/>
-            </w:tcBorders>
-            <w:tcMar>
-              <w:top w:w="90" w:type="dxa"/>
-              <w:left w:w="90" w:type="dxa"/>
-              <w:bottom w:w="90" w:type="dxa"/>
-              <w:right w:w="90" w:type="dxa"/>
-            </w:tcMar>
-            <w:vAlign w:val="center"/>
-          </w:tcPr>
-          <w:p>
-            <w:pPr>
-              <w:spacing w:after="0" w:line="240" w:lineRule="auto"/>
+            <w:tcW w:w="1150" w:type="dxa"/>
+            <w:tcBorders>
+              <w:top w:val="single" w:sz="4" w:space="0" w:color="B7C9D9"/>
+              <w:left w:val="single" w:sz="4" w:space="0" w:color="B7C9D9"/>
+              <w:bottom w:val="single" w:sz="4" w:space="0" w:color="B7C9D9"/>
+              <w:right w:val="single" w:sz="4" w:space="0" w:color="B7C9D9"/>
+            </w:tcBorders>
+            <w:tcMar>
+              <w:top w:w="90" w:type="dxa"/>
+              <w:left w:w="90" w:type="dxa"/>
+              <w:bottom w:w="90" w:type="dxa"/>
+              <w:right w:w="90" w:type="dxa"/>
+            </w:tcMar>
+            <w:vAlign w:val="center"/>
+            <w:shd w:fill="FAF8F3"/>
+          </w:tcPr>
+          <w:p>
+            <w:pPr>
+              <w:spacing w:before="0" w:after="0" w:line="240" w:lineRule="auto"/>
               <w:jc w:val="center"/>
             </w:pPr>
-            <w:r>
-              <w:rPr>
-                <w:rFonts w:ascii="Arial" w:hAnsi="Arial"/>
-                <w:sz w:val="16"/>
-              </w:rPr>
-              <w:t>2</w:t>
-            </w:r>
-          </w:p>
-        </w:tc>
-        <w:tc>
-          <w:tcPr>
-            <w:tcW w:w="3528" w:type="dxa"/>
-            <w:tcBorders>
-              <w:top w:val="single" w:sz="4" w:space="0" w:color="B7C9D9"/>
-              <w:left w:val="single" w:sz="4" w:space="0" w:color="B7C9D9"/>
-              <w:bottom w:val="single" w:sz="4" w:space="0" w:color="B7C9D9"/>
-              <w:right w:val="single" w:sz="4" w:space="0" w:color="B7C9D9"/>
-            </w:tcBorders>
-            <w:tcMar>
-              <w:top w:w="90" w:type="dxa"/>
-              <w:left w:w="90" w:type="dxa"/>
-              <w:bottom w:w="90" w:type="dxa"/>
-              <w:right w:w="90" w:type="dxa"/>
-            </w:tcMar>
-            <w:vAlign w:val="center"/>
-          </w:tcPr>
-          <w:p>
-            <w:pPr>
-              <w:spacing w:after="0" w:line="240" w:lineRule="auto"/>
-            </w:pPr>
-            <w:r>
-              <w:rPr>
-                <w:rFonts w:ascii="Arial" w:hAnsi="Arial"/>
-                <w:sz w:val="16"/>
-              </w:rPr>
-              <w:t>Intro M01-L02: Technology Orientation</w:t>
-            </w:r>
-          </w:p>
-        </w:tc>
-        <w:tc>
-          <w:tcPr>
-            <w:tcW w:w="3240" w:type="dxa"/>
-            <w:tcBorders>
-              <w:top w:val="single" w:sz="4" w:space="0" w:color="B7C9D9"/>
-              <w:left w:val="single" w:sz="4" w:space="0" w:color="B7C9D9"/>
-              <w:bottom w:val="single" w:sz="4" w:space="0" w:color="B7C9D9"/>
-              <w:right w:val="single" w:sz="4" w:space="0" w:color="B7C9D9"/>
-            </w:tcBorders>
-            <w:tcMar>
-              <w:top w:w="90" w:type="dxa"/>
-              <w:left w:w="90" w:type="dxa"/>
-              <w:bottom w:w="90" w:type="dxa"/>
-              <w:right w:w="90" w:type="dxa"/>
-            </w:tcMar>
-            <w:vAlign w:val="center"/>
-          </w:tcPr>
-          <w:p>
-            <w:pPr>
-              <w:spacing w:after="0" w:line="240" w:lineRule="auto"/>
-            </w:pPr>
-            <w:r>
-              <w:rPr>
-                <w:rFonts w:ascii="Arial" w:hAnsi="Arial"/>
-                <w:sz w:val="16"/>
-              </w:rPr>
-              <w:t>Shared course cases / business context</w:t>
-            </w:r>
-            <w:r>
-              <w:rPr>
-                <w:rFonts w:ascii="Arial" w:hAnsi="Arial"/>
-                <w:sz w:val="16"/>
-              </w:rPr>
-              <w:br/>
-              <w:t>Skills: OneDrive, Microsoft Office</w:t>
-            </w:r>
-          </w:p>
-        </w:tc>
-        <w:tc>
-          <w:tcPr>
-            <w:tcW w:w="2520" w:type="dxa"/>
-            <w:tcBorders>
-              <w:top w:val="single" w:sz="4" w:space="0" w:color="B7C9D9"/>
-              <w:left w:val="single" w:sz="4" w:space="0" w:color="B7C9D9"/>
-              <w:bottom w:val="single" w:sz="4" w:space="0" w:color="B7C9D9"/>
-              <w:right w:val="single" w:sz="4" w:space="0" w:color="B7C9D9"/>
-            </w:tcBorders>
-            <w:tcMar>
-              <w:top w:w="90" w:type="dxa"/>
-              <w:left w:w="90" w:type="dxa"/>
-              <w:bottom w:w="90" w:type="dxa"/>
-              <w:right w:w="90" w:type="dxa"/>
-            </w:tcMar>
-            <w:vAlign w:val="center"/>
-          </w:tcPr>
-          <w:p>
-            <w:pPr>
-              <w:spacing w:after="0" w:line="240" w:lineRule="auto"/>
-            </w:pPr>
-            <w:r>
-              <w:rPr>
-                <w:rFonts w:ascii="Arial" w:hAnsi="Arial"/>
-                <w:sz w:val="16"/>
-              </w:rPr>
-              <w:t>Slides; Reading</w:t>
-            </w:r>
-            <w:r>
-              <w:rPr>
-                <w:rFonts w:ascii="Arial" w:hAnsi="Arial"/>
-                <w:sz w:val="16"/>
-              </w:rPr>
-              <w:br/>
-              <w:t>Status: Live</w:t>
+            <w:r/>
+            <w:r>
+              <w:rPr>
+                <w:rFonts w:ascii="Arial" w:hAnsi="Arial"/>
+                <w:b/>
+                <w:sz w:val="16"/>
+              </w:rPr>
+              <w:t>Sep. 3</w:t>
+            </w:r>
+          </w:p>
+        </w:tc>
+        <w:tc>
+          <w:tcPr>
+            <w:tcW w:w="3500" w:type="dxa"/>
+            <w:tcBorders>
+              <w:top w:val="single" w:sz="4" w:space="0" w:color="B7C9D9"/>
+              <w:left w:val="single" w:sz="4" w:space="0" w:color="B7C9D9"/>
+              <w:bottom w:val="single" w:sz="4" w:space="0" w:color="B7C9D9"/>
+              <w:right w:val="single" w:sz="4" w:space="0" w:color="B7C9D9"/>
+            </w:tcBorders>
+            <w:tcMar>
+              <w:top w:w="90" w:type="dxa"/>
+              <w:left w:w="90" w:type="dxa"/>
+              <w:bottom w:w="90" w:type="dxa"/>
+              <w:right w:w="90" w:type="dxa"/>
+            </w:tcMar>
+            <w:vAlign w:val="center"/>
+            <w:shd w:fill="FAF8F3"/>
+          </w:tcPr>
+          <w:p>
+            <w:pPr>
+              <w:spacing w:before="0" w:after="0" w:line="240" w:lineRule="auto"/>
+              <w:jc w:val="left"/>
+            </w:pPr>
+            <w:r/>
+            <w:r>
+              <w:rPr>
+                <w:rFonts w:ascii="Arial" w:hAnsi="Arial"/>
+                <w:b w:val="0"/>
+                <w:sz w:val="16"/>
+              </w:rPr>
+              <w:t>Intro M01-L01: Course Introduction</w:t>
+            </w:r>
+          </w:p>
+        </w:tc>
+        <w:tc>
+          <w:tcPr>
+            <w:tcW w:w="3300" w:type="dxa"/>
+            <w:tcBorders>
+              <w:top w:val="single" w:sz="4" w:space="0" w:color="B7C9D9"/>
+              <w:left w:val="single" w:sz="4" w:space="0" w:color="B7C9D9"/>
+              <w:bottom w:val="single" w:sz="4" w:space="0" w:color="B7C9D9"/>
+              <w:right w:val="single" w:sz="4" w:space="0" w:color="B7C9D9"/>
+            </w:tcBorders>
+            <w:tcMar>
+              <w:top w:w="90" w:type="dxa"/>
+              <w:left w:w="90" w:type="dxa"/>
+              <w:bottom w:w="90" w:type="dxa"/>
+              <w:right w:w="90" w:type="dxa"/>
+            </w:tcMar>
+            <w:vAlign w:val="center"/>
+            <w:shd w:fill="FAF8F3"/>
+          </w:tcPr>
+          <w:p>
+            <w:pPr>
+              <w:spacing w:before="0" w:after="0" w:line="240" w:lineRule="auto"/>
+              <w:jc w:val="left"/>
+            </w:pPr>
+            <w:r/>
+            <w:r>
+              <w:rPr>
+                <w:rFonts w:ascii="Arial" w:hAnsi="Arial"/>
+                <w:b w:val="0"/>
+                <w:sz w:val="16"/>
+              </w:rPr>
+              <w:t>Course setup and how learning works</w:t>
+            </w:r>
+          </w:p>
+        </w:tc>
+        <w:tc>
+          <w:tcPr>
+            <w:tcW w:w="2130" w:type="dxa"/>
+            <w:tcBorders>
+              <w:top w:val="single" w:sz="4" w:space="0" w:color="B7C9D9"/>
+              <w:left w:val="single" w:sz="4" w:space="0" w:color="B7C9D9"/>
+              <w:bottom w:val="single" w:sz="4" w:space="0" w:color="B7C9D9"/>
+              <w:right w:val="single" w:sz="4" w:space="0" w:color="B7C9D9"/>
+            </w:tcBorders>
+            <w:tcMar>
+              <w:top w:w="90" w:type="dxa"/>
+              <w:left w:w="90" w:type="dxa"/>
+              <w:bottom w:w="90" w:type="dxa"/>
+              <w:right w:w="90" w:type="dxa"/>
+            </w:tcMar>
+            <w:vAlign w:val="center"/>
+            <w:shd w:fill="FAF8F3"/>
+          </w:tcPr>
+          <w:p>
+            <w:pPr>
+              <w:spacing w:before="0" w:after="0" w:line="240" w:lineRule="auto"/>
+              <w:jc w:val="left"/>
+            </w:pPr>
+            <w:r/>
+            <w:r>
+              <w:rPr>
+                <w:rFonts w:ascii="Arial" w:hAnsi="Arial"/>
+                <w:b w:val="0"/>
+                <w:sz w:val="16"/>
+              </w:rPr>
+              <w:t>Padlet and syllabus due</w:t>
             </w:r>
           </w:p>
         </w:tc>
@@ -1850,138 +1858,137 @@
       <w:tr>
         <w:tc>
           <w:tcPr>
-            <w:tcW w:w="792" w:type="dxa"/>
-            <w:tcBorders>
-              <w:top w:val="single" w:sz="4" w:space="0" w:color="B7C9D9"/>
-              <w:left w:val="single" w:sz="4" w:space="0" w:color="B7C9D9"/>
-              <w:bottom w:val="single" w:sz="4" w:space="0" w:color="B7C9D9"/>
-              <w:right w:val="single" w:sz="4" w:space="0" w:color="B7C9D9"/>
-            </w:tcBorders>
-            <w:tcMar>
-              <w:top w:w="90" w:type="dxa"/>
-              <w:left w:w="90" w:type="dxa"/>
-              <w:bottom w:w="90" w:type="dxa"/>
-              <w:right w:w="90" w:type="dxa"/>
-            </w:tcMar>
-            <w:vAlign w:val="center"/>
-          </w:tcPr>
-          <w:p>
-            <w:pPr>
-              <w:spacing w:after="0" w:line="240" w:lineRule="auto"/>
+            <w:tcW w:w="1150" w:type="dxa"/>
+            <w:tcBorders>
+              <w:top w:val="single" w:sz="4" w:space="0" w:color="B7C9D9"/>
+              <w:left w:val="single" w:sz="4" w:space="0" w:color="B7C9D9"/>
+              <w:bottom w:val="single" w:sz="4" w:space="0" w:color="B7C9D9"/>
+              <w:right w:val="single" w:sz="4" w:space="0" w:color="B7C9D9"/>
+            </w:tcBorders>
+            <w:tcMar>
+              <w:top w:w="90" w:type="dxa"/>
+              <w:left w:w="90" w:type="dxa"/>
+              <w:bottom w:w="90" w:type="dxa"/>
+              <w:right w:w="90" w:type="dxa"/>
+            </w:tcMar>
+            <w:vAlign w:val="center"/>
+            <w:shd w:fill="FFFFFF"/>
+          </w:tcPr>
+          <w:p>
+            <w:pPr>
+              <w:spacing w:before="0" w:after="0" w:line="240" w:lineRule="auto"/>
               <w:jc w:val="center"/>
             </w:pPr>
-            <w:r>
-              <w:rPr>
-                <w:rFonts w:ascii="Arial" w:hAnsi="Arial"/>
-                <w:sz w:val="16"/>
-              </w:rPr>
-              <w:t>3</w:t>
-            </w:r>
-          </w:p>
-        </w:tc>
-        <w:tc>
-          <w:tcPr>
-            <w:tcW w:w="3528" w:type="dxa"/>
-            <w:tcBorders>
-              <w:top w:val="single" w:sz="4" w:space="0" w:color="B7C9D9"/>
-              <w:left w:val="single" w:sz="4" w:space="0" w:color="B7C9D9"/>
-              <w:bottom w:val="single" w:sz="4" w:space="0" w:color="B7C9D9"/>
-              <w:right w:val="single" w:sz="4" w:space="0" w:color="B7C9D9"/>
-            </w:tcBorders>
-            <w:tcMar>
-              <w:top w:w="90" w:type="dxa"/>
-              <w:left w:w="90" w:type="dxa"/>
-              <w:bottom w:w="90" w:type="dxa"/>
-              <w:right w:w="90" w:type="dxa"/>
-            </w:tcMar>
-            <w:vAlign w:val="center"/>
-          </w:tcPr>
-          <w:p>
-            <w:pPr>
-              <w:spacing w:after="0" w:line="240" w:lineRule="auto"/>
-            </w:pPr>
-            <w:r>
-              <w:rPr>
-                <w:rFonts w:ascii="Arial" w:hAnsi="Arial"/>
-                <w:sz w:val="16"/>
-              </w:rPr>
-              <w:t>Intro M01-L03: Company Case Studies</w:t>
-            </w:r>
-          </w:p>
-        </w:tc>
-        <w:tc>
-          <w:tcPr>
-            <w:tcW w:w="3240" w:type="dxa"/>
-            <w:tcBorders>
-              <w:top w:val="single" w:sz="4" w:space="0" w:color="B7C9D9"/>
-              <w:left w:val="single" w:sz="4" w:space="0" w:color="B7C9D9"/>
-              <w:bottom w:val="single" w:sz="4" w:space="0" w:color="B7C9D9"/>
-              <w:right w:val="single" w:sz="4" w:space="0" w:color="B7C9D9"/>
-            </w:tcBorders>
-            <w:tcMar>
-              <w:top w:w="90" w:type="dxa"/>
-              <w:left w:w="90" w:type="dxa"/>
-              <w:bottom w:w="90" w:type="dxa"/>
-              <w:right w:w="90" w:type="dxa"/>
-            </w:tcMar>
-            <w:vAlign w:val="center"/>
-          </w:tcPr>
-          <w:p>
-            <w:pPr>
-              <w:spacing w:after="0" w:line="240" w:lineRule="auto"/>
-            </w:pPr>
-            <w:r>
-              <w:rPr>
-                <w:rFonts w:ascii="Arial" w:hAnsi="Arial"/>
-                <w:sz w:val="16"/>
-              </w:rPr>
-              <w:t>Course case companies</w:t>
-            </w:r>
-            <w:r>
-              <w:rPr>
-                <w:rFonts w:ascii="Arial" w:hAnsi="Arial"/>
-                <w:sz w:val="16"/>
-              </w:rPr>
-              <w:br/>
-              <w:t>Skills: Business context, Case study navigation</w:t>
-            </w:r>
-          </w:p>
-        </w:tc>
-        <w:tc>
-          <w:tcPr>
-            <w:tcW w:w="2520" w:type="dxa"/>
-            <w:tcBorders>
-              <w:top w:val="single" w:sz="4" w:space="0" w:color="B7C9D9"/>
-              <w:left w:val="single" w:sz="4" w:space="0" w:color="B7C9D9"/>
-              <w:bottom w:val="single" w:sz="4" w:space="0" w:color="B7C9D9"/>
-              <w:right w:val="single" w:sz="4" w:space="0" w:color="B7C9D9"/>
-            </w:tcBorders>
-            <w:tcMar>
-              <w:top w:w="90" w:type="dxa"/>
-              <w:left w:w="90" w:type="dxa"/>
-              <w:bottom w:w="90" w:type="dxa"/>
-              <w:right w:w="90" w:type="dxa"/>
-            </w:tcMar>
-            <w:vAlign w:val="center"/>
-          </w:tcPr>
-          <w:p>
-            <w:pPr>
-              <w:spacing w:after="0" w:line="240" w:lineRule="auto"/>
-            </w:pPr>
-            <w:r>
-              <w:rPr>
-                <w:rFonts w:ascii="Arial" w:hAnsi="Arial"/>
-                <w:sz w:val="16"/>
-              </w:rPr>
-              <w:t>Reading; Company Profiles</w:t>
-            </w:r>
-            <w:r>
-              <w:rPr>
-                <w:rFonts w:ascii="Arial" w:hAnsi="Arial"/>
-                <w:sz w:val="16"/>
-              </w:rPr>
-              <w:br/>
-              <w:t>Status: Live</w:t>
+            <w:r/>
+            <w:r>
+              <w:rPr>
+                <w:rFonts w:ascii="Arial" w:hAnsi="Arial"/>
+                <w:b/>
+                <w:sz w:val="16"/>
+              </w:rPr>
+              <w:t>Sep. 8</w:t>
+            </w:r>
+          </w:p>
+        </w:tc>
+        <w:tc>
+          <w:tcPr>
+            <w:tcW w:w="3500" w:type="dxa"/>
+            <w:tcBorders>
+              <w:top w:val="single" w:sz="4" w:space="0" w:color="B7C9D9"/>
+              <w:left w:val="single" w:sz="4" w:space="0" w:color="B7C9D9"/>
+              <w:bottom w:val="single" w:sz="4" w:space="0" w:color="B7C9D9"/>
+              <w:right w:val="single" w:sz="4" w:space="0" w:color="B7C9D9"/>
+            </w:tcBorders>
+            <w:tcMar>
+              <w:top w:w="90" w:type="dxa"/>
+              <w:left w:w="90" w:type="dxa"/>
+              <w:bottom w:w="90" w:type="dxa"/>
+              <w:right w:w="90" w:type="dxa"/>
+            </w:tcMar>
+            <w:vAlign w:val="center"/>
+            <w:shd w:fill="FFFFFF"/>
+          </w:tcPr>
+          <w:p>
+            <w:pPr>
+              <w:spacing w:before="0" w:after="0" w:line="240" w:lineRule="auto"/>
+              <w:jc w:val="left"/>
+            </w:pPr>
+            <w:r/>
+            <w:r>
+              <w:rPr>
+                <w:rFonts w:ascii="Arial" w:hAnsi="Arial"/>
+                <w:b w:val="0"/>
+                <w:sz w:val="16"/>
+              </w:rPr>
+              <w:t>Intro M01-L02/L03: Technology Orientation + Company Case Studies</w:t>
+            </w:r>
+          </w:p>
+        </w:tc>
+        <w:tc>
+          <w:tcPr>
+            <w:tcW w:w="3300" w:type="dxa"/>
+            <w:tcBorders>
+              <w:top w:val="single" w:sz="4" w:space="0" w:color="B7C9D9"/>
+              <w:left w:val="single" w:sz="4" w:space="0" w:color="B7C9D9"/>
+              <w:bottom w:val="single" w:sz="4" w:space="0" w:color="B7C9D9"/>
+              <w:right w:val="single" w:sz="4" w:space="0" w:color="B7C9D9"/>
+            </w:tcBorders>
+            <w:tcMar>
+              <w:top w:w="90" w:type="dxa"/>
+              <w:left w:w="90" w:type="dxa"/>
+              <w:bottom w:w="90" w:type="dxa"/>
+              <w:right w:w="90" w:type="dxa"/>
+            </w:tcMar>
+            <w:vAlign w:val="center"/>
+            <w:shd w:fill="FFFFFF"/>
+          </w:tcPr>
+          <w:p>
+            <w:pPr>
+              <w:spacing w:before="0" w:after="0" w:line="240" w:lineRule="auto"/>
+              <w:jc w:val="left"/>
+            </w:pPr>
+            <w:r/>
+            <w:r>
+              <w:rPr>
+                <w:rFonts w:ascii="Arial" w:hAnsi="Arial"/>
+                <w:b w:val="0"/>
+                <w:sz w:val="16"/>
+              </w:rPr>
+              <w:t>OneDrive, Microsoft 365, and the four course companies</w:t>
+            </w:r>
+          </w:p>
+        </w:tc>
+        <w:tc>
+          <w:tcPr>
+            <w:tcW w:w="2130" w:type="dxa"/>
+            <w:tcBorders>
+              <w:top w:val="single" w:sz="4" w:space="0" w:color="B7C9D9"/>
+              <w:left w:val="single" w:sz="4" w:space="0" w:color="B7C9D9"/>
+              <w:bottom w:val="single" w:sz="4" w:space="0" w:color="B7C9D9"/>
+              <w:right w:val="single" w:sz="4" w:space="0" w:color="B7C9D9"/>
+            </w:tcBorders>
+            <w:tcMar>
+              <w:top w:w="90" w:type="dxa"/>
+              <w:left w:w="90" w:type="dxa"/>
+              <w:bottom w:w="90" w:type="dxa"/>
+              <w:right w:w="90" w:type="dxa"/>
+            </w:tcMar>
+            <w:vAlign w:val="center"/>
+            <w:shd w:fill="FFFFFF"/>
+          </w:tcPr>
+          <w:p>
+            <w:pPr>
+              <w:spacing w:before="0" w:after="0" w:line="240" w:lineRule="auto"/>
+              <w:jc w:val="left"/>
+            </w:pPr>
+            <w:r/>
+            <w:r>
+              <w:rPr>
+                <w:rFonts w:ascii="Arial" w:hAnsi="Arial"/>
+                <w:b w:val="0"/>
+                <w:sz w:val="16"/>
+              </w:rPr>
+              <w:t>Intro reading, QTI questions, and company profiles due</w:t>
             </w:r>
           </w:p>
         </w:tc>
@@ -1989,138 +1996,137 @@
       <w:tr>
         <w:tc>
           <w:tcPr>
-            <w:tcW w:w="792" w:type="dxa"/>
-            <w:tcBorders>
-              <w:top w:val="single" w:sz="4" w:space="0" w:color="B7C9D9"/>
-              <w:left w:val="single" w:sz="4" w:space="0" w:color="B7C9D9"/>
-              <w:bottom w:val="single" w:sz="4" w:space="0" w:color="B7C9D9"/>
-              <w:right w:val="single" w:sz="4" w:space="0" w:color="B7C9D9"/>
-            </w:tcBorders>
-            <w:tcMar>
-              <w:top w:w="90" w:type="dxa"/>
-              <w:left w:w="90" w:type="dxa"/>
-              <w:bottom w:w="90" w:type="dxa"/>
-              <w:right w:w="90" w:type="dxa"/>
-            </w:tcMar>
-            <w:vAlign w:val="center"/>
-          </w:tcPr>
-          <w:p>
-            <w:pPr>
-              <w:spacing w:after="0" w:line="240" w:lineRule="auto"/>
+            <w:tcW w:w="1150" w:type="dxa"/>
+            <w:tcBorders>
+              <w:top w:val="single" w:sz="4" w:space="0" w:color="B7C9D9"/>
+              <w:left w:val="single" w:sz="4" w:space="0" w:color="B7C9D9"/>
+              <w:bottom w:val="single" w:sz="4" w:space="0" w:color="B7C9D9"/>
+              <w:right w:val="single" w:sz="4" w:space="0" w:color="B7C9D9"/>
+            </w:tcBorders>
+            <w:tcMar>
+              <w:top w:w="90" w:type="dxa"/>
+              <w:left w:w="90" w:type="dxa"/>
+              <w:bottom w:w="90" w:type="dxa"/>
+              <w:right w:w="90" w:type="dxa"/>
+            </w:tcMar>
+            <w:vAlign w:val="center"/>
+            <w:shd w:fill="FAF8F3"/>
+          </w:tcPr>
+          <w:p>
+            <w:pPr>
+              <w:spacing w:before="0" w:after="0" w:line="240" w:lineRule="auto"/>
               <w:jc w:val="center"/>
             </w:pPr>
-            <w:r>
-              <w:rPr>
-                <w:rFonts w:ascii="Arial" w:hAnsi="Arial"/>
-                <w:sz w:val="16"/>
-              </w:rPr>
-              <w:t>4</w:t>
-            </w:r>
-          </w:p>
-        </w:tc>
-        <w:tc>
-          <w:tcPr>
-            <w:tcW w:w="3528" w:type="dxa"/>
-            <w:tcBorders>
-              <w:top w:val="single" w:sz="4" w:space="0" w:color="B7C9D9"/>
-              <w:left w:val="single" w:sz="4" w:space="0" w:color="B7C9D9"/>
-              <w:bottom w:val="single" w:sz="4" w:space="0" w:color="B7C9D9"/>
-              <w:right w:val="single" w:sz="4" w:space="0" w:color="B7C9D9"/>
-            </w:tcBorders>
-            <w:tcMar>
-              <w:top w:w="90" w:type="dxa"/>
-              <w:left w:w="90" w:type="dxa"/>
-              <w:bottom w:w="90" w:type="dxa"/>
-              <w:right w:w="90" w:type="dxa"/>
-            </w:tcMar>
-            <w:vAlign w:val="center"/>
-          </w:tcPr>
-          <w:p>
-            <w:pPr>
-              <w:spacing w:after="0" w:line="240" w:lineRule="auto"/>
-            </w:pPr>
-            <w:r>
-              <w:rPr>
-                <w:rFonts w:ascii="Arial" w:hAnsi="Arial"/>
-                <w:sz w:val="16"/>
-              </w:rPr>
-              <w:t>Math M01: Basic Math: Whole Numbers, Fractions, and Percents</w:t>
-            </w:r>
-          </w:p>
-        </w:tc>
-        <w:tc>
-          <w:tcPr>
-            <w:tcW w:w="3240" w:type="dxa"/>
-            <w:tcBorders>
-              <w:top w:val="single" w:sz="4" w:space="0" w:color="B7C9D9"/>
-              <w:left w:val="single" w:sz="4" w:space="0" w:color="B7C9D9"/>
-              <w:bottom w:val="single" w:sz="4" w:space="0" w:color="B7C9D9"/>
-              <w:right w:val="single" w:sz="4" w:space="0" w:color="B7C9D9"/>
-            </w:tcBorders>
-            <w:tcMar>
-              <w:top w:w="90" w:type="dxa"/>
-              <w:left w:w="90" w:type="dxa"/>
-              <w:bottom w:w="90" w:type="dxa"/>
-              <w:right w:w="90" w:type="dxa"/>
-            </w:tcMar>
-            <w:vAlign w:val="center"/>
-          </w:tcPr>
-          <w:p>
-            <w:pPr>
-              <w:spacing w:after="0" w:line="240" w:lineRule="auto"/>
-            </w:pPr>
-            <w:r>
-              <w:rPr>
-                <w:rFonts w:ascii="Arial" w:hAnsi="Arial"/>
-                <w:sz w:val="16"/>
-              </w:rPr>
-              <w:t>Tidal Goods Co.</w:t>
-            </w:r>
-            <w:r>
-              <w:rPr>
-                <w:rFonts w:ascii="Arial" w:hAnsi="Arial"/>
-                <w:sz w:val="16"/>
-              </w:rPr>
-              <w:br/>
-              <w:t>Skills: Percents, Fractions, Excel arithmetic</w:t>
-            </w:r>
-          </w:p>
-        </w:tc>
-        <w:tc>
-          <w:tcPr>
-            <w:tcW w:w="2520" w:type="dxa"/>
-            <w:tcBorders>
-              <w:top w:val="single" w:sz="4" w:space="0" w:color="B7C9D9"/>
-              <w:left w:val="single" w:sz="4" w:space="0" w:color="B7C9D9"/>
-              <w:bottom w:val="single" w:sz="4" w:space="0" w:color="B7C9D9"/>
-              <w:right w:val="single" w:sz="4" w:space="0" w:color="B7C9D9"/>
-            </w:tcBorders>
-            <w:tcMar>
-              <w:top w:w="90" w:type="dxa"/>
-              <w:left w:w="90" w:type="dxa"/>
-              <w:bottom w:w="90" w:type="dxa"/>
-              <w:right w:w="90" w:type="dxa"/>
-            </w:tcMar>
-            <w:vAlign w:val="center"/>
-          </w:tcPr>
-          <w:p>
-            <w:pPr>
-              <w:spacing w:after="0" w:line="240" w:lineRule="auto"/>
-            </w:pPr>
-            <w:r>
-              <w:rPr>
-                <w:rFonts w:ascii="Arial" w:hAnsi="Arial"/>
-                <w:sz w:val="16"/>
-              </w:rPr>
-              <w:t>Slides; Reading; Starter Workbook</w:t>
-            </w:r>
-            <w:r>
-              <w:rPr>
-                <w:rFonts w:ascii="Arial" w:hAnsi="Arial"/>
-                <w:sz w:val="16"/>
-              </w:rPr>
-              <w:br/>
-              <w:t>Status: Live</w:t>
+            <w:r/>
+            <w:r>
+              <w:rPr>
+                <w:rFonts w:ascii="Arial" w:hAnsi="Arial"/>
+                <w:b/>
+                <w:sz w:val="16"/>
+              </w:rPr>
+              <w:t>Sep. 10</w:t>
+            </w:r>
+          </w:p>
+        </w:tc>
+        <w:tc>
+          <w:tcPr>
+            <w:tcW w:w="3500" w:type="dxa"/>
+            <w:tcBorders>
+              <w:top w:val="single" w:sz="4" w:space="0" w:color="B7C9D9"/>
+              <w:left w:val="single" w:sz="4" w:space="0" w:color="B7C9D9"/>
+              <w:bottom w:val="single" w:sz="4" w:space="0" w:color="B7C9D9"/>
+              <w:right w:val="single" w:sz="4" w:space="0" w:color="B7C9D9"/>
+            </w:tcBorders>
+            <w:tcMar>
+              <w:top w:w="90" w:type="dxa"/>
+              <w:left w:w="90" w:type="dxa"/>
+              <w:bottom w:w="90" w:type="dxa"/>
+              <w:right w:w="90" w:type="dxa"/>
+            </w:tcMar>
+            <w:vAlign w:val="center"/>
+            <w:shd w:fill="FAF8F3"/>
+          </w:tcPr>
+          <w:p>
+            <w:pPr>
+              <w:spacing w:before="0" w:after="0" w:line="240" w:lineRule="auto"/>
+              <w:jc w:val="left"/>
+            </w:pPr>
+            <w:r/>
+            <w:r>
+              <w:rPr>
+                <w:rFonts w:ascii="Arial" w:hAnsi="Arial"/>
+                <w:b w:val="0"/>
+                <w:sz w:val="16"/>
+              </w:rPr>
+              <w:t>Excel M01: Creating and Editing Worksheets</w:t>
+            </w:r>
+          </w:p>
+        </w:tc>
+        <w:tc>
+          <w:tcPr>
+            <w:tcW w:w="3300" w:type="dxa"/>
+            <w:tcBorders>
+              <w:top w:val="single" w:sz="4" w:space="0" w:color="B7C9D9"/>
+              <w:left w:val="single" w:sz="4" w:space="0" w:color="B7C9D9"/>
+              <w:bottom w:val="single" w:sz="4" w:space="0" w:color="B7C9D9"/>
+              <w:right w:val="single" w:sz="4" w:space="0" w:color="B7C9D9"/>
+            </w:tcBorders>
+            <w:tcMar>
+              <w:top w:w="90" w:type="dxa"/>
+              <w:left w:w="90" w:type="dxa"/>
+              <w:bottom w:w="90" w:type="dxa"/>
+              <w:right w:w="90" w:type="dxa"/>
+            </w:tcMar>
+            <w:vAlign w:val="center"/>
+            <w:shd w:fill="FAF8F3"/>
+          </w:tcPr>
+          <w:p>
+            <w:pPr>
+              <w:spacing w:before="0" w:after="0" w:line="240" w:lineRule="auto"/>
+              <w:jc w:val="left"/>
+            </w:pPr>
+            <w:r/>
+            <w:r>
+              <w:rPr>
+                <w:rFonts w:ascii="Arial" w:hAnsi="Arial"/>
+                <w:b w:val="0"/>
+                <w:sz w:val="16"/>
+              </w:rPr>
+              <w:t>Workbook setup, worksheet editing, and interactive practice</w:t>
+            </w:r>
+          </w:p>
+        </w:tc>
+        <w:tc>
+          <w:tcPr>
+            <w:tcW w:w="2130" w:type="dxa"/>
+            <w:tcBorders>
+              <w:top w:val="single" w:sz="4" w:space="0" w:color="B7C9D9"/>
+              <w:left w:val="single" w:sz="4" w:space="0" w:color="B7C9D9"/>
+              <w:bottom w:val="single" w:sz="4" w:space="0" w:color="B7C9D9"/>
+              <w:right w:val="single" w:sz="4" w:space="0" w:color="B7C9D9"/>
+            </w:tcBorders>
+            <w:tcMar>
+              <w:top w:w="90" w:type="dxa"/>
+              <w:left w:w="90" w:type="dxa"/>
+              <w:bottom w:w="90" w:type="dxa"/>
+              <w:right w:w="90" w:type="dxa"/>
+            </w:tcMar>
+            <w:vAlign w:val="center"/>
+            <w:shd w:fill="FAF8F3"/>
+          </w:tcPr>
+          <w:p>
+            <w:pPr>
+              <w:spacing w:before="0" w:after="0" w:line="240" w:lineRule="auto"/>
+              <w:jc w:val="left"/>
+            </w:pPr>
+            <w:r/>
+            <w:r>
+              <w:rPr>
+                <w:rFonts w:ascii="Arial" w:hAnsi="Arial"/>
+                <w:b w:val="0"/>
+                <w:sz w:val="16"/>
+              </w:rPr>
+              <w:t>Excel M01 preparation due</w:t>
             </w:r>
           </w:p>
         </w:tc>
@@ -2128,138 +2134,137 @@
       <w:tr>
         <w:tc>
           <w:tcPr>
-            <w:tcW w:w="792" w:type="dxa"/>
-            <w:tcBorders>
-              <w:top w:val="single" w:sz="4" w:space="0" w:color="B7C9D9"/>
-              <w:left w:val="single" w:sz="4" w:space="0" w:color="B7C9D9"/>
-              <w:bottom w:val="single" w:sz="4" w:space="0" w:color="B7C9D9"/>
-              <w:right w:val="single" w:sz="4" w:space="0" w:color="B7C9D9"/>
-            </w:tcBorders>
-            <w:tcMar>
-              <w:top w:w="90" w:type="dxa"/>
-              <w:left w:w="90" w:type="dxa"/>
-              <w:bottom w:w="90" w:type="dxa"/>
-              <w:right w:w="90" w:type="dxa"/>
-            </w:tcMar>
-            <w:vAlign w:val="center"/>
-          </w:tcPr>
-          <w:p>
-            <w:pPr>
-              <w:spacing w:after="0" w:line="240" w:lineRule="auto"/>
+            <w:tcW w:w="1150" w:type="dxa"/>
+            <w:tcBorders>
+              <w:top w:val="single" w:sz="4" w:space="0" w:color="B7C9D9"/>
+              <w:left w:val="single" w:sz="4" w:space="0" w:color="B7C9D9"/>
+              <w:bottom w:val="single" w:sz="4" w:space="0" w:color="B7C9D9"/>
+              <w:right w:val="single" w:sz="4" w:space="0" w:color="B7C9D9"/>
+            </w:tcBorders>
+            <w:tcMar>
+              <w:top w:w="90" w:type="dxa"/>
+              <w:left w:w="90" w:type="dxa"/>
+              <w:bottom w:w="90" w:type="dxa"/>
+              <w:right w:w="90" w:type="dxa"/>
+            </w:tcMar>
+            <w:vAlign w:val="center"/>
+            <w:shd w:fill="FFFFFF"/>
+          </w:tcPr>
+          <w:p>
+            <w:pPr>
+              <w:spacing w:before="0" w:after="0" w:line="240" w:lineRule="auto"/>
               <w:jc w:val="center"/>
             </w:pPr>
-            <w:r>
-              <w:rPr>
-                <w:rFonts w:ascii="Arial" w:hAnsi="Arial"/>
-                <w:sz w:val="16"/>
-              </w:rPr>
-              <w:t>5</w:t>
-            </w:r>
-          </w:p>
-        </w:tc>
-        <w:tc>
-          <w:tcPr>
-            <w:tcW w:w="3528" w:type="dxa"/>
-            <w:tcBorders>
-              <w:top w:val="single" w:sz="4" w:space="0" w:color="B7C9D9"/>
-              <w:left w:val="single" w:sz="4" w:space="0" w:color="B7C9D9"/>
-              <w:bottom w:val="single" w:sz="4" w:space="0" w:color="B7C9D9"/>
-              <w:right w:val="single" w:sz="4" w:space="0" w:color="B7C9D9"/>
-            </w:tcBorders>
-            <w:tcMar>
-              <w:top w:w="90" w:type="dxa"/>
-              <w:left w:w="90" w:type="dxa"/>
-              <w:bottom w:w="90" w:type="dxa"/>
-              <w:right w:w="90" w:type="dxa"/>
-            </w:tcMar>
-            <w:vAlign w:val="center"/>
-          </w:tcPr>
-          <w:p>
-            <w:pPr>
-              <w:spacing w:after="0" w:line="240" w:lineRule="auto"/>
-            </w:pPr>
-            <w:r>
-              <w:rPr>
-                <w:rFonts w:ascii="Arial" w:hAnsi="Arial"/>
-                <w:sz w:val="16"/>
-              </w:rPr>
-              <w:t>Math M02: Solving Equations</w:t>
-            </w:r>
-          </w:p>
-        </w:tc>
-        <w:tc>
-          <w:tcPr>
-            <w:tcW w:w="3240" w:type="dxa"/>
-            <w:tcBorders>
-              <w:top w:val="single" w:sz="4" w:space="0" w:color="B7C9D9"/>
-              <w:left w:val="single" w:sz="4" w:space="0" w:color="B7C9D9"/>
-              <w:bottom w:val="single" w:sz="4" w:space="0" w:color="B7C9D9"/>
-              <w:right w:val="single" w:sz="4" w:space="0" w:color="B7C9D9"/>
-            </w:tcBorders>
-            <w:tcMar>
-              <w:top w:w="90" w:type="dxa"/>
-              <w:left w:w="90" w:type="dxa"/>
-              <w:bottom w:w="90" w:type="dxa"/>
-              <w:right w:w="90" w:type="dxa"/>
-            </w:tcMar>
-            <w:vAlign w:val="center"/>
-          </w:tcPr>
-          <w:p>
-            <w:pPr>
-              <w:spacing w:after="0" w:line="240" w:lineRule="auto"/>
-            </w:pPr>
-            <w:r>
-              <w:rPr>
-                <w:rFonts w:ascii="Arial" w:hAnsi="Arial"/>
-                <w:sz w:val="16"/>
-              </w:rPr>
-              <w:t>Meridian Advisory Group</w:t>
-            </w:r>
-            <w:r>
-              <w:rPr>
-                <w:rFonts w:ascii="Arial" w:hAnsi="Arial"/>
-                <w:sz w:val="16"/>
-              </w:rPr>
-              <w:br/>
-              <w:t>Skills: Equations, Algebra in Excel</w:t>
-            </w:r>
-          </w:p>
-        </w:tc>
-        <w:tc>
-          <w:tcPr>
-            <w:tcW w:w="2520" w:type="dxa"/>
-            <w:tcBorders>
-              <w:top w:val="single" w:sz="4" w:space="0" w:color="B7C9D9"/>
-              <w:left w:val="single" w:sz="4" w:space="0" w:color="B7C9D9"/>
-              <w:bottom w:val="single" w:sz="4" w:space="0" w:color="B7C9D9"/>
-              <w:right w:val="single" w:sz="4" w:space="0" w:color="B7C9D9"/>
-            </w:tcBorders>
-            <w:tcMar>
-              <w:top w:w="90" w:type="dxa"/>
-              <w:left w:w="90" w:type="dxa"/>
-              <w:bottom w:w="90" w:type="dxa"/>
-              <w:right w:w="90" w:type="dxa"/>
-            </w:tcMar>
-            <w:vAlign w:val="center"/>
-          </w:tcPr>
-          <w:p>
-            <w:pPr>
-              <w:spacing w:after="0" w:line="240" w:lineRule="auto"/>
-            </w:pPr>
-            <w:r>
-              <w:rPr>
-                <w:rFonts w:ascii="Arial" w:hAnsi="Arial"/>
-                <w:sz w:val="16"/>
-              </w:rPr>
-              <w:t>Slides; Reading; Starter Workbook</w:t>
-            </w:r>
-            <w:r>
-              <w:rPr>
-                <w:rFonts w:ascii="Arial" w:hAnsi="Arial"/>
-                <w:sz w:val="16"/>
-              </w:rPr>
-              <w:br/>
-              <w:t>Status: Live</w:t>
+            <w:r/>
+            <w:r>
+              <w:rPr>
+                <w:rFonts w:ascii="Arial" w:hAnsi="Arial"/>
+                <w:b/>
+                <w:sz w:val="16"/>
+              </w:rPr>
+              <w:t>Sep. 15</w:t>
+            </w:r>
+          </w:p>
+        </w:tc>
+        <w:tc>
+          <w:tcPr>
+            <w:tcW w:w="3500" w:type="dxa"/>
+            <w:tcBorders>
+              <w:top w:val="single" w:sz="4" w:space="0" w:color="B7C9D9"/>
+              <w:left w:val="single" w:sz="4" w:space="0" w:color="B7C9D9"/>
+              <w:bottom w:val="single" w:sz="4" w:space="0" w:color="B7C9D9"/>
+              <w:right w:val="single" w:sz="4" w:space="0" w:color="B7C9D9"/>
+            </w:tcBorders>
+            <w:tcMar>
+              <w:top w:w="90" w:type="dxa"/>
+              <w:left w:w="90" w:type="dxa"/>
+              <w:bottom w:w="90" w:type="dxa"/>
+              <w:right w:w="90" w:type="dxa"/>
+            </w:tcMar>
+            <w:vAlign w:val="center"/>
+            <w:shd w:fill="FFFFFF"/>
+          </w:tcPr>
+          <w:p>
+            <w:pPr>
+              <w:spacing w:before="0" w:after="0" w:line="240" w:lineRule="auto"/>
+              <w:jc w:val="left"/>
+            </w:pPr>
+            <w:r/>
+            <w:r>
+              <w:rPr>
+                <w:rFonts w:ascii="Arial" w:hAnsi="Arial"/>
+                <w:b w:val="0"/>
+                <w:sz w:val="16"/>
+              </w:rPr>
+              <w:t>Math M01: Whole Numbers, Fractions, and Percents</w:t>
+            </w:r>
+          </w:p>
+        </w:tc>
+        <w:tc>
+          <w:tcPr>
+            <w:tcW w:w="3300" w:type="dxa"/>
+            <w:tcBorders>
+              <w:top w:val="single" w:sz="4" w:space="0" w:color="B7C9D9"/>
+              <w:left w:val="single" w:sz="4" w:space="0" w:color="B7C9D9"/>
+              <w:bottom w:val="single" w:sz="4" w:space="0" w:color="B7C9D9"/>
+              <w:right w:val="single" w:sz="4" w:space="0" w:color="B7C9D9"/>
+            </w:tcBorders>
+            <w:tcMar>
+              <w:top w:w="90" w:type="dxa"/>
+              <w:left w:w="90" w:type="dxa"/>
+              <w:bottom w:w="90" w:type="dxa"/>
+              <w:right w:w="90" w:type="dxa"/>
+            </w:tcMar>
+            <w:vAlign w:val="center"/>
+            <w:shd w:fill="FFFFFF"/>
+          </w:tcPr>
+          <w:p>
+            <w:pPr>
+              <w:spacing w:before="0" w:after="0" w:line="240" w:lineRule="auto"/>
+              <w:jc w:val="left"/>
+            </w:pPr>
+            <w:r/>
+            <w:r>
+              <w:rPr>
+                <w:rFonts w:ascii="Arial" w:hAnsi="Arial"/>
+                <w:b w:val="0"/>
+                <w:sz w:val="16"/>
+              </w:rPr>
+              <w:t>Core arithmetic and percent reasoning for business</w:t>
+            </w:r>
+          </w:p>
+        </w:tc>
+        <w:tc>
+          <w:tcPr>
+            <w:tcW w:w="2130" w:type="dxa"/>
+            <w:tcBorders>
+              <w:top w:val="single" w:sz="4" w:space="0" w:color="B7C9D9"/>
+              <w:left w:val="single" w:sz="4" w:space="0" w:color="B7C9D9"/>
+              <w:bottom w:val="single" w:sz="4" w:space="0" w:color="B7C9D9"/>
+              <w:right w:val="single" w:sz="4" w:space="0" w:color="B7C9D9"/>
+            </w:tcBorders>
+            <w:tcMar>
+              <w:top w:w="90" w:type="dxa"/>
+              <w:left w:w="90" w:type="dxa"/>
+              <w:bottom w:w="90" w:type="dxa"/>
+              <w:right w:w="90" w:type="dxa"/>
+            </w:tcMar>
+            <w:vAlign w:val="center"/>
+            <w:shd w:fill="FFFFFF"/>
+          </w:tcPr>
+          <w:p>
+            <w:pPr>
+              <w:spacing w:before="0" w:after="0" w:line="240" w:lineRule="auto"/>
+              <w:jc w:val="left"/>
+            </w:pPr>
+            <w:r/>
+            <w:r>
+              <w:rPr>
+                <w:rFonts w:ascii="Arial" w:hAnsi="Arial"/>
+                <w:b w:val="0"/>
+                <w:sz w:val="16"/>
+              </w:rPr>
+              <w:t>Math M01 preparation due</w:t>
             </w:r>
           </w:p>
         </w:tc>
@@ -2267,138 +2272,137 @@
       <w:tr>
         <w:tc>
           <w:tcPr>
-            <w:tcW w:w="792" w:type="dxa"/>
-            <w:tcBorders>
-              <w:top w:val="single" w:sz="4" w:space="0" w:color="B7C9D9"/>
-              <w:left w:val="single" w:sz="4" w:space="0" w:color="B7C9D9"/>
-              <w:bottom w:val="single" w:sz="4" w:space="0" w:color="B7C9D9"/>
-              <w:right w:val="single" w:sz="4" w:space="0" w:color="B7C9D9"/>
-            </w:tcBorders>
-            <w:tcMar>
-              <w:top w:w="90" w:type="dxa"/>
-              <w:left w:w="90" w:type="dxa"/>
-              <w:bottom w:w="90" w:type="dxa"/>
-              <w:right w:w="90" w:type="dxa"/>
-            </w:tcMar>
-            <w:vAlign w:val="center"/>
-          </w:tcPr>
-          <w:p>
-            <w:pPr>
-              <w:spacing w:after="0" w:line="240" w:lineRule="auto"/>
+            <w:tcW w:w="1150" w:type="dxa"/>
+            <w:tcBorders>
+              <w:top w:val="single" w:sz="4" w:space="0" w:color="B7C9D9"/>
+              <w:left w:val="single" w:sz="4" w:space="0" w:color="B7C9D9"/>
+              <w:bottom w:val="single" w:sz="4" w:space="0" w:color="B7C9D9"/>
+              <w:right w:val="single" w:sz="4" w:space="0" w:color="B7C9D9"/>
+            </w:tcBorders>
+            <w:tcMar>
+              <w:top w:w="90" w:type="dxa"/>
+              <w:left w:w="90" w:type="dxa"/>
+              <w:bottom w:w="90" w:type="dxa"/>
+              <w:right w:w="90" w:type="dxa"/>
+            </w:tcMar>
+            <w:vAlign w:val="center"/>
+            <w:shd w:fill="FAF8F3"/>
+          </w:tcPr>
+          <w:p>
+            <w:pPr>
+              <w:spacing w:before="0" w:after="0" w:line="240" w:lineRule="auto"/>
               <w:jc w:val="center"/>
             </w:pPr>
-            <w:r>
-              <w:rPr>
-                <w:rFonts w:ascii="Arial" w:hAnsi="Arial"/>
-                <w:sz w:val="16"/>
-              </w:rPr>
-              <w:t>6</w:t>
-            </w:r>
-          </w:p>
-        </w:tc>
-        <w:tc>
-          <w:tcPr>
-            <w:tcW w:w="3528" w:type="dxa"/>
-            <w:tcBorders>
-              <w:top w:val="single" w:sz="4" w:space="0" w:color="B7C9D9"/>
-              <w:left w:val="single" w:sz="4" w:space="0" w:color="B7C9D9"/>
-              <w:bottom w:val="single" w:sz="4" w:space="0" w:color="B7C9D9"/>
-              <w:right w:val="single" w:sz="4" w:space="0" w:color="B7C9D9"/>
-            </w:tcBorders>
-            <w:tcMar>
-              <w:top w:w="90" w:type="dxa"/>
-              <w:left w:w="90" w:type="dxa"/>
-              <w:bottom w:w="90" w:type="dxa"/>
-              <w:right w:w="90" w:type="dxa"/>
-            </w:tcMar>
-            <w:vAlign w:val="center"/>
-          </w:tcPr>
-          <w:p>
-            <w:pPr>
-              <w:spacing w:after="0" w:line="240" w:lineRule="auto"/>
-            </w:pPr>
-            <w:r>
-              <w:rPr>
-                <w:rFonts w:ascii="Arial" w:hAnsi="Arial"/>
-                <w:sz w:val="16"/>
-              </w:rPr>
-              <w:t>Math M03: Discounts: Trade and Cash</w:t>
-            </w:r>
-          </w:p>
-        </w:tc>
-        <w:tc>
-          <w:tcPr>
-            <w:tcW w:w="3240" w:type="dxa"/>
-            <w:tcBorders>
-              <w:top w:val="single" w:sz="4" w:space="0" w:color="B7C9D9"/>
-              <w:left w:val="single" w:sz="4" w:space="0" w:color="B7C9D9"/>
-              <w:bottom w:val="single" w:sz="4" w:space="0" w:color="B7C9D9"/>
-              <w:right w:val="single" w:sz="4" w:space="0" w:color="B7C9D9"/>
-            </w:tcBorders>
-            <w:tcMar>
-              <w:top w:w="90" w:type="dxa"/>
-              <w:left w:w="90" w:type="dxa"/>
-              <w:bottom w:w="90" w:type="dxa"/>
-              <w:right w:w="90" w:type="dxa"/>
-            </w:tcMar>
-            <w:vAlign w:val="center"/>
-          </w:tcPr>
-          <w:p>
-            <w:pPr>
-              <w:spacing w:after="0" w:line="240" w:lineRule="auto"/>
-            </w:pPr>
-            <w:r>
-              <w:rPr>
-                <w:rFonts w:ascii="Arial" w:hAnsi="Arial"/>
-                <w:sz w:val="16"/>
-              </w:rPr>
-              <w:t>Tidal Goods Co.</w:t>
-            </w:r>
-            <w:r>
-              <w:rPr>
-                <w:rFonts w:ascii="Arial" w:hAnsi="Arial"/>
-                <w:sz w:val="16"/>
-              </w:rPr>
-              <w:br/>
-              <w:t>Skills: Trade discounts, Cash discounts, Payment terms</w:t>
-            </w:r>
-          </w:p>
-        </w:tc>
-        <w:tc>
-          <w:tcPr>
-            <w:tcW w:w="2520" w:type="dxa"/>
-            <w:tcBorders>
-              <w:top w:val="single" w:sz="4" w:space="0" w:color="B7C9D9"/>
-              <w:left w:val="single" w:sz="4" w:space="0" w:color="B7C9D9"/>
-              <w:bottom w:val="single" w:sz="4" w:space="0" w:color="B7C9D9"/>
-              <w:right w:val="single" w:sz="4" w:space="0" w:color="B7C9D9"/>
-            </w:tcBorders>
-            <w:tcMar>
-              <w:top w:w="90" w:type="dxa"/>
-              <w:left w:w="90" w:type="dxa"/>
-              <w:bottom w:w="90" w:type="dxa"/>
-              <w:right w:w="90" w:type="dxa"/>
-            </w:tcMar>
-            <w:vAlign w:val="center"/>
-          </w:tcPr>
-          <w:p>
-            <w:pPr>
-              <w:spacing w:after="0" w:line="240" w:lineRule="auto"/>
-            </w:pPr>
-            <w:r>
-              <w:rPr>
-                <w:rFonts w:ascii="Arial" w:hAnsi="Arial"/>
-                <w:sz w:val="16"/>
-              </w:rPr>
-              <w:t>Slides; Reading; Starter Workbook</w:t>
-            </w:r>
-            <w:r>
-              <w:rPr>
-                <w:rFonts w:ascii="Arial" w:hAnsi="Arial"/>
-                <w:sz w:val="16"/>
-              </w:rPr>
-              <w:br/>
-              <w:t>Status: Live</w:t>
+            <w:r/>
+            <w:r>
+              <w:rPr>
+                <w:rFonts w:ascii="Arial" w:hAnsi="Arial"/>
+                <w:b/>
+                <w:sz w:val="16"/>
+              </w:rPr>
+              <w:t>Sep. 17</w:t>
+            </w:r>
+          </w:p>
+        </w:tc>
+        <w:tc>
+          <w:tcPr>
+            <w:tcW w:w="3500" w:type="dxa"/>
+            <w:tcBorders>
+              <w:top w:val="single" w:sz="4" w:space="0" w:color="B7C9D9"/>
+              <w:left w:val="single" w:sz="4" w:space="0" w:color="B7C9D9"/>
+              <w:bottom w:val="single" w:sz="4" w:space="0" w:color="B7C9D9"/>
+              <w:right w:val="single" w:sz="4" w:space="0" w:color="B7C9D9"/>
+            </w:tcBorders>
+            <w:tcMar>
+              <w:top w:w="90" w:type="dxa"/>
+              <w:left w:w="90" w:type="dxa"/>
+              <w:bottom w:w="90" w:type="dxa"/>
+              <w:right w:w="90" w:type="dxa"/>
+            </w:tcMar>
+            <w:vAlign w:val="center"/>
+            <w:shd w:fill="FAF8F3"/>
+          </w:tcPr>
+          <w:p>
+            <w:pPr>
+              <w:spacing w:before="0" w:after="0" w:line="240" w:lineRule="auto"/>
+              <w:jc w:val="left"/>
+            </w:pPr>
+            <w:r/>
+            <w:r>
+              <w:rPr>
+                <w:rFonts w:ascii="Arial" w:hAnsi="Arial"/>
+                <w:b w:val="0"/>
+                <w:sz w:val="16"/>
+              </w:rPr>
+              <w:t>Math M02: Solving Equations</w:t>
+            </w:r>
+          </w:p>
+        </w:tc>
+        <w:tc>
+          <w:tcPr>
+            <w:tcW w:w="3300" w:type="dxa"/>
+            <w:tcBorders>
+              <w:top w:val="single" w:sz="4" w:space="0" w:color="B7C9D9"/>
+              <w:left w:val="single" w:sz="4" w:space="0" w:color="B7C9D9"/>
+              <w:bottom w:val="single" w:sz="4" w:space="0" w:color="B7C9D9"/>
+              <w:right w:val="single" w:sz="4" w:space="0" w:color="B7C9D9"/>
+            </w:tcBorders>
+            <w:tcMar>
+              <w:top w:w="90" w:type="dxa"/>
+              <w:left w:w="90" w:type="dxa"/>
+              <w:bottom w:w="90" w:type="dxa"/>
+              <w:right w:w="90" w:type="dxa"/>
+            </w:tcMar>
+            <w:vAlign w:val="center"/>
+            <w:shd w:fill="FAF8F3"/>
+          </w:tcPr>
+          <w:p>
+            <w:pPr>
+              <w:spacing w:before="0" w:after="0" w:line="240" w:lineRule="auto"/>
+              <w:jc w:val="left"/>
+            </w:pPr>
+            <w:r/>
+            <w:r>
+              <w:rPr>
+                <w:rFonts w:ascii="Arial" w:hAnsi="Arial"/>
+                <w:b w:val="0"/>
+                <w:sz w:val="16"/>
+              </w:rPr>
+              <w:t>Equations and algebra in business problems</w:t>
+            </w:r>
+          </w:p>
+        </w:tc>
+        <w:tc>
+          <w:tcPr>
+            <w:tcW w:w="2130" w:type="dxa"/>
+            <w:tcBorders>
+              <w:top w:val="single" w:sz="4" w:space="0" w:color="B7C9D9"/>
+              <w:left w:val="single" w:sz="4" w:space="0" w:color="B7C9D9"/>
+              <w:bottom w:val="single" w:sz="4" w:space="0" w:color="B7C9D9"/>
+              <w:right w:val="single" w:sz="4" w:space="0" w:color="B7C9D9"/>
+            </w:tcBorders>
+            <w:tcMar>
+              <w:top w:w="90" w:type="dxa"/>
+              <w:left w:w="90" w:type="dxa"/>
+              <w:bottom w:w="90" w:type="dxa"/>
+              <w:right w:w="90" w:type="dxa"/>
+            </w:tcMar>
+            <w:vAlign w:val="center"/>
+            <w:shd w:fill="FAF8F3"/>
+          </w:tcPr>
+          <w:p>
+            <w:pPr>
+              <w:spacing w:before="0" w:after="0" w:line="240" w:lineRule="auto"/>
+              <w:jc w:val="left"/>
+            </w:pPr>
+            <w:r/>
+            <w:r>
+              <w:rPr>
+                <w:rFonts w:ascii="Arial" w:hAnsi="Arial"/>
+                <w:b w:val="0"/>
+                <w:sz w:val="16"/>
+              </w:rPr>
+              <w:t>Math M02 preparation due</w:t>
             </w:r>
           </w:p>
         </w:tc>
@@ -2406,138 +2410,137 @@
       <w:tr>
         <w:tc>
           <w:tcPr>
-            <w:tcW w:w="792" w:type="dxa"/>
-            <w:tcBorders>
-              <w:top w:val="single" w:sz="4" w:space="0" w:color="B7C9D9"/>
-              <w:left w:val="single" w:sz="4" w:space="0" w:color="B7C9D9"/>
-              <w:bottom w:val="single" w:sz="4" w:space="0" w:color="B7C9D9"/>
-              <w:right w:val="single" w:sz="4" w:space="0" w:color="B7C9D9"/>
-            </w:tcBorders>
-            <w:tcMar>
-              <w:top w:w="90" w:type="dxa"/>
-              <w:left w:w="90" w:type="dxa"/>
-              <w:bottom w:w="90" w:type="dxa"/>
-              <w:right w:w="90" w:type="dxa"/>
-            </w:tcMar>
-            <w:vAlign w:val="center"/>
-          </w:tcPr>
-          <w:p>
-            <w:pPr>
-              <w:spacing w:after="0" w:line="240" w:lineRule="auto"/>
+            <w:tcW w:w="1150" w:type="dxa"/>
+            <w:tcBorders>
+              <w:top w:val="single" w:sz="4" w:space="0" w:color="B7C9D9"/>
+              <w:left w:val="single" w:sz="4" w:space="0" w:color="B7C9D9"/>
+              <w:bottom w:val="single" w:sz="4" w:space="0" w:color="B7C9D9"/>
+              <w:right w:val="single" w:sz="4" w:space="0" w:color="B7C9D9"/>
+            </w:tcBorders>
+            <w:tcMar>
+              <w:top w:w="90" w:type="dxa"/>
+              <w:left w:w="90" w:type="dxa"/>
+              <w:bottom w:w="90" w:type="dxa"/>
+              <w:right w:w="90" w:type="dxa"/>
+            </w:tcMar>
+            <w:vAlign w:val="center"/>
+            <w:shd w:fill="FFFFFF"/>
+          </w:tcPr>
+          <w:p>
+            <w:pPr>
+              <w:spacing w:before="0" w:after="0" w:line="240" w:lineRule="auto"/>
               <w:jc w:val="center"/>
             </w:pPr>
-            <w:r>
-              <w:rPr>
-                <w:rFonts w:ascii="Arial" w:hAnsi="Arial"/>
-                <w:sz w:val="16"/>
-              </w:rPr>
-              <w:t>7</w:t>
-            </w:r>
-          </w:p>
-        </w:tc>
-        <w:tc>
-          <w:tcPr>
-            <w:tcW w:w="3528" w:type="dxa"/>
-            <w:tcBorders>
-              <w:top w:val="single" w:sz="4" w:space="0" w:color="B7C9D9"/>
-              <w:left w:val="single" w:sz="4" w:space="0" w:color="B7C9D9"/>
-              <w:bottom w:val="single" w:sz="4" w:space="0" w:color="B7C9D9"/>
-              <w:right w:val="single" w:sz="4" w:space="0" w:color="B7C9D9"/>
-            </w:tcBorders>
-            <w:tcMar>
-              <w:top w:w="90" w:type="dxa"/>
-              <w:left w:w="90" w:type="dxa"/>
-              <w:bottom w:w="90" w:type="dxa"/>
-              <w:right w:w="90" w:type="dxa"/>
-            </w:tcMar>
-            <w:vAlign w:val="center"/>
-          </w:tcPr>
-          <w:p>
-            <w:pPr>
-              <w:spacing w:after="0" w:line="240" w:lineRule="auto"/>
-            </w:pPr>
-            <w:r>
-              <w:rPr>
-                <w:rFonts w:ascii="Arial" w:hAnsi="Arial"/>
-                <w:sz w:val="16"/>
-              </w:rPr>
-              <w:t>Math M04: Markups, Markdowns, and Break-Even</w:t>
-            </w:r>
-          </w:p>
-        </w:tc>
-        <w:tc>
-          <w:tcPr>
-            <w:tcW w:w="3240" w:type="dxa"/>
-            <w:tcBorders>
-              <w:top w:val="single" w:sz="4" w:space="0" w:color="B7C9D9"/>
-              <w:left w:val="single" w:sz="4" w:space="0" w:color="B7C9D9"/>
-              <w:bottom w:val="single" w:sz="4" w:space="0" w:color="B7C9D9"/>
-              <w:right w:val="single" w:sz="4" w:space="0" w:color="B7C9D9"/>
-            </w:tcBorders>
-            <w:tcMar>
-              <w:top w:w="90" w:type="dxa"/>
-              <w:left w:w="90" w:type="dxa"/>
-              <w:bottom w:w="90" w:type="dxa"/>
-              <w:right w:w="90" w:type="dxa"/>
-            </w:tcMar>
-            <w:vAlign w:val="center"/>
-          </w:tcPr>
-          <w:p>
-            <w:pPr>
-              <w:spacing w:after="0" w:line="240" w:lineRule="auto"/>
-            </w:pPr>
-            <w:r>
-              <w:rPr>
-                <w:rFonts w:ascii="Arial" w:hAnsi="Arial"/>
-                <w:sz w:val="16"/>
-              </w:rPr>
-              <w:t>Anchor &amp; Oak Events</w:t>
-            </w:r>
-            <w:r>
-              <w:rPr>
-                <w:rFonts w:ascii="Arial" w:hAnsi="Arial"/>
-                <w:sz w:val="16"/>
-              </w:rPr>
-              <w:br/>
-              <w:t>Skills: Markup, Markdown, Perishables, Break-even</w:t>
-            </w:r>
-          </w:p>
-        </w:tc>
-        <w:tc>
-          <w:tcPr>
-            <w:tcW w:w="2520" w:type="dxa"/>
-            <w:tcBorders>
-              <w:top w:val="single" w:sz="4" w:space="0" w:color="B7C9D9"/>
-              <w:left w:val="single" w:sz="4" w:space="0" w:color="B7C9D9"/>
-              <w:bottom w:val="single" w:sz="4" w:space="0" w:color="B7C9D9"/>
-              <w:right w:val="single" w:sz="4" w:space="0" w:color="B7C9D9"/>
-            </w:tcBorders>
-            <w:tcMar>
-              <w:top w:w="90" w:type="dxa"/>
-              <w:left w:w="90" w:type="dxa"/>
-              <w:bottom w:w="90" w:type="dxa"/>
-              <w:right w:w="90" w:type="dxa"/>
-            </w:tcMar>
-            <w:vAlign w:val="center"/>
-          </w:tcPr>
-          <w:p>
-            <w:pPr>
-              <w:spacing w:after="0" w:line="240" w:lineRule="auto"/>
-            </w:pPr>
-            <w:r>
-              <w:rPr>
-                <w:rFonts w:ascii="Arial" w:hAnsi="Arial"/>
-                <w:sz w:val="16"/>
-              </w:rPr>
-              <w:t>Slides; Reading; Starter Workbook; Interactive Practice</w:t>
-            </w:r>
-            <w:r>
-              <w:rPr>
-                <w:rFonts w:ascii="Arial" w:hAnsi="Arial"/>
-                <w:sz w:val="16"/>
-              </w:rPr>
-              <w:br/>
-              <w:t>Status: Live</w:t>
+            <w:r/>
+            <w:r>
+              <w:rPr>
+                <w:rFonts w:ascii="Arial" w:hAnsi="Arial"/>
+                <w:b/>
+                <w:sz w:val="16"/>
+              </w:rPr>
+              <w:t>Sep. 22</w:t>
+            </w:r>
+          </w:p>
+        </w:tc>
+        <w:tc>
+          <w:tcPr>
+            <w:tcW w:w="3500" w:type="dxa"/>
+            <w:tcBorders>
+              <w:top w:val="single" w:sz="4" w:space="0" w:color="B7C9D9"/>
+              <w:left w:val="single" w:sz="4" w:space="0" w:color="B7C9D9"/>
+              <w:bottom w:val="single" w:sz="4" w:space="0" w:color="B7C9D9"/>
+              <w:right w:val="single" w:sz="4" w:space="0" w:color="B7C9D9"/>
+            </w:tcBorders>
+            <w:tcMar>
+              <w:top w:w="90" w:type="dxa"/>
+              <w:left w:w="90" w:type="dxa"/>
+              <w:bottom w:w="90" w:type="dxa"/>
+              <w:right w:w="90" w:type="dxa"/>
+            </w:tcMar>
+            <w:vAlign w:val="center"/>
+            <w:shd w:fill="FFFFFF"/>
+          </w:tcPr>
+          <w:p>
+            <w:pPr>
+              <w:spacing w:before="0" w:after="0" w:line="240" w:lineRule="auto"/>
+              <w:jc w:val="left"/>
+            </w:pPr>
+            <w:r/>
+            <w:r>
+              <w:rPr>
+                <w:rFonts w:ascii="Arial" w:hAnsi="Arial"/>
+                <w:b w:val="0"/>
+                <w:sz w:val="16"/>
+              </w:rPr>
+              <w:t>Excel M02: Formatting and Organizing Worksheets</w:t>
+            </w:r>
+          </w:p>
+        </w:tc>
+        <w:tc>
+          <w:tcPr>
+            <w:tcW w:w="3300" w:type="dxa"/>
+            <w:tcBorders>
+              <w:top w:val="single" w:sz="4" w:space="0" w:color="B7C9D9"/>
+              <w:left w:val="single" w:sz="4" w:space="0" w:color="B7C9D9"/>
+              <w:bottom w:val="single" w:sz="4" w:space="0" w:color="B7C9D9"/>
+              <w:right w:val="single" w:sz="4" w:space="0" w:color="B7C9D9"/>
+            </w:tcBorders>
+            <w:tcMar>
+              <w:top w:w="90" w:type="dxa"/>
+              <w:left w:w="90" w:type="dxa"/>
+              <w:bottom w:w="90" w:type="dxa"/>
+              <w:right w:w="90" w:type="dxa"/>
+            </w:tcMar>
+            <w:vAlign w:val="center"/>
+            <w:shd w:fill="FFFFFF"/>
+          </w:tcPr>
+          <w:p>
+            <w:pPr>
+              <w:spacing w:before="0" w:after="0" w:line="240" w:lineRule="auto"/>
+              <w:jc w:val="left"/>
+            </w:pPr>
+            <w:r/>
+            <w:r>
+              <w:rPr>
+                <w:rFonts w:ascii="Arial" w:hAnsi="Arial"/>
+                <w:b w:val="0"/>
+                <w:sz w:val="16"/>
+              </w:rPr>
+              <w:t>Readable, organized, audit-friendly worksheets</w:t>
+            </w:r>
+          </w:p>
+        </w:tc>
+        <w:tc>
+          <w:tcPr>
+            <w:tcW w:w="2130" w:type="dxa"/>
+            <w:tcBorders>
+              <w:top w:val="single" w:sz="4" w:space="0" w:color="B7C9D9"/>
+              <w:left w:val="single" w:sz="4" w:space="0" w:color="B7C9D9"/>
+              <w:bottom w:val="single" w:sz="4" w:space="0" w:color="B7C9D9"/>
+              <w:right w:val="single" w:sz="4" w:space="0" w:color="B7C9D9"/>
+            </w:tcBorders>
+            <w:tcMar>
+              <w:top w:w="90" w:type="dxa"/>
+              <w:left w:w="90" w:type="dxa"/>
+              <w:bottom w:w="90" w:type="dxa"/>
+              <w:right w:w="90" w:type="dxa"/>
+            </w:tcMar>
+            <w:vAlign w:val="center"/>
+            <w:shd w:fill="FFFFFF"/>
+          </w:tcPr>
+          <w:p>
+            <w:pPr>
+              <w:spacing w:before="0" w:after="0" w:line="240" w:lineRule="auto"/>
+              <w:jc w:val="left"/>
+            </w:pPr>
+            <w:r/>
+            <w:r>
+              <w:rPr>
+                <w:rFonts w:ascii="Arial" w:hAnsi="Arial"/>
+                <w:b w:val="0"/>
+                <w:sz w:val="16"/>
+              </w:rPr>
+              <w:t>Excel M02 preparation due</w:t>
             </w:r>
           </w:p>
         </w:tc>
@@ -2545,139 +2548,137 @@
       <w:tr>
         <w:tc>
           <w:tcPr>
-            <w:tcW w:w="792" w:type="dxa"/>
-            <w:tcBorders>
-              <w:top w:val="single" w:sz="4" w:space="0" w:color="B7C9D9"/>
-              <w:left w:val="single" w:sz="4" w:space="0" w:color="B7C9D9"/>
-              <w:bottom w:val="single" w:sz="4" w:space="0" w:color="B7C9D9"/>
-              <w:right w:val="single" w:sz="4" w:space="0" w:color="B7C9D9"/>
-            </w:tcBorders>
-            <w:tcMar>
-              <w:top w:w="90" w:type="dxa"/>
-              <w:left w:w="90" w:type="dxa"/>
-              <w:bottom w:w="90" w:type="dxa"/>
-              <w:right w:w="90" w:type="dxa"/>
-            </w:tcMar>
-            <w:vAlign w:val="center"/>
-          </w:tcPr>
-          <w:p>
-            <w:pPr>
-              <w:spacing w:after="0" w:line="240" w:lineRule="auto"/>
+            <w:tcW w:w="1150" w:type="dxa"/>
+            <w:tcBorders>
+              <w:top w:val="single" w:sz="4" w:space="0" w:color="B7C9D9"/>
+              <w:left w:val="single" w:sz="4" w:space="0" w:color="B7C9D9"/>
+              <w:bottom w:val="single" w:sz="4" w:space="0" w:color="B7C9D9"/>
+              <w:right w:val="single" w:sz="4" w:space="0" w:color="B7C9D9"/>
+            </w:tcBorders>
+            <w:tcMar>
+              <w:top w:w="90" w:type="dxa"/>
+              <w:left w:w="90" w:type="dxa"/>
+              <w:bottom w:w="90" w:type="dxa"/>
+              <w:right w:w="90" w:type="dxa"/>
+            </w:tcMar>
+            <w:vAlign w:val="center"/>
+            <w:shd w:fill="DCEEF7"/>
+          </w:tcPr>
+          <w:p>
+            <w:pPr>
+              <w:spacing w:before="0" w:after="0" w:line="240" w:lineRule="auto"/>
               <w:jc w:val="center"/>
             </w:pPr>
-            <w:r>
-              <w:rPr>
-                <w:rFonts w:ascii="Arial" w:hAnsi="Arial"/>
-                <w:sz w:val="16"/>
-              </w:rPr>
-              <w:lastRenderedPageBreak/>
-              <w:t>8</w:t>
-            </w:r>
-          </w:p>
-        </w:tc>
-        <w:tc>
-          <w:tcPr>
-            <w:tcW w:w="3528" w:type="dxa"/>
-            <w:tcBorders>
-              <w:top w:val="single" w:sz="4" w:space="0" w:color="B7C9D9"/>
-              <w:left w:val="single" w:sz="4" w:space="0" w:color="B7C9D9"/>
-              <w:bottom w:val="single" w:sz="4" w:space="0" w:color="B7C9D9"/>
-              <w:right w:val="single" w:sz="4" w:space="0" w:color="B7C9D9"/>
-            </w:tcBorders>
-            <w:tcMar>
-              <w:top w:w="90" w:type="dxa"/>
-              <w:left w:w="90" w:type="dxa"/>
-              <w:bottom w:w="90" w:type="dxa"/>
-              <w:right w:w="90" w:type="dxa"/>
-            </w:tcMar>
-            <w:vAlign w:val="center"/>
-          </w:tcPr>
-          <w:p>
-            <w:pPr>
-              <w:spacing w:after="0" w:line="240" w:lineRule="auto"/>
-            </w:pPr>
-            <w:r>
-              <w:rPr>
-                <w:rFonts w:ascii="Arial" w:hAnsi="Arial"/>
-                <w:sz w:val="16"/>
-              </w:rPr>
-              <w:t>Math M05: Payroll and Depreciation</w:t>
-            </w:r>
-          </w:p>
-        </w:tc>
-        <w:tc>
-          <w:tcPr>
-            <w:tcW w:w="3240" w:type="dxa"/>
-            <w:tcBorders>
-              <w:top w:val="single" w:sz="4" w:space="0" w:color="B7C9D9"/>
-              <w:left w:val="single" w:sz="4" w:space="0" w:color="B7C9D9"/>
-              <w:bottom w:val="single" w:sz="4" w:space="0" w:color="B7C9D9"/>
-              <w:right w:val="single" w:sz="4" w:space="0" w:color="B7C9D9"/>
-            </w:tcBorders>
-            <w:tcMar>
-              <w:top w:w="90" w:type="dxa"/>
-              <w:left w:w="90" w:type="dxa"/>
-              <w:bottom w:w="90" w:type="dxa"/>
-              <w:right w:w="90" w:type="dxa"/>
-            </w:tcMar>
-            <w:vAlign w:val="center"/>
-          </w:tcPr>
-          <w:p>
-            <w:pPr>
-              <w:spacing w:after="0" w:line="240" w:lineRule="auto"/>
-            </w:pPr>
-            <w:r>
-              <w:rPr>
-                <w:rFonts w:ascii="Arial" w:hAnsi="Arial"/>
-                <w:sz w:val="16"/>
-              </w:rPr>
-              <w:t>Harborside Medical Center</w:t>
-            </w:r>
-            <w:r>
-              <w:rPr>
-                <w:rFonts w:ascii="Arial" w:hAnsi="Arial"/>
-                <w:sz w:val="16"/>
-              </w:rPr>
-              <w:br/>
-              <w:t>Skills: Payroll cycles, Overtime, Payroll mix, Straight-line depreciation</w:t>
-            </w:r>
-          </w:p>
-        </w:tc>
-        <w:tc>
-          <w:tcPr>
-            <w:tcW w:w="2520" w:type="dxa"/>
-            <w:tcBorders>
-              <w:top w:val="single" w:sz="4" w:space="0" w:color="B7C9D9"/>
-              <w:left w:val="single" w:sz="4" w:space="0" w:color="B7C9D9"/>
-              <w:bottom w:val="single" w:sz="4" w:space="0" w:color="B7C9D9"/>
-              <w:right w:val="single" w:sz="4" w:space="0" w:color="B7C9D9"/>
-            </w:tcBorders>
-            <w:tcMar>
-              <w:top w:w="90" w:type="dxa"/>
-              <w:left w:w="90" w:type="dxa"/>
-              <w:bottom w:w="90" w:type="dxa"/>
-              <w:right w:w="90" w:type="dxa"/>
-            </w:tcMar>
-            <w:vAlign w:val="center"/>
-          </w:tcPr>
-          <w:p>
-            <w:pPr>
-              <w:spacing w:after="0" w:line="240" w:lineRule="auto"/>
-            </w:pPr>
-            <w:r>
-              <w:rPr>
-                <w:rFonts w:ascii="Arial" w:hAnsi="Arial"/>
-                <w:sz w:val="16"/>
-              </w:rPr>
-              <w:t>Slides; Reading; Starter Workbook; Interactive Practice</w:t>
-            </w:r>
-            <w:r>
-              <w:rPr>
-                <w:rFonts w:ascii="Arial" w:hAnsi="Arial"/>
-                <w:sz w:val="16"/>
-              </w:rPr>
-              <w:br/>
-              <w:t>Status: Live</w:t>
+            <w:r/>
+            <w:r>
+              <w:rPr>
+                <w:rFonts w:ascii="Arial" w:hAnsi="Arial"/>
+                <w:b/>
+                <w:sz w:val="16"/>
+              </w:rPr>
+              <w:t>Sep. 24</w:t>
+            </w:r>
+          </w:p>
+        </w:tc>
+        <w:tc>
+          <w:tcPr>
+            <w:tcW w:w="3500" w:type="dxa"/>
+            <w:tcBorders>
+              <w:top w:val="single" w:sz="4" w:space="0" w:color="B7C9D9"/>
+              <w:left w:val="single" w:sz="4" w:space="0" w:color="B7C9D9"/>
+              <w:bottom w:val="single" w:sz="4" w:space="0" w:color="B7C9D9"/>
+              <w:right w:val="single" w:sz="4" w:space="0" w:color="B7C9D9"/>
+            </w:tcBorders>
+            <w:tcMar>
+              <w:top w:w="90" w:type="dxa"/>
+              <w:left w:w="90" w:type="dxa"/>
+              <w:bottom w:w="90" w:type="dxa"/>
+              <w:right w:w="90" w:type="dxa"/>
+            </w:tcMar>
+            <w:vAlign w:val="center"/>
+            <w:shd w:fill="DCEEF7"/>
+          </w:tcPr>
+          <w:p>
+            <w:pPr>
+              <w:spacing w:before="0" w:after="0" w:line="240" w:lineRule="auto"/>
+              <w:jc w:val="left"/>
+            </w:pPr>
+            <w:r/>
+            <w:r>
+              <w:rPr>
+                <w:rFonts w:ascii="Arial" w:hAnsi="Arial"/>
+                <w:b w:val="0"/>
+                <w:sz w:val="16"/>
+              </w:rPr>
+              <w:t>Test #1</w:t>
+            </w:r>
+          </w:p>
+        </w:tc>
+        <w:tc>
+          <w:tcPr>
+            <w:tcW w:w="3300" w:type="dxa"/>
+            <w:tcBorders>
+              <w:top w:val="single" w:sz="4" w:space="0" w:color="B7C9D9"/>
+              <w:left w:val="single" w:sz="4" w:space="0" w:color="B7C9D9"/>
+              <w:bottom w:val="single" w:sz="4" w:space="0" w:color="B7C9D9"/>
+              <w:right w:val="single" w:sz="4" w:space="0" w:color="B7C9D9"/>
+            </w:tcBorders>
+            <w:tcMar>
+              <w:top w:w="90" w:type="dxa"/>
+              <w:left w:w="90" w:type="dxa"/>
+              <w:bottom w:w="90" w:type="dxa"/>
+              <w:right w:w="90" w:type="dxa"/>
+            </w:tcMar>
+            <w:vAlign w:val="center"/>
+            <w:shd w:fill="DCEEF7"/>
+          </w:tcPr>
+          <w:p>
+            <w:pPr>
+              <w:spacing w:before="0" w:after="0" w:line="240" w:lineRule="auto"/>
+              <w:jc w:val="left"/>
+            </w:pPr>
+            <w:r/>
+            <w:r>
+              <w:rPr>
+                <w:rFonts w:ascii="Arial" w:hAnsi="Arial"/>
+                <w:b w:val="0"/>
+                <w:sz w:val="16"/>
+              </w:rPr>
+              <w:t>Introduction, Excel M01-M02, and Math M01-M02</w:t>
+            </w:r>
+          </w:p>
+        </w:tc>
+        <w:tc>
+          <w:tcPr>
+            <w:tcW w:w="2130" w:type="dxa"/>
+            <w:tcBorders>
+              <w:top w:val="single" w:sz="4" w:space="0" w:color="B7C9D9"/>
+              <w:left w:val="single" w:sz="4" w:space="0" w:color="B7C9D9"/>
+              <w:bottom w:val="single" w:sz="4" w:space="0" w:color="B7C9D9"/>
+              <w:right w:val="single" w:sz="4" w:space="0" w:color="B7C9D9"/>
+            </w:tcBorders>
+            <w:tcMar>
+              <w:top w:w="90" w:type="dxa"/>
+              <w:left w:w="90" w:type="dxa"/>
+              <w:bottom w:w="90" w:type="dxa"/>
+              <w:right w:w="90" w:type="dxa"/>
+            </w:tcMar>
+            <w:vAlign w:val="center"/>
+            <w:shd w:fill="DCEEF7"/>
+          </w:tcPr>
+          <w:p>
+            <w:pPr>
+              <w:spacing w:before="0" w:after="0" w:line="240" w:lineRule="auto"/>
+              <w:jc w:val="left"/>
+            </w:pPr>
+            <w:r/>
+            <w:r>
+              <w:rPr>
+                <w:rFonts w:ascii="Arial" w:hAnsi="Arial"/>
+                <w:b w:val="0"/>
+                <w:sz w:val="16"/>
+              </w:rPr>
+              <w:t>Assessment details in Canvas</w:t>
             </w:r>
           </w:p>
         </w:tc>
@@ -2685,138 +2686,137 @@
       <w:tr>
         <w:tc>
           <w:tcPr>
-            <w:tcW w:w="792" w:type="dxa"/>
-            <w:tcBorders>
-              <w:top w:val="single" w:sz="4" w:space="0" w:color="B7C9D9"/>
-              <w:left w:val="single" w:sz="4" w:space="0" w:color="B7C9D9"/>
-              <w:bottom w:val="single" w:sz="4" w:space="0" w:color="B7C9D9"/>
-              <w:right w:val="single" w:sz="4" w:space="0" w:color="B7C9D9"/>
-            </w:tcBorders>
-            <w:tcMar>
-              <w:top w:w="90" w:type="dxa"/>
-              <w:left w:w="90" w:type="dxa"/>
-              <w:bottom w:w="90" w:type="dxa"/>
-              <w:right w:w="90" w:type="dxa"/>
-            </w:tcMar>
-            <w:vAlign w:val="center"/>
-          </w:tcPr>
-          <w:p>
-            <w:pPr>
-              <w:spacing w:after="0" w:line="240" w:lineRule="auto"/>
+            <w:tcW w:w="1150" w:type="dxa"/>
+            <w:tcBorders>
+              <w:top w:val="single" w:sz="4" w:space="0" w:color="B7C9D9"/>
+              <w:left w:val="single" w:sz="4" w:space="0" w:color="B7C9D9"/>
+              <w:bottom w:val="single" w:sz="4" w:space="0" w:color="B7C9D9"/>
+              <w:right w:val="single" w:sz="4" w:space="0" w:color="B7C9D9"/>
+            </w:tcBorders>
+            <w:tcMar>
+              <w:top w:w="90" w:type="dxa"/>
+              <w:left w:w="90" w:type="dxa"/>
+              <w:bottom w:w="90" w:type="dxa"/>
+              <w:right w:w="90" w:type="dxa"/>
+            </w:tcMar>
+            <w:vAlign w:val="center"/>
+            <w:shd w:fill="FFFFFF"/>
+          </w:tcPr>
+          <w:p>
+            <w:pPr>
+              <w:spacing w:before="0" w:after="0" w:line="240" w:lineRule="auto"/>
               <w:jc w:val="center"/>
             </w:pPr>
-            <w:r>
-              <w:rPr>
-                <w:rFonts w:ascii="Arial" w:hAnsi="Arial"/>
-                <w:sz w:val="16"/>
-              </w:rPr>
-              <w:t>9</w:t>
-            </w:r>
-          </w:p>
-        </w:tc>
-        <w:tc>
-          <w:tcPr>
-            <w:tcW w:w="3528" w:type="dxa"/>
-            <w:tcBorders>
-              <w:top w:val="single" w:sz="4" w:space="0" w:color="B7C9D9"/>
-              <w:left w:val="single" w:sz="4" w:space="0" w:color="B7C9D9"/>
-              <w:bottom w:val="single" w:sz="4" w:space="0" w:color="B7C9D9"/>
-              <w:right w:val="single" w:sz="4" w:space="0" w:color="B7C9D9"/>
-            </w:tcBorders>
-            <w:tcMar>
-              <w:top w:w="90" w:type="dxa"/>
-              <w:left w:w="90" w:type="dxa"/>
-              <w:bottom w:w="90" w:type="dxa"/>
-              <w:right w:w="90" w:type="dxa"/>
-            </w:tcMar>
-            <w:vAlign w:val="center"/>
-          </w:tcPr>
-          <w:p>
-            <w:pPr>
-              <w:spacing w:after="0" w:line="240" w:lineRule="auto"/>
-            </w:pPr>
-            <w:r>
-              <w:rPr>
-                <w:rFonts w:ascii="Arial" w:hAnsi="Arial"/>
-                <w:sz w:val="16"/>
-              </w:rPr>
-              <w:t>Math M06: Inventory, Overhead, and COGS</w:t>
-            </w:r>
-          </w:p>
-        </w:tc>
-        <w:tc>
-          <w:tcPr>
-            <w:tcW w:w="3240" w:type="dxa"/>
-            <w:tcBorders>
-              <w:top w:val="single" w:sz="4" w:space="0" w:color="B7C9D9"/>
-              <w:left w:val="single" w:sz="4" w:space="0" w:color="B7C9D9"/>
-              <w:bottom w:val="single" w:sz="4" w:space="0" w:color="B7C9D9"/>
-              <w:right w:val="single" w:sz="4" w:space="0" w:color="B7C9D9"/>
-            </w:tcBorders>
-            <w:tcMar>
-              <w:top w:w="90" w:type="dxa"/>
-              <w:left w:w="90" w:type="dxa"/>
-              <w:bottom w:w="90" w:type="dxa"/>
-              <w:right w:w="90" w:type="dxa"/>
-            </w:tcMar>
-            <w:vAlign w:val="center"/>
-          </w:tcPr>
-          <w:p>
-            <w:pPr>
-              <w:spacing w:after="0" w:line="240" w:lineRule="auto"/>
-            </w:pPr>
-            <w:r>
-              <w:rPr>
-                <w:rFonts w:ascii="Arial" w:hAnsi="Arial"/>
-                <w:sz w:val="16"/>
-              </w:rPr>
-              <w:t>Tidal Goods Co.</w:t>
-            </w:r>
-            <w:r>
-              <w:rPr>
-                <w:rFonts w:ascii="Arial" w:hAnsi="Arial"/>
-                <w:sz w:val="16"/>
-              </w:rPr>
-              <w:br/>
-              <w:t>Skills: Inventory valuation, COGS, Gross margin, Overhead allocation</w:t>
-            </w:r>
-          </w:p>
-        </w:tc>
-        <w:tc>
-          <w:tcPr>
-            <w:tcW w:w="2520" w:type="dxa"/>
-            <w:tcBorders>
-              <w:top w:val="single" w:sz="4" w:space="0" w:color="B7C9D9"/>
-              <w:left w:val="single" w:sz="4" w:space="0" w:color="B7C9D9"/>
-              <w:bottom w:val="single" w:sz="4" w:space="0" w:color="B7C9D9"/>
-              <w:right w:val="single" w:sz="4" w:space="0" w:color="B7C9D9"/>
-            </w:tcBorders>
-            <w:tcMar>
-              <w:top w:w="90" w:type="dxa"/>
-              <w:left w:w="90" w:type="dxa"/>
-              <w:bottom w:w="90" w:type="dxa"/>
-              <w:right w:w="90" w:type="dxa"/>
-            </w:tcMar>
-            <w:vAlign w:val="center"/>
-          </w:tcPr>
-          <w:p>
-            <w:pPr>
-              <w:spacing w:after="0" w:line="240" w:lineRule="auto"/>
-            </w:pPr>
-            <w:r>
-              <w:rPr>
-                <w:rFonts w:ascii="Arial" w:hAnsi="Arial"/>
-                <w:sz w:val="16"/>
-              </w:rPr>
-              <w:t>Slides; Reading; Starter Workbook</w:t>
-            </w:r>
-            <w:r>
-              <w:rPr>
-                <w:rFonts w:ascii="Arial" w:hAnsi="Arial"/>
-                <w:sz w:val="16"/>
-              </w:rPr>
-              <w:br/>
-              <w:t>Status: Live</w:t>
+            <w:r/>
+            <w:r>
+              <w:rPr>
+                <w:rFonts w:ascii="Arial" w:hAnsi="Arial"/>
+                <w:b/>
+                <w:sz w:val="16"/>
+              </w:rPr>
+              <w:t>Sep. 29</w:t>
+            </w:r>
+          </w:p>
+        </w:tc>
+        <w:tc>
+          <w:tcPr>
+            <w:tcW w:w="3500" w:type="dxa"/>
+            <w:tcBorders>
+              <w:top w:val="single" w:sz="4" w:space="0" w:color="B7C9D9"/>
+              <w:left w:val="single" w:sz="4" w:space="0" w:color="B7C9D9"/>
+              <w:bottom w:val="single" w:sz="4" w:space="0" w:color="B7C9D9"/>
+              <w:right w:val="single" w:sz="4" w:space="0" w:color="B7C9D9"/>
+            </w:tcBorders>
+            <w:tcMar>
+              <w:top w:w="90" w:type="dxa"/>
+              <w:left w:w="90" w:type="dxa"/>
+              <w:bottom w:w="90" w:type="dxa"/>
+              <w:right w:w="90" w:type="dxa"/>
+            </w:tcMar>
+            <w:vAlign w:val="center"/>
+            <w:shd w:fill="FFFFFF"/>
+          </w:tcPr>
+          <w:p>
+            <w:pPr>
+              <w:spacing w:before="0" w:after="0" w:line="240" w:lineRule="auto"/>
+              <w:jc w:val="left"/>
+            </w:pPr>
+            <w:r/>
+            <w:r>
+              <w:rPr>
+                <w:rFonts w:ascii="Arial" w:hAnsi="Arial"/>
+                <w:b w:val="0"/>
+                <w:sz w:val="16"/>
+              </w:rPr>
+              <w:t>Math M03: Discounts: Trade and Cash</w:t>
+            </w:r>
+          </w:p>
+        </w:tc>
+        <w:tc>
+          <w:tcPr>
+            <w:tcW w:w="3300" w:type="dxa"/>
+            <w:tcBorders>
+              <w:top w:val="single" w:sz="4" w:space="0" w:color="B7C9D9"/>
+              <w:left w:val="single" w:sz="4" w:space="0" w:color="B7C9D9"/>
+              <w:bottom w:val="single" w:sz="4" w:space="0" w:color="B7C9D9"/>
+              <w:right w:val="single" w:sz="4" w:space="0" w:color="B7C9D9"/>
+            </w:tcBorders>
+            <w:tcMar>
+              <w:top w:w="90" w:type="dxa"/>
+              <w:left w:w="90" w:type="dxa"/>
+              <w:bottom w:w="90" w:type="dxa"/>
+              <w:right w:w="90" w:type="dxa"/>
+            </w:tcMar>
+            <w:vAlign w:val="center"/>
+            <w:shd w:fill="FFFFFF"/>
+          </w:tcPr>
+          <w:p>
+            <w:pPr>
+              <w:spacing w:before="0" w:after="0" w:line="240" w:lineRule="auto"/>
+              <w:jc w:val="left"/>
+            </w:pPr>
+            <w:r/>
+            <w:r>
+              <w:rPr>
+                <w:rFonts w:ascii="Arial" w:hAnsi="Arial"/>
+                <w:b w:val="0"/>
+                <w:sz w:val="16"/>
+              </w:rPr>
+              <w:t>Trade discounts, cash discounts, and payment terms</w:t>
+            </w:r>
+          </w:p>
+        </w:tc>
+        <w:tc>
+          <w:tcPr>
+            <w:tcW w:w="2130" w:type="dxa"/>
+            <w:tcBorders>
+              <w:top w:val="single" w:sz="4" w:space="0" w:color="B7C9D9"/>
+              <w:left w:val="single" w:sz="4" w:space="0" w:color="B7C9D9"/>
+              <w:bottom w:val="single" w:sz="4" w:space="0" w:color="B7C9D9"/>
+              <w:right w:val="single" w:sz="4" w:space="0" w:color="B7C9D9"/>
+            </w:tcBorders>
+            <w:tcMar>
+              <w:top w:w="90" w:type="dxa"/>
+              <w:left w:w="90" w:type="dxa"/>
+              <w:bottom w:w="90" w:type="dxa"/>
+              <w:right w:w="90" w:type="dxa"/>
+            </w:tcMar>
+            <w:vAlign w:val="center"/>
+            <w:shd w:fill="FFFFFF"/>
+          </w:tcPr>
+          <w:p>
+            <w:pPr>
+              <w:spacing w:before="0" w:after="0" w:line="240" w:lineRule="auto"/>
+              <w:jc w:val="left"/>
+            </w:pPr>
+            <w:r/>
+            <w:r>
+              <w:rPr>
+                <w:rFonts w:ascii="Arial" w:hAnsi="Arial"/>
+                <w:b w:val="0"/>
+                <w:sz w:val="16"/>
+              </w:rPr>
+              <w:t>Math M03 preparation due</w:t>
             </w:r>
           </w:p>
         </w:tc>
@@ -2824,138 +2824,137 @@
       <w:tr>
         <w:tc>
           <w:tcPr>
-            <w:tcW w:w="792" w:type="dxa"/>
-            <w:tcBorders>
-              <w:top w:val="single" w:sz="4" w:space="0" w:color="B7C9D9"/>
-              <w:left w:val="single" w:sz="4" w:space="0" w:color="B7C9D9"/>
-              <w:bottom w:val="single" w:sz="4" w:space="0" w:color="B7C9D9"/>
-              <w:right w:val="single" w:sz="4" w:space="0" w:color="B7C9D9"/>
-            </w:tcBorders>
-            <w:tcMar>
-              <w:top w:w="90" w:type="dxa"/>
-              <w:left w:w="90" w:type="dxa"/>
-              <w:bottom w:w="90" w:type="dxa"/>
-              <w:right w:w="90" w:type="dxa"/>
-            </w:tcMar>
-            <w:vAlign w:val="center"/>
-          </w:tcPr>
-          <w:p>
-            <w:pPr>
-              <w:spacing w:after="0" w:line="240" w:lineRule="auto"/>
+            <w:tcW w:w="1150" w:type="dxa"/>
+            <w:tcBorders>
+              <w:top w:val="single" w:sz="4" w:space="0" w:color="B7C9D9"/>
+              <w:left w:val="single" w:sz="4" w:space="0" w:color="B7C9D9"/>
+              <w:bottom w:val="single" w:sz="4" w:space="0" w:color="B7C9D9"/>
+              <w:right w:val="single" w:sz="4" w:space="0" w:color="B7C9D9"/>
+            </w:tcBorders>
+            <w:tcMar>
+              <w:top w:w="90" w:type="dxa"/>
+              <w:left w:w="90" w:type="dxa"/>
+              <w:bottom w:w="90" w:type="dxa"/>
+              <w:right w:w="90" w:type="dxa"/>
+            </w:tcMar>
+            <w:vAlign w:val="center"/>
+            <w:shd w:fill="FAF8F3"/>
+          </w:tcPr>
+          <w:p>
+            <w:pPr>
+              <w:spacing w:before="0" w:after="0" w:line="240" w:lineRule="auto"/>
               <w:jc w:val="center"/>
             </w:pPr>
-            <w:r>
-              <w:rPr>
-                <w:rFonts w:ascii="Arial" w:hAnsi="Arial"/>
-                <w:sz w:val="16"/>
-              </w:rPr>
-              <w:t>10</w:t>
-            </w:r>
-          </w:p>
-        </w:tc>
-        <w:tc>
-          <w:tcPr>
-            <w:tcW w:w="3528" w:type="dxa"/>
-            <w:tcBorders>
-              <w:top w:val="single" w:sz="4" w:space="0" w:color="B7C9D9"/>
-              <w:left w:val="single" w:sz="4" w:space="0" w:color="B7C9D9"/>
-              <w:bottom w:val="single" w:sz="4" w:space="0" w:color="B7C9D9"/>
-              <w:right w:val="single" w:sz="4" w:space="0" w:color="B7C9D9"/>
-            </w:tcBorders>
-            <w:tcMar>
-              <w:top w:w="90" w:type="dxa"/>
-              <w:left w:w="90" w:type="dxa"/>
-              <w:bottom w:w="90" w:type="dxa"/>
-              <w:right w:w="90" w:type="dxa"/>
-            </w:tcMar>
-            <w:vAlign w:val="center"/>
-          </w:tcPr>
-          <w:p>
-            <w:pPr>
-              <w:spacing w:after="0" w:line="240" w:lineRule="auto"/>
-            </w:pPr>
-            <w:r>
-              <w:rPr>
-                <w:rFonts w:ascii="Arial" w:hAnsi="Arial"/>
-                <w:sz w:val="16"/>
-              </w:rPr>
-              <w:t>Math M07: Sales, Excise, and Property Taxes</w:t>
-            </w:r>
-          </w:p>
-        </w:tc>
-        <w:tc>
-          <w:tcPr>
-            <w:tcW w:w="3240" w:type="dxa"/>
-            <w:tcBorders>
-              <w:top w:val="single" w:sz="4" w:space="0" w:color="B7C9D9"/>
-              <w:left w:val="single" w:sz="4" w:space="0" w:color="B7C9D9"/>
-              <w:bottom w:val="single" w:sz="4" w:space="0" w:color="B7C9D9"/>
-              <w:right w:val="single" w:sz="4" w:space="0" w:color="B7C9D9"/>
-            </w:tcBorders>
-            <w:tcMar>
-              <w:top w:w="90" w:type="dxa"/>
-              <w:left w:w="90" w:type="dxa"/>
-              <w:bottom w:w="90" w:type="dxa"/>
-              <w:right w:w="90" w:type="dxa"/>
-            </w:tcMar>
-            <w:vAlign w:val="center"/>
-          </w:tcPr>
-          <w:p>
-            <w:pPr>
-              <w:spacing w:after="0" w:line="240" w:lineRule="auto"/>
-            </w:pPr>
-            <w:r>
-              <w:rPr>
-                <w:rFonts w:ascii="Arial" w:hAnsi="Arial"/>
-                <w:sz w:val="16"/>
-              </w:rPr>
-              <w:t>Tidal Goods Co. · Meridian Advisory Group</w:t>
-            </w:r>
-            <w:r>
-              <w:rPr>
-                <w:rFonts w:ascii="Arial" w:hAnsi="Arial"/>
-                <w:sz w:val="16"/>
-              </w:rPr>
-              <w:br/>
-              <w:t>Skills: Sales tax, Excise tax, Property tax, Tax rate rounding</w:t>
-            </w:r>
-          </w:p>
-        </w:tc>
-        <w:tc>
-          <w:tcPr>
-            <w:tcW w:w="2520" w:type="dxa"/>
-            <w:tcBorders>
-              <w:top w:val="single" w:sz="4" w:space="0" w:color="B7C9D9"/>
-              <w:left w:val="single" w:sz="4" w:space="0" w:color="B7C9D9"/>
-              <w:bottom w:val="single" w:sz="4" w:space="0" w:color="B7C9D9"/>
-              <w:right w:val="single" w:sz="4" w:space="0" w:color="B7C9D9"/>
-            </w:tcBorders>
-            <w:tcMar>
-              <w:top w:w="90" w:type="dxa"/>
-              <w:left w:w="90" w:type="dxa"/>
-              <w:bottom w:w="90" w:type="dxa"/>
-              <w:right w:w="90" w:type="dxa"/>
-            </w:tcMar>
-            <w:vAlign w:val="center"/>
-          </w:tcPr>
-          <w:p>
-            <w:pPr>
-              <w:spacing w:after="0" w:line="240" w:lineRule="auto"/>
-            </w:pPr>
-            <w:r>
-              <w:rPr>
-                <w:rFonts w:ascii="Arial" w:hAnsi="Arial"/>
-                <w:sz w:val="16"/>
-              </w:rPr>
-              <w:t>Slides; Reading; Starter Workbook</w:t>
-            </w:r>
-            <w:r>
-              <w:rPr>
-                <w:rFonts w:ascii="Arial" w:hAnsi="Arial"/>
-                <w:sz w:val="16"/>
-              </w:rPr>
-              <w:br/>
-              <w:t>Status: Coming Soon</w:t>
+            <w:r/>
+            <w:r>
+              <w:rPr>
+                <w:rFonts w:ascii="Arial" w:hAnsi="Arial"/>
+                <w:b/>
+                <w:sz w:val="16"/>
+              </w:rPr>
+              <w:t>Oct. 1</w:t>
+            </w:r>
+          </w:p>
+        </w:tc>
+        <w:tc>
+          <w:tcPr>
+            <w:tcW w:w="3500" w:type="dxa"/>
+            <w:tcBorders>
+              <w:top w:val="single" w:sz="4" w:space="0" w:color="B7C9D9"/>
+              <w:left w:val="single" w:sz="4" w:space="0" w:color="B7C9D9"/>
+              <w:bottom w:val="single" w:sz="4" w:space="0" w:color="B7C9D9"/>
+              <w:right w:val="single" w:sz="4" w:space="0" w:color="B7C9D9"/>
+            </w:tcBorders>
+            <w:tcMar>
+              <w:top w:w="90" w:type="dxa"/>
+              <w:left w:w="90" w:type="dxa"/>
+              <w:bottom w:w="90" w:type="dxa"/>
+              <w:right w:w="90" w:type="dxa"/>
+            </w:tcMar>
+            <w:vAlign w:val="center"/>
+            <w:shd w:fill="FAF8F3"/>
+          </w:tcPr>
+          <w:p>
+            <w:pPr>
+              <w:spacing w:before="0" w:after="0" w:line="240" w:lineRule="auto"/>
+              <w:jc w:val="left"/>
+            </w:pPr>
+            <w:r/>
+            <w:r>
+              <w:rPr>
+                <w:rFonts w:ascii="Arial" w:hAnsi="Arial"/>
+                <w:b w:val="0"/>
+                <w:sz w:val="16"/>
+              </w:rPr>
+              <w:t>Math M04: Markups, Markdowns, and Break-Even</w:t>
+            </w:r>
+          </w:p>
+        </w:tc>
+        <w:tc>
+          <w:tcPr>
+            <w:tcW w:w="3300" w:type="dxa"/>
+            <w:tcBorders>
+              <w:top w:val="single" w:sz="4" w:space="0" w:color="B7C9D9"/>
+              <w:left w:val="single" w:sz="4" w:space="0" w:color="B7C9D9"/>
+              <w:bottom w:val="single" w:sz="4" w:space="0" w:color="B7C9D9"/>
+              <w:right w:val="single" w:sz="4" w:space="0" w:color="B7C9D9"/>
+            </w:tcBorders>
+            <w:tcMar>
+              <w:top w:w="90" w:type="dxa"/>
+              <w:left w:w="90" w:type="dxa"/>
+              <w:bottom w:w="90" w:type="dxa"/>
+              <w:right w:w="90" w:type="dxa"/>
+            </w:tcMar>
+            <w:vAlign w:val="center"/>
+            <w:shd w:fill="FAF8F3"/>
+          </w:tcPr>
+          <w:p>
+            <w:pPr>
+              <w:spacing w:before="0" w:after="0" w:line="240" w:lineRule="auto"/>
+              <w:jc w:val="left"/>
+            </w:pPr>
+            <w:r/>
+            <w:r>
+              <w:rPr>
+                <w:rFonts w:ascii="Arial" w:hAnsi="Arial"/>
+                <w:b w:val="0"/>
+                <w:sz w:val="16"/>
+              </w:rPr>
+              <w:t>Pricing decisions, markdowns, and break-even</w:t>
+            </w:r>
+          </w:p>
+        </w:tc>
+        <w:tc>
+          <w:tcPr>
+            <w:tcW w:w="2130" w:type="dxa"/>
+            <w:tcBorders>
+              <w:top w:val="single" w:sz="4" w:space="0" w:color="B7C9D9"/>
+              <w:left w:val="single" w:sz="4" w:space="0" w:color="B7C9D9"/>
+              <w:bottom w:val="single" w:sz="4" w:space="0" w:color="B7C9D9"/>
+              <w:right w:val="single" w:sz="4" w:space="0" w:color="B7C9D9"/>
+            </w:tcBorders>
+            <w:tcMar>
+              <w:top w:w="90" w:type="dxa"/>
+              <w:left w:w="90" w:type="dxa"/>
+              <w:bottom w:w="90" w:type="dxa"/>
+              <w:right w:w="90" w:type="dxa"/>
+            </w:tcMar>
+            <w:vAlign w:val="center"/>
+            <w:shd w:fill="FAF8F3"/>
+          </w:tcPr>
+          <w:p>
+            <w:pPr>
+              <w:spacing w:before="0" w:after="0" w:line="240" w:lineRule="auto"/>
+              <w:jc w:val="left"/>
+            </w:pPr>
+            <w:r/>
+            <w:r>
+              <w:rPr>
+                <w:rFonts w:ascii="Arial" w:hAnsi="Arial"/>
+                <w:b w:val="0"/>
+                <w:sz w:val="16"/>
+              </w:rPr>
+              <w:t>Math M04 preparation due</w:t>
             </w:r>
           </w:p>
         </w:tc>
@@ -2963,138 +2962,137 @@
       <w:tr>
         <w:tc>
           <w:tcPr>
-            <w:tcW w:w="792" w:type="dxa"/>
-            <w:tcBorders>
-              <w:top w:val="single" w:sz="4" w:space="0" w:color="B7C9D9"/>
-              <w:left w:val="single" w:sz="4" w:space="0" w:color="B7C9D9"/>
-              <w:bottom w:val="single" w:sz="4" w:space="0" w:color="B7C9D9"/>
-              <w:right w:val="single" w:sz="4" w:space="0" w:color="B7C9D9"/>
-            </w:tcBorders>
-            <w:tcMar>
-              <w:top w:w="90" w:type="dxa"/>
-              <w:left w:w="90" w:type="dxa"/>
-              <w:bottom w:w="90" w:type="dxa"/>
-              <w:right w:w="90" w:type="dxa"/>
-            </w:tcMar>
-            <w:vAlign w:val="center"/>
-          </w:tcPr>
-          <w:p>
-            <w:pPr>
-              <w:spacing w:after="0" w:line="240" w:lineRule="auto"/>
+            <w:tcW w:w="1150" w:type="dxa"/>
+            <w:tcBorders>
+              <w:top w:val="single" w:sz="4" w:space="0" w:color="B7C9D9"/>
+              <w:left w:val="single" w:sz="4" w:space="0" w:color="B7C9D9"/>
+              <w:bottom w:val="single" w:sz="4" w:space="0" w:color="B7C9D9"/>
+              <w:right w:val="single" w:sz="4" w:space="0" w:color="B7C9D9"/>
+            </w:tcBorders>
+            <w:tcMar>
+              <w:top w:w="90" w:type="dxa"/>
+              <w:left w:w="90" w:type="dxa"/>
+              <w:bottom w:w="90" w:type="dxa"/>
+              <w:right w:w="90" w:type="dxa"/>
+            </w:tcMar>
+            <w:vAlign w:val="center"/>
+            <w:shd w:fill="FFFFFF"/>
+          </w:tcPr>
+          <w:p>
+            <w:pPr>
+              <w:spacing w:before="0" w:after="0" w:line="240" w:lineRule="auto"/>
               <w:jc w:val="center"/>
             </w:pPr>
-            <w:r>
-              <w:rPr>
-                <w:rFonts w:ascii="Arial" w:hAnsi="Arial"/>
-                <w:sz w:val="16"/>
-              </w:rPr>
-              <w:t>11</w:t>
-            </w:r>
-          </w:p>
-        </w:tc>
-        <w:tc>
-          <w:tcPr>
-            <w:tcW w:w="3528" w:type="dxa"/>
-            <w:tcBorders>
-              <w:top w:val="single" w:sz="4" w:space="0" w:color="B7C9D9"/>
-              <w:left w:val="single" w:sz="4" w:space="0" w:color="B7C9D9"/>
-              <w:bottom w:val="single" w:sz="4" w:space="0" w:color="B7C9D9"/>
-              <w:right w:val="single" w:sz="4" w:space="0" w:color="B7C9D9"/>
-            </w:tcBorders>
-            <w:tcMar>
-              <w:top w:w="90" w:type="dxa"/>
-              <w:left w:w="90" w:type="dxa"/>
-              <w:bottom w:w="90" w:type="dxa"/>
-              <w:right w:w="90" w:type="dxa"/>
-            </w:tcMar>
-            <w:vAlign w:val="center"/>
-          </w:tcPr>
-          <w:p>
-            <w:pPr>
-              <w:spacing w:after="0" w:line="240" w:lineRule="auto"/>
-            </w:pPr>
-            <w:r>
-              <w:rPr>
-                <w:rFonts w:ascii="Arial" w:hAnsi="Arial"/>
-                <w:sz w:val="16"/>
-              </w:rPr>
-              <w:t>Math M08: Simple Interest, Discounting and Present Value</w:t>
-            </w:r>
-          </w:p>
-        </w:tc>
-        <w:tc>
-          <w:tcPr>
-            <w:tcW w:w="3240" w:type="dxa"/>
-            <w:tcBorders>
-              <w:top w:val="single" w:sz="4" w:space="0" w:color="B7C9D9"/>
-              <w:left w:val="single" w:sz="4" w:space="0" w:color="B7C9D9"/>
-              <w:bottom w:val="single" w:sz="4" w:space="0" w:color="B7C9D9"/>
-              <w:right w:val="single" w:sz="4" w:space="0" w:color="B7C9D9"/>
-            </w:tcBorders>
-            <w:tcMar>
-              <w:top w:w="90" w:type="dxa"/>
-              <w:left w:w="90" w:type="dxa"/>
-              <w:bottom w:w="90" w:type="dxa"/>
-              <w:right w:w="90" w:type="dxa"/>
-            </w:tcMar>
-            <w:vAlign w:val="center"/>
-          </w:tcPr>
-          <w:p>
-            <w:pPr>
-              <w:spacing w:after="0" w:line="240" w:lineRule="auto"/>
-            </w:pPr>
-            <w:r>
-              <w:rPr>
-                <w:rFonts w:ascii="Arial" w:hAnsi="Arial"/>
-                <w:sz w:val="16"/>
-              </w:rPr>
-              <w:t>Meridian Advisory Group</w:t>
-            </w:r>
-            <w:r>
-              <w:rPr>
-                <w:rFonts w:ascii="Arial" w:hAnsi="Arial"/>
-                <w:sz w:val="16"/>
-              </w:rPr>
-              <w:br/>
-              <w:t>Skills: Simple interest, Discounting, Present value, Excel modeling</w:t>
-            </w:r>
-          </w:p>
-        </w:tc>
-        <w:tc>
-          <w:tcPr>
-            <w:tcW w:w="2520" w:type="dxa"/>
-            <w:tcBorders>
-              <w:top w:val="single" w:sz="4" w:space="0" w:color="B7C9D9"/>
-              <w:left w:val="single" w:sz="4" w:space="0" w:color="B7C9D9"/>
-              <w:bottom w:val="single" w:sz="4" w:space="0" w:color="B7C9D9"/>
-              <w:right w:val="single" w:sz="4" w:space="0" w:color="B7C9D9"/>
-            </w:tcBorders>
-            <w:tcMar>
-              <w:top w:w="90" w:type="dxa"/>
-              <w:left w:w="90" w:type="dxa"/>
-              <w:bottom w:w="90" w:type="dxa"/>
-              <w:right w:w="90" w:type="dxa"/>
-            </w:tcMar>
-            <w:vAlign w:val="center"/>
-          </w:tcPr>
-          <w:p>
-            <w:pPr>
-              <w:spacing w:after="0" w:line="240" w:lineRule="auto"/>
-            </w:pPr>
-            <w:r>
-              <w:rPr>
-                <w:rFonts w:ascii="Arial" w:hAnsi="Arial"/>
-                <w:sz w:val="16"/>
-              </w:rPr>
-              <w:t>Slides; Reading; Starter Workbook; Business Finance Toolkit; Activity Instructions</w:t>
-            </w:r>
-            <w:r>
-              <w:rPr>
-                <w:rFonts w:ascii="Arial" w:hAnsi="Arial"/>
-                <w:sz w:val="16"/>
-              </w:rPr>
-              <w:br/>
-              <w:t>Status: Coming Soon</w:t>
+            <w:r/>
+            <w:r>
+              <w:rPr>
+                <w:rFonts w:ascii="Arial" w:hAnsi="Arial"/>
+                <w:b/>
+                <w:sz w:val="16"/>
+              </w:rPr>
+              <w:t>Oct. 6</w:t>
+            </w:r>
+          </w:p>
+        </w:tc>
+        <w:tc>
+          <w:tcPr>
+            <w:tcW w:w="3500" w:type="dxa"/>
+            <w:tcBorders>
+              <w:top w:val="single" w:sz="4" w:space="0" w:color="B7C9D9"/>
+              <w:left w:val="single" w:sz="4" w:space="0" w:color="B7C9D9"/>
+              <w:bottom w:val="single" w:sz="4" w:space="0" w:color="B7C9D9"/>
+              <w:right w:val="single" w:sz="4" w:space="0" w:color="B7C9D9"/>
+            </w:tcBorders>
+            <w:tcMar>
+              <w:top w:w="90" w:type="dxa"/>
+              <w:left w:w="90" w:type="dxa"/>
+              <w:bottom w:w="90" w:type="dxa"/>
+              <w:right w:w="90" w:type="dxa"/>
+            </w:tcMar>
+            <w:vAlign w:val="center"/>
+            <w:shd w:fill="FFFFFF"/>
+          </w:tcPr>
+          <w:p>
+            <w:pPr>
+              <w:spacing w:before="0" w:after="0" w:line="240" w:lineRule="auto"/>
+              <w:jc w:val="left"/>
+            </w:pPr>
+            <w:r/>
+            <w:r>
+              <w:rPr>
+                <w:rFonts w:ascii="Arial" w:hAnsi="Arial"/>
+                <w:b w:val="0"/>
+                <w:sz w:val="16"/>
+              </w:rPr>
+              <w:t>Math M05: Payroll and Depreciation</w:t>
+            </w:r>
+          </w:p>
+        </w:tc>
+        <w:tc>
+          <w:tcPr>
+            <w:tcW w:w="3300" w:type="dxa"/>
+            <w:tcBorders>
+              <w:top w:val="single" w:sz="4" w:space="0" w:color="B7C9D9"/>
+              <w:left w:val="single" w:sz="4" w:space="0" w:color="B7C9D9"/>
+              <w:bottom w:val="single" w:sz="4" w:space="0" w:color="B7C9D9"/>
+              <w:right w:val="single" w:sz="4" w:space="0" w:color="B7C9D9"/>
+            </w:tcBorders>
+            <w:tcMar>
+              <w:top w:w="90" w:type="dxa"/>
+              <w:left w:w="90" w:type="dxa"/>
+              <w:bottom w:w="90" w:type="dxa"/>
+              <w:right w:w="90" w:type="dxa"/>
+            </w:tcMar>
+            <w:vAlign w:val="center"/>
+            <w:shd w:fill="FFFFFF"/>
+          </w:tcPr>
+          <w:p>
+            <w:pPr>
+              <w:spacing w:before="0" w:after="0" w:line="240" w:lineRule="auto"/>
+              <w:jc w:val="left"/>
+            </w:pPr>
+            <w:r/>
+            <w:r>
+              <w:rPr>
+                <w:rFonts w:ascii="Arial" w:hAnsi="Arial"/>
+                <w:b w:val="0"/>
+                <w:sz w:val="16"/>
+              </w:rPr>
+              <w:t>Payroll cycles, overtime, and straight-line depreciation</w:t>
+            </w:r>
+          </w:p>
+        </w:tc>
+        <w:tc>
+          <w:tcPr>
+            <w:tcW w:w="2130" w:type="dxa"/>
+            <w:tcBorders>
+              <w:top w:val="single" w:sz="4" w:space="0" w:color="B7C9D9"/>
+              <w:left w:val="single" w:sz="4" w:space="0" w:color="B7C9D9"/>
+              <w:bottom w:val="single" w:sz="4" w:space="0" w:color="B7C9D9"/>
+              <w:right w:val="single" w:sz="4" w:space="0" w:color="B7C9D9"/>
+            </w:tcBorders>
+            <w:tcMar>
+              <w:top w:w="90" w:type="dxa"/>
+              <w:left w:w="90" w:type="dxa"/>
+              <w:bottom w:w="90" w:type="dxa"/>
+              <w:right w:w="90" w:type="dxa"/>
+            </w:tcMar>
+            <w:vAlign w:val="center"/>
+            <w:shd w:fill="FFFFFF"/>
+          </w:tcPr>
+          <w:p>
+            <w:pPr>
+              <w:spacing w:before="0" w:after="0" w:line="240" w:lineRule="auto"/>
+              <w:jc w:val="left"/>
+            </w:pPr>
+            <w:r/>
+            <w:r>
+              <w:rPr>
+                <w:rFonts w:ascii="Arial" w:hAnsi="Arial"/>
+                <w:b w:val="0"/>
+                <w:sz w:val="16"/>
+              </w:rPr>
+              <w:t>Math M05 preparation due</w:t>
             </w:r>
           </w:p>
         </w:tc>
@@ -3102,138 +3100,137 @@
       <w:tr>
         <w:tc>
           <w:tcPr>
-            <w:tcW w:w="792" w:type="dxa"/>
-            <w:tcBorders>
-              <w:top w:val="single" w:sz="4" w:space="0" w:color="B7C9D9"/>
-              <w:left w:val="single" w:sz="4" w:space="0" w:color="B7C9D9"/>
-              <w:bottom w:val="single" w:sz="4" w:space="0" w:color="B7C9D9"/>
-              <w:right w:val="single" w:sz="4" w:space="0" w:color="B7C9D9"/>
-            </w:tcBorders>
-            <w:tcMar>
-              <w:top w:w="90" w:type="dxa"/>
-              <w:left w:w="90" w:type="dxa"/>
-              <w:bottom w:w="90" w:type="dxa"/>
-              <w:right w:w="90" w:type="dxa"/>
-            </w:tcMar>
-            <w:vAlign w:val="center"/>
-          </w:tcPr>
-          <w:p>
-            <w:pPr>
-              <w:spacing w:after="0" w:line="240" w:lineRule="auto"/>
+            <w:tcW w:w="1150" w:type="dxa"/>
+            <w:tcBorders>
+              <w:top w:val="single" w:sz="4" w:space="0" w:color="B7C9D9"/>
+              <w:left w:val="single" w:sz="4" w:space="0" w:color="B7C9D9"/>
+              <w:bottom w:val="single" w:sz="4" w:space="0" w:color="B7C9D9"/>
+              <w:right w:val="single" w:sz="4" w:space="0" w:color="B7C9D9"/>
+            </w:tcBorders>
+            <w:tcMar>
+              <w:top w:w="90" w:type="dxa"/>
+              <w:left w:w="90" w:type="dxa"/>
+              <w:bottom w:w="90" w:type="dxa"/>
+              <w:right w:w="90" w:type="dxa"/>
+            </w:tcMar>
+            <w:vAlign w:val="center"/>
+            <w:shd w:fill="FAF8F3"/>
+          </w:tcPr>
+          <w:p>
+            <w:pPr>
+              <w:spacing w:before="0" w:after="0" w:line="240" w:lineRule="auto"/>
               <w:jc w:val="center"/>
             </w:pPr>
-            <w:r>
-              <w:rPr>
-                <w:rFonts w:ascii="Arial" w:hAnsi="Arial"/>
-                <w:sz w:val="16"/>
-              </w:rPr>
-              <w:t>12</w:t>
-            </w:r>
-          </w:p>
-        </w:tc>
-        <w:tc>
-          <w:tcPr>
-            <w:tcW w:w="3528" w:type="dxa"/>
-            <w:tcBorders>
-              <w:top w:val="single" w:sz="4" w:space="0" w:color="B7C9D9"/>
-              <w:left w:val="single" w:sz="4" w:space="0" w:color="B7C9D9"/>
-              <w:bottom w:val="single" w:sz="4" w:space="0" w:color="B7C9D9"/>
-              <w:right w:val="single" w:sz="4" w:space="0" w:color="B7C9D9"/>
-            </w:tcBorders>
-            <w:tcMar>
-              <w:top w:w="90" w:type="dxa"/>
-              <w:left w:w="90" w:type="dxa"/>
-              <w:bottom w:w="90" w:type="dxa"/>
-              <w:right w:w="90" w:type="dxa"/>
-            </w:tcMar>
-            <w:vAlign w:val="center"/>
-          </w:tcPr>
-          <w:p>
-            <w:pPr>
-              <w:spacing w:after="0" w:line="240" w:lineRule="auto"/>
-            </w:pPr>
-            <w:r>
-              <w:rPr>
-                <w:rFonts w:ascii="Arial" w:hAnsi="Arial"/>
-                <w:sz w:val="16"/>
-              </w:rPr>
-              <w:t>Math M09: Compounding and Future Value</w:t>
-            </w:r>
-          </w:p>
-        </w:tc>
-        <w:tc>
-          <w:tcPr>
-            <w:tcW w:w="3240" w:type="dxa"/>
-            <w:tcBorders>
-              <w:top w:val="single" w:sz="4" w:space="0" w:color="B7C9D9"/>
-              <w:left w:val="single" w:sz="4" w:space="0" w:color="B7C9D9"/>
-              <w:bottom w:val="single" w:sz="4" w:space="0" w:color="B7C9D9"/>
-              <w:right w:val="single" w:sz="4" w:space="0" w:color="B7C9D9"/>
-            </w:tcBorders>
-            <w:tcMar>
-              <w:top w:w="90" w:type="dxa"/>
-              <w:left w:w="90" w:type="dxa"/>
-              <w:bottom w:w="90" w:type="dxa"/>
-              <w:right w:w="90" w:type="dxa"/>
-            </w:tcMar>
-            <w:vAlign w:val="center"/>
-          </w:tcPr>
-          <w:p>
-            <w:pPr>
-              <w:spacing w:after="0" w:line="240" w:lineRule="auto"/>
-            </w:pPr>
-            <w:r>
-              <w:rPr>
-                <w:rFonts w:ascii="Arial" w:hAnsi="Arial"/>
-                <w:sz w:val="16"/>
-              </w:rPr>
-              <w:t>Meridian Advisory Group</w:t>
-            </w:r>
-            <w:r>
-              <w:rPr>
-                <w:rFonts w:ascii="Arial" w:hAnsi="Arial"/>
-                <w:sz w:val="16"/>
-              </w:rPr>
-              <w:br/>
-              <w:t>Skills: Compound interest, Future value, Excel modeling</w:t>
-            </w:r>
-          </w:p>
-        </w:tc>
-        <w:tc>
-          <w:tcPr>
-            <w:tcW w:w="2520" w:type="dxa"/>
-            <w:tcBorders>
-              <w:top w:val="single" w:sz="4" w:space="0" w:color="B7C9D9"/>
-              <w:left w:val="single" w:sz="4" w:space="0" w:color="B7C9D9"/>
-              <w:bottom w:val="single" w:sz="4" w:space="0" w:color="B7C9D9"/>
-              <w:right w:val="single" w:sz="4" w:space="0" w:color="B7C9D9"/>
-            </w:tcBorders>
-            <w:tcMar>
-              <w:top w:w="90" w:type="dxa"/>
-              <w:left w:w="90" w:type="dxa"/>
-              <w:bottom w:w="90" w:type="dxa"/>
-              <w:right w:w="90" w:type="dxa"/>
-            </w:tcMar>
-            <w:vAlign w:val="center"/>
-          </w:tcPr>
-          <w:p>
-            <w:pPr>
-              <w:spacing w:after="0" w:line="240" w:lineRule="auto"/>
-            </w:pPr>
-            <w:r>
-              <w:rPr>
-                <w:rFonts w:ascii="Arial" w:hAnsi="Arial"/>
-                <w:sz w:val="16"/>
-              </w:rPr>
-              <w:t>Slides; Starter Workbook; Business Finance Toolkit</w:t>
-            </w:r>
-            <w:r>
-              <w:rPr>
-                <w:rFonts w:ascii="Arial" w:hAnsi="Arial"/>
-                <w:sz w:val="16"/>
-              </w:rPr>
-              <w:br/>
-              <w:t>Status: Coming Soon</w:t>
+            <w:r/>
+            <w:r>
+              <w:rPr>
+                <w:rFonts w:ascii="Arial" w:hAnsi="Arial"/>
+                <w:b/>
+                <w:sz w:val="16"/>
+              </w:rPr>
+              <w:t>Oct. 8</w:t>
+            </w:r>
+          </w:p>
+        </w:tc>
+        <w:tc>
+          <w:tcPr>
+            <w:tcW w:w="3500" w:type="dxa"/>
+            <w:tcBorders>
+              <w:top w:val="single" w:sz="4" w:space="0" w:color="B7C9D9"/>
+              <w:left w:val="single" w:sz="4" w:space="0" w:color="B7C9D9"/>
+              <w:bottom w:val="single" w:sz="4" w:space="0" w:color="B7C9D9"/>
+              <w:right w:val="single" w:sz="4" w:space="0" w:color="B7C9D9"/>
+            </w:tcBorders>
+            <w:tcMar>
+              <w:top w:w="90" w:type="dxa"/>
+              <w:left w:w="90" w:type="dxa"/>
+              <w:bottom w:w="90" w:type="dxa"/>
+              <w:right w:w="90" w:type="dxa"/>
+            </w:tcMar>
+            <w:vAlign w:val="center"/>
+            <w:shd w:fill="FAF8F3"/>
+          </w:tcPr>
+          <w:p>
+            <w:pPr>
+              <w:spacing w:before="0" w:after="0" w:line="240" w:lineRule="auto"/>
+              <w:jc w:val="left"/>
+            </w:pPr>
+            <w:r/>
+            <w:r>
+              <w:rPr>
+                <w:rFonts w:ascii="Arial" w:hAnsi="Arial"/>
+                <w:b w:val="0"/>
+                <w:sz w:val="16"/>
+              </w:rPr>
+              <w:t>Math M06: Inventory, Overhead, and COGS</w:t>
+            </w:r>
+          </w:p>
+        </w:tc>
+        <w:tc>
+          <w:tcPr>
+            <w:tcW w:w="3300" w:type="dxa"/>
+            <w:tcBorders>
+              <w:top w:val="single" w:sz="4" w:space="0" w:color="B7C9D9"/>
+              <w:left w:val="single" w:sz="4" w:space="0" w:color="B7C9D9"/>
+              <w:bottom w:val="single" w:sz="4" w:space="0" w:color="B7C9D9"/>
+              <w:right w:val="single" w:sz="4" w:space="0" w:color="B7C9D9"/>
+            </w:tcBorders>
+            <w:tcMar>
+              <w:top w:w="90" w:type="dxa"/>
+              <w:left w:w="90" w:type="dxa"/>
+              <w:bottom w:w="90" w:type="dxa"/>
+              <w:right w:w="90" w:type="dxa"/>
+            </w:tcMar>
+            <w:vAlign w:val="center"/>
+            <w:shd w:fill="FAF8F3"/>
+          </w:tcPr>
+          <w:p>
+            <w:pPr>
+              <w:spacing w:before="0" w:after="0" w:line="240" w:lineRule="auto"/>
+              <w:jc w:val="left"/>
+            </w:pPr>
+            <w:r/>
+            <w:r>
+              <w:rPr>
+                <w:rFonts w:ascii="Arial" w:hAnsi="Arial"/>
+                <w:b w:val="0"/>
+                <w:sz w:val="16"/>
+              </w:rPr>
+              <w:t>Inventory valuation, overhead, COGS, and gross margin</w:t>
+            </w:r>
+          </w:p>
+        </w:tc>
+        <w:tc>
+          <w:tcPr>
+            <w:tcW w:w="2130" w:type="dxa"/>
+            <w:tcBorders>
+              <w:top w:val="single" w:sz="4" w:space="0" w:color="B7C9D9"/>
+              <w:left w:val="single" w:sz="4" w:space="0" w:color="B7C9D9"/>
+              <w:bottom w:val="single" w:sz="4" w:space="0" w:color="B7C9D9"/>
+              <w:right w:val="single" w:sz="4" w:space="0" w:color="B7C9D9"/>
+            </w:tcBorders>
+            <w:tcMar>
+              <w:top w:w="90" w:type="dxa"/>
+              <w:left w:w="90" w:type="dxa"/>
+              <w:bottom w:w="90" w:type="dxa"/>
+              <w:right w:w="90" w:type="dxa"/>
+            </w:tcMar>
+            <w:vAlign w:val="center"/>
+            <w:shd w:fill="FAF8F3"/>
+          </w:tcPr>
+          <w:p>
+            <w:pPr>
+              <w:spacing w:before="0" w:after="0" w:line="240" w:lineRule="auto"/>
+              <w:jc w:val="left"/>
+            </w:pPr>
+            <w:r/>
+            <w:r>
+              <w:rPr>
+                <w:rFonts w:ascii="Arial" w:hAnsi="Arial"/>
+                <w:b w:val="0"/>
+                <w:sz w:val="16"/>
+              </w:rPr>
+              <w:t>Math M06 preparation due</w:t>
             </w:r>
           </w:p>
         </w:tc>
@@ -3241,138 +3238,137 @@
       <w:tr>
         <w:tc>
           <w:tcPr>
-            <w:tcW w:w="792" w:type="dxa"/>
-            <w:tcBorders>
-              <w:top w:val="single" w:sz="4" w:space="0" w:color="B7C9D9"/>
-              <w:left w:val="single" w:sz="4" w:space="0" w:color="B7C9D9"/>
-              <w:bottom w:val="single" w:sz="4" w:space="0" w:color="B7C9D9"/>
-              <w:right w:val="single" w:sz="4" w:space="0" w:color="B7C9D9"/>
-            </w:tcBorders>
-            <w:tcMar>
-              <w:top w:w="90" w:type="dxa"/>
-              <w:left w:w="90" w:type="dxa"/>
-              <w:bottom w:w="90" w:type="dxa"/>
-              <w:right w:w="90" w:type="dxa"/>
-            </w:tcMar>
-            <w:vAlign w:val="center"/>
-          </w:tcPr>
-          <w:p>
-            <w:pPr>
-              <w:spacing w:after="0" w:line="240" w:lineRule="auto"/>
+            <w:tcW w:w="1150" w:type="dxa"/>
+            <w:tcBorders>
+              <w:top w:val="single" w:sz="4" w:space="0" w:color="B7C9D9"/>
+              <w:left w:val="single" w:sz="4" w:space="0" w:color="B7C9D9"/>
+              <w:bottom w:val="single" w:sz="4" w:space="0" w:color="B7C9D9"/>
+              <w:right w:val="single" w:sz="4" w:space="0" w:color="B7C9D9"/>
+            </w:tcBorders>
+            <w:tcMar>
+              <w:top w:w="90" w:type="dxa"/>
+              <w:left w:w="90" w:type="dxa"/>
+              <w:bottom w:w="90" w:type="dxa"/>
+              <w:right w:w="90" w:type="dxa"/>
+            </w:tcMar>
+            <w:vAlign w:val="center"/>
+            <w:shd w:fill="FFFFFF"/>
+          </w:tcPr>
+          <w:p>
+            <w:pPr>
+              <w:spacing w:before="0" w:after="0" w:line="240" w:lineRule="auto"/>
               <w:jc w:val="center"/>
             </w:pPr>
-            <w:r>
-              <w:rPr>
-                <w:rFonts w:ascii="Arial" w:hAnsi="Arial"/>
-                <w:sz w:val="16"/>
-              </w:rPr>
-              <w:t>13</w:t>
-            </w:r>
-          </w:p>
-        </w:tc>
-        <w:tc>
-          <w:tcPr>
-            <w:tcW w:w="3528" w:type="dxa"/>
-            <w:tcBorders>
-              <w:top w:val="single" w:sz="4" w:space="0" w:color="B7C9D9"/>
-              <w:left w:val="single" w:sz="4" w:space="0" w:color="B7C9D9"/>
-              <w:bottom w:val="single" w:sz="4" w:space="0" w:color="B7C9D9"/>
-              <w:right w:val="single" w:sz="4" w:space="0" w:color="B7C9D9"/>
-            </w:tcBorders>
-            <w:tcMar>
-              <w:top w:w="90" w:type="dxa"/>
-              <w:left w:w="90" w:type="dxa"/>
-              <w:bottom w:w="90" w:type="dxa"/>
-              <w:right w:w="90" w:type="dxa"/>
-            </w:tcMar>
-            <w:vAlign w:val="center"/>
-          </w:tcPr>
-          <w:p>
-            <w:pPr>
-              <w:spacing w:after="0" w:line="240" w:lineRule="auto"/>
-            </w:pPr>
-            <w:r>
-              <w:rPr>
-                <w:rFonts w:ascii="Arial" w:hAnsi="Arial"/>
-                <w:sz w:val="16"/>
-              </w:rPr>
-              <w:t>Math M10: Stocks, Bonds and Mutual Funds</w:t>
-            </w:r>
-          </w:p>
-        </w:tc>
-        <w:tc>
-          <w:tcPr>
-            <w:tcW w:w="3240" w:type="dxa"/>
-            <w:tcBorders>
-              <w:top w:val="single" w:sz="4" w:space="0" w:color="B7C9D9"/>
-              <w:left w:val="single" w:sz="4" w:space="0" w:color="B7C9D9"/>
-              <w:bottom w:val="single" w:sz="4" w:space="0" w:color="B7C9D9"/>
-              <w:right w:val="single" w:sz="4" w:space="0" w:color="B7C9D9"/>
-            </w:tcBorders>
-            <w:tcMar>
-              <w:top w:w="90" w:type="dxa"/>
-              <w:left w:w="90" w:type="dxa"/>
-              <w:bottom w:w="90" w:type="dxa"/>
-              <w:right w:w="90" w:type="dxa"/>
-            </w:tcMar>
-            <w:vAlign w:val="center"/>
-          </w:tcPr>
-          <w:p>
-            <w:pPr>
-              <w:spacing w:after="0" w:line="240" w:lineRule="auto"/>
-            </w:pPr>
-            <w:r>
-              <w:rPr>
-                <w:rFonts w:ascii="Arial" w:hAnsi="Arial"/>
-                <w:sz w:val="16"/>
-              </w:rPr>
-              <w:t>Shared course cases / business context</w:t>
-            </w:r>
-            <w:r>
-              <w:rPr>
-                <w:rFonts w:ascii="Arial" w:hAnsi="Arial"/>
-                <w:sz w:val="16"/>
-              </w:rPr>
-              <w:br/>
-              <w:t>Skills: Stocks, Bonds, Mutual funds, Investment vocabulary</w:t>
-            </w:r>
-          </w:p>
-        </w:tc>
-        <w:tc>
-          <w:tcPr>
-            <w:tcW w:w="2520" w:type="dxa"/>
-            <w:tcBorders>
-              <w:top w:val="single" w:sz="4" w:space="0" w:color="B7C9D9"/>
-              <w:left w:val="single" w:sz="4" w:space="0" w:color="B7C9D9"/>
-              <w:bottom w:val="single" w:sz="4" w:space="0" w:color="B7C9D9"/>
-              <w:right w:val="single" w:sz="4" w:space="0" w:color="B7C9D9"/>
-            </w:tcBorders>
-            <w:tcMar>
-              <w:top w:w="90" w:type="dxa"/>
-              <w:left w:w="90" w:type="dxa"/>
-              <w:bottom w:w="90" w:type="dxa"/>
-              <w:right w:w="90" w:type="dxa"/>
-            </w:tcMar>
-            <w:vAlign w:val="center"/>
-          </w:tcPr>
-          <w:p>
-            <w:pPr>
-              <w:spacing w:after="0" w:line="240" w:lineRule="auto"/>
-            </w:pPr>
-            <w:r>
-              <w:rPr>
-                <w:rFonts w:ascii="Arial" w:hAnsi="Arial"/>
-                <w:sz w:val="16"/>
-              </w:rPr>
-              <w:t>Canvas guidance / in-class materials</w:t>
-            </w:r>
-            <w:r>
-              <w:rPr>
-                <w:rFonts w:ascii="Arial" w:hAnsi="Arial"/>
-                <w:sz w:val="16"/>
-              </w:rPr>
-              <w:br/>
-              <w:t>Status: Coming Soon</w:t>
+            <w:r/>
+            <w:r>
+              <w:rPr>
+                <w:rFonts w:ascii="Arial" w:hAnsi="Arial"/>
+                <w:b/>
+                <w:sz w:val="16"/>
+              </w:rPr>
+              <w:t>Oct. 13</w:t>
+            </w:r>
+          </w:p>
+        </w:tc>
+        <w:tc>
+          <w:tcPr>
+            <w:tcW w:w="3500" w:type="dxa"/>
+            <w:tcBorders>
+              <w:top w:val="single" w:sz="4" w:space="0" w:color="B7C9D9"/>
+              <w:left w:val="single" w:sz="4" w:space="0" w:color="B7C9D9"/>
+              <w:bottom w:val="single" w:sz="4" w:space="0" w:color="B7C9D9"/>
+              <w:right w:val="single" w:sz="4" w:space="0" w:color="B7C9D9"/>
+            </w:tcBorders>
+            <w:tcMar>
+              <w:top w:w="90" w:type="dxa"/>
+              <w:left w:w="90" w:type="dxa"/>
+              <w:bottom w:w="90" w:type="dxa"/>
+              <w:right w:w="90" w:type="dxa"/>
+            </w:tcMar>
+            <w:vAlign w:val="center"/>
+            <w:shd w:fill="FFFFFF"/>
+          </w:tcPr>
+          <w:p>
+            <w:pPr>
+              <w:spacing w:before="0" w:after="0" w:line="240" w:lineRule="auto"/>
+              <w:jc w:val="left"/>
+            </w:pPr>
+            <w:r/>
+            <w:r>
+              <w:rPr>
+                <w:rFonts w:ascii="Arial" w:hAnsi="Arial"/>
+                <w:b w:val="0"/>
+                <w:sz w:val="16"/>
+              </w:rPr>
+              <w:t>Math M07: Sales, Excise, and Property Taxes</w:t>
+            </w:r>
+          </w:p>
+        </w:tc>
+        <w:tc>
+          <w:tcPr>
+            <w:tcW w:w="3300" w:type="dxa"/>
+            <w:tcBorders>
+              <w:top w:val="single" w:sz="4" w:space="0" w:color="B7C9D9"/>
+              <w:left w:val="single" w:sz="4" w:space="0" w:color="B7C9D9"/>
+              <w:bottom w:val="single" w:sz="4" w:space="0" w:color="B7C9D9"/>
+              <w:right w:val="single" w:sz="4" w:space="0" w:color="B7C9D9"/>
+            </w:tcBorders>
+            <w:tcMar>
+              <w:top w:w="90" w:type="dxa"/>
+              <w:left w:w="90" w:type="dxa"/>
+              <w:bottom w:w="90" w:type="dxa"/>
+              <w:right w:w="90" w:type="dxa"/>
+            </w:tcMar>
+            <w:vAlign w:val="center"/>
+            <w:shd w:fill="FFFFFF"/>
+          </w:tcPr>
+          <w:p>
+            <w:pPr>
+              <w:spacing w:before="0" w:after="0" w:line="240" w:lineRule="auto"/>
+              <w:jc w:val="left"/>
+            </w:pPr>
+            <w:r/>
+            <w:r>
+              <w:rPr>
+                <w:rFonts w:ascii="Arial" w:hAnsi="Arial"/>
+                <w:b w:val="0"/>
+                <w:sz w:val="16"/>
+              </w:rPr>
+              <w:t>Tax calculations and rate-based decisions</w:t>
+            </w:r>
+          </w:p>
+        </w:tc>
+        <w:tc>
+          <w:tcPr>
+            <w:tcW w:w="2130" w:type="dxa"/>
+            <w:tcBorders>
+              <w:top w:val="single" w:sz="4" w:space="0" w:color="B7C9D9"/>
+              <w:left w:val="single" w:sz="4" w:space="0" w:color="B7C9D9"/>
+              <w:bottom w:val="single" w:sz="4" w:space="0" w:color="B7C9D9"/>
+              <w:right w:val="single" w:sz="4" w:space="0" w:color="B7C9D9"/>
+            </w:tcBorders>
+            <w:tcMar>
+              <w:top w:w="90" w:type="dxa"/>
+              <w:left w:w="90" w:type="dxa"/>
+              <w:bottom w:w="90" w:type="dxa"/>
+              <w:right w:w="90" w:type="dxa"/>
+            </w:tcMar>
+            <w:vAlign w:val="center"/>
+            <w:shd w:fill="FFFFFF"/>
+          </w:tcPr>
+          <w:p>
+            <w:pPr>
+              <w:spacing w:before="0" w:after="0" w:line="240" w:lineRule="auto"/>
+              <w:jc w:val="left"/>
+            </w:pPr>
+            <w:r/>
+            <w:r>
+              <w:rPr>
+                <w:rFonts w:ascii="Arial" w:hAnsi="Arial"/>
+                <w:b w:val="0"/>
+                <w:sz w:val="16"/>
+              </w:rPr>
+              <w:t>Math M07 preparation due</w:t>
             </w:r>
           </w:p>
         </w:tc>
@@ -3380,138 +3376,137 @@
       <w:tr>
         <w:tc>
           <w:tcPr>
-            <w:tcW w:w="792" w:type="dxa"/>
-            <w:tcBorders>
-              <w:top w:val="single" w:sz="4" w:space="0" w:color="B7C9D9"/>
-              <w:left w:val="single" w:sz="4" w:space="0" w:color="B7C9D9"/>
-              <w:bottom w:val="single" w:sz="4" w:space="0" w:color="B7C9D9"/>
-              <w:right w:val="single" w:sz="4" w:space="0" w:color="B7C9D9"/>
-            </w:tcBorders>
-            <w:tcMar>
-              <w:top w:w="90" w:type="dxa"/>
-              <w:left w:w="90" w:type="dxa"/>
-              <w:bottom w:w="90" w:type="dxa"/>
-              <w:right w:w="90" w:type="dxa"/>
-            </w:tcMar>
-            <w:vAlign w:val="center"/>
-          </w:tcPr>
-          <w:p>
-            <w:pPr>
-              <w:spacing w:after="0" w:line="240" w:lineRule="auto"/>
+            <w:tcW w:w="1150" w:type="dxa"/>
+            <w:tcBorders>
+              <w:top w:val="single" w:sz="4" w:space="0" w:color="B7C9D9"/>
+              <w:left w:val="single" w:sz="4" w:space="0" w:color="B7C9D9"/>
+              <w:bottom w:val="single" w:sz="4" w:space="0" w:color="B7C9D9"/>
+              <w:right w:val="single" w:sz="4" w:space="0" w:color="B7C9D9"/>
+            </w:tcBorders>
+            <w:tcMar>
+              <w:top w:w="90" w:type="dxa"/>
+              <w:left w:w="90" w:type="dxa"/>
+              <w:bottom w:w="90" w:type="dxa"/>
+              <w:right w:w="90" w:type="dxa"/>
+            </w:tcMar>
+            <w:vAlign w:val="center"/>
+            <w:shd w:fill="DCEEF7"/>
+          </w:tcPr>
+          <w:p>
+            <w:pPr>
+              <w:spacing w:before="0" w:after="0" w:line="240" w:lineRule="auto"/>
               <w:jc w:val="center"/>
             </w:pPr>
-            <w:r>
-              <w:rPr>
-                <w:rFonts w:ascii="Arial" w:hAnsi="Arial"/>
-                <w:sz w:val="16"/>
-              </w:rPr>
-              <w:t>14</w:t>
-            </w:r>
-          </w:p>
-        </w:tc>
-        <w:tc>
-          <w:tcPr>
-            <w:tcW w:w="3528" w:type="dxa"/>
-            <w:tcBorders>
-              <w:top w:val="single" w:sz="4" w:space="0" w:color="B7C9D9"/>
-              <w:left w:val="single" w:sz="4" w:space="0" w:color="B7C9D9"/>
-              <w:bottom w:val="single" w:sz="4" w:space="0" w:color="B7C9D9"/>
-              <w:right w:val="single" w:sz="4" w:space="0" w:color="B7C9D9"/>
-            </w:tcBorders>
-            <w:tcMar>
-              <w:top w:w="90" w:type="dxa"/>
-              <w:left w:w="90" w:type="dxa"/>
-              <w:bottom w:w="90" w:type="dxa"/>
-              <w:right w:w="90" w:type="dxa"/>
-            </w:tcMar>
-            <w:vAlign w:val="center"/>
-          </w:tcPr>
-          <w:p>
-            <w:pPr>
-              <w:spacing w:after="0" w:line="240" w:lineRule="auto"/>
-            </w:pPr>
-            <w:r>
-              <w:rPr>
-                <w:rFonts w:ascii="Arial" w:hAnsi="Arial"/>
-                <w:sz w:val="16"/>
-              </w:rPr>
-              <w:t>Math M11: Financial Statement Introduction</w:t>
-            </w:r>
-          </w:p>
-        </w:tc>
-        <w:tc>
-          <w:tcPr>
-            <w:tcW w:w="3240" w:type="dxa"/>
-            <w:tcBorders>
-              <w:top w:val="single" w:sz="4" w:space="0" w:color="B7C9D9"/>
-              <w:left w:val="single" w:sz="4" w:space="0" w:color="B7C9D9"/>
-              <w:bottom w:val="single" w:sz="4" w:space="0" w:color="B7C9D9"/>
-              <w:right w:val="single" w:sz="4" w:space="0" w:color="B7C9D9"/>
-            </w:tcBorders>
-            <w:tcMar>
-              <w:top w:w="90" w:type="dxa"/>
-              <w:left w:w="90" w:type="dxa"/>
-              <w:bottom w:w="90" w:type="dxa"/>
-              <w:right w:w="90" w:type="dxa"/>
-            </w:tcMar>
-            <w:vAlign w:val="center"/>
-          </w:tcPr>
-          <w:p>
-            <w:pPr>
-              <w:spacing w:after="0" w:line="240" w:lineRule="auto"/>
-            </w:pPr>
-            <w:r>
-              <w:rPr>
-                <w:rFonts w:ascii="Arial" w:hAnsi="Arial"/>
-                <w:sz w:val="16"/>
-              </w:rPr>
-              <w:t>Shared course cases / business context</w:t>
-            </w:r>
-            <w:r>
-              <w:rPr>
-                <w:rFonts w:ascii="Arial" w:hAnsi="Arial"/>
-                <w:sz w:val="16"/>
-              </w:rPr>
-              <w:br/>
-              <w:t>Skills: Financial statements, Income statement, Balance sheet, Business analysis</w:t>
-            </w:r>
-          </w:p>
-        </w:tc>
-        <w:tc>
-          <w:tcPr>
-            <w:tcW w:w="2520" w:type="dxa"/>
-            <w:tcBorders>
-              <w:top w:val="single" w:sz="4" w:space="0" w:color="B7C9D9"/>
-              <w:left w:val="single" w:sz="4" w:space="0" w:color="B7C9D9"/>
-              <w:bottom w:val="single" w:sz="4" w:space="0" w:color="B7C9D9"/>
-              <w:right w:val="single" w:sz="4" w:space="0" w:color="B7C9D9"/>
-            </w:tcBorders>
-            <w:tcMar>
-              <w:top w:w="90" w:type="dxa"/>
-              <w:left w:w="90" w:type="dxa"/>
-              <w:bottom w:w="90" w:type="dxa"/>
-              <w:right w:w="90" w:type="dxa"/>
-            </w:tcMar>
-            <w:vAlign w:val="center"/>
-          </w:tcPr>
-          <w:p>
-            <w:pPr>
-              <w:spacing w:after="0" w:line="240" w:lineRule="auto"/>
-            </w:pPr>
-            <w:r>
-              <w:rPr>
-                <w:rFonts w:ascii="Arial" w:hAnsi="Arial"/>
-                <w:sz w:val="16"/>
-              </w:rPr>
-              <w:t>Canvas guidance / in-class materials</w:t>
-            </w:r>
-            <w:r>
-              <w:rPr>
-                <w:rFonts w:ascii="Arial" w:hAnsi="Arial"/>
-                <w:sz w:val="16"/>
-              </w:rPr>
-              <w:br/>
-              <w:t>Status: Coming Soon</w:t>
+            <w:r/>
+            <w:r>
+              <w:rPr>
+                <w:rFonts w:ascii="Arial" w:hAnsi="Arial"/>
+                <w:b/>
+                <w:sz w:val="16"/>
+              </w:rPr>
+              <w:t>Oct. 15</w:t>
+            </w:r>
+          </w:p>
+        </w:tc>
+        <w:tc>
+          <w:tcPr>
+            <w:tcW w:w="3500" w:type="dxa"/>
+            <w:tcBorders>
+              <w:top w:val="single" w:sz="4" w:space="0" w:color="B7C9D9"/>
+              <w:left w:val="single" w:sz="4" w:space="0" w:color="B7C9D9"/>
+              <w:bottom w:val="single" w:sz="4" w:space="0" w:color="B7C9D9"/>
+              <w:right w:val="single" w:sz="4" w:space="0" w:color="B7C9D9"/>
+            </w:tcBorders>
+            <w:tcMar>
+              <w:top w:w="90" w:type="dxa"/>
+              <w:left w:w="90" w:type="dxa"/>
+              <w:bottom w:w="90" w:type="dxa"/>
+              <w:right w:w="90" w:type="dxa"/>
+            </w:tcMar>
+            <w:vAlign w:val="center"/>
+            <w:shd w:fill="DCEEF7"/>
+          </w:tcPr>
+          <w:p>
+            <w:pPr>
+              <w:spacing w:before="0" w:after="0" w:line="240" w:lineRule="auto"/>
+              <w:jc w:val="left"/>
+            </w:pPr>
+            <w:r/>
+            <w:r>
+              <w:rPr>
+                <w:rFonts w:ascii="Arial" w:hAnsi="Arial"/>
+                <w:b w:val="0"/>
+                <w:sz w:val="16"/>
+              </w:rPr>
+              <w:t>Test #2</w:t>
+            </w:r>
+          </w:p>
+        </w:tc>
+        <w:tc>
+          <w:tcPr>
+            <w:tcW w:w="3300" w:type="dxa"/>
+            <w:tcBorders>
+              <w:top w:val="single" w:sz="4" w:space="0" w:color="B7C9D9"/>
+              <w:left w:val="single" w:sz="4" w:space="0" w:color="B7C9D9"/>
+              <w:bottom w:val="single" w:sz="4" w:space="0" w:color="B7C9D9"/>
+              <w:right w:val="single" w:sz="4" w:space="0" w:color="B7C9D9"/>
+            </w:tcBorders>
+            <w:tcMar>
+              <w:top w:w="90" w:type="dxa"/>
+              <w:left w:w="90" w:type="dxa"/>
+              <w:bottom w:w="90" w:type="dxa"/>
+              <w:right w:w="90" w:type="dxa"/>
+            </w:tcMar>
+            <w:vAlign w:val="center"/>
+            <w:shd w:fill="DCEEF7"/>
+          </w:tcPr>
+          <w:p>
+            <w:pPr>
+              <w:spacing w:before="0" w:after="0" w:line="240" w:lineRule="auto"/>
+              <w:jc w:val="left"/>
+            </w:pPr>
+            <w:r/>
+            <w:r>
+              <w:rPr>
+                <w:rFonts w:ascii="Arial" w:hAnsi="Arial"/>
+                <w:b w:val="0"/>
+                <w:sz w:val="16"/>
+              </w:rPr>
+              <w:t>Math M03-M07</w:t>
+            </w:r>
+          </w:p>
+        </w:tc>
+        <w:tc>
+          <w:tcPr>
+            <w:tcW w:w="2130" w:type="dxa"/>
+            <w:tcBorders>
+              <w:top w:val="single" w:sz="4" w:space="0" w:color="B7C9D9"/>
+              <w:left w:val="single" w:sz="4" w:space="0" w:color="B7C9D9"/>
+              <w:bottom w:val="single" w:sz="4" w:space="0" w:color="B7C9D9"/>
+              <w:right w:val="single" w:sz="4" w:space="0" w:color="B7C9D9"/>
+            </w:tcBorders>
+            <w:tcMar>
+              <w:top w:w="90" w:type="dxa"/>
+              <w:left w:w="90" w:type="dxa"/>
+              <w:bottom w:w="90" w:type="dxa"/>
+              <w:right w:w="90" w:type="dxa"/>
+            </w:tcMar>
+            <w:vAlign w:val="center"/>
+            <w:shd w:fill="DCEEF7"/>
+          </w:tcPr>
+          <w:p>
+            <w:pPr>
+              <w:spacing w:before="0" w:after="0" w:line="240" w:lineRule="auto"/>
+              <w:jc w:val="left"/>
+            </w:pPr>
+            <w:r/>
+            <w:r>
+              <w:rPr>
+                <w:rFonts w:ascii="Arial" w:hAnsi="Arial"/>
+                <w:b w:val="0"/>
+                <w:sz w:val="16"/>
+              </w:rPr>
+              <w:t>Assessment details in Canvas</w:t>
             </w:r>
           </w:p>
         </w:tc>
@@ -3519,138 +3514,137 @@
       <w:tr>
         <w:tc>
           <w:tcPr>
-            <w:tcW w:w="792" w:type="dxa"/>
-            <w:tcBorders>
-              <w:top w:val="single" w:sz="4" w:space="0" w:color="B7C9D9"/>
-              <w:left w:val="single" w:sz="4" w:space="0" w:color="B7C9D9"/>
-              <w:bottom w:val="single" w:sz="4" w:space="0" w:color="B7C9D9"/>
-              <w:right w:val="single" w:sz="4" w:space="0" w:color="B7C9D9"/>
-            </w:tcBorders>
-            <w:tcMar>
-              <w:top w:w="90" w:type="dxa"/>
-              <w:left w:w="90" w:type="dxa"/>
-              <w:bottom w:w="90" w:type="dxa"/>
-              <w:right w:w="90" w:type="dxa"/>
-            </w:tcMar>
-            <w:vAlign w:val="center"/>
-          </w:tcPr>
-          <w:p>
-            <w:pPr>
-              <w:spacing w:after="0" w:line="240" w:lineRule="auto"/>
+            <w:tcW w:w="1150" w:type="dxa"/>
+            <w:tcBorders>
+              <w:top w:val="single" w:sz="4" w:space="0" w:color="B7C9D9"/>
+              <w:left w:val="single" w:sz="4" w:space="0" w:color="B7C9D9"/>
+              <w:bottom w:val="single" w:sz="4" w:space="0" w:color="B7C9D9"/>
+              <w:right w:val="single" w:sz="4" w:space="0" w:color="B7C9D9"/>
+            </w:tcBorders>
+            <w:tcMar>
+              <w:top w:w="90" w:type="dxa"/>
+              <w:left w:w="90" w:type="dxa"/>
+              <w:bottom w:w="90" w:type="dxa"/>
+              <w:right w:w="90" w:type="dxa"/>
+            </w:tcMar>
+            <w:vAlign w:val="center"/>
+            <w:shd w:fill="FFFFFF"/>
+          </w:tcPr>
+          <w:p>
+            <w:pPr>
+              <w:spacing w:before="0" w:after="0" w:line="240" w:lineRule="auto"/>
               <w:jc w:val="center"/>
             </w:pPr>
-            <w:r>
-              <w:rPr>
-                <w:rFonts w:ascii="Arial" w:hAnsi="Arial"/>
-                <w:sz w:val="16"/>
-              </w:rPr>
-              <w:t>15</w:t>
-            </w:r>
-          </w:p>
-        </w:tc>
-        <w:tc>
-          <w:tcPr>
-            <w:tcW w:w="3528" w:type="dxa"/>
-            <w:tcBorders>
-              <w:top w:val="single" w:sz="4" w:space="0" w:color="B7C9D9"/>
-              <w:left w:val="single" w:sz="4" w:space="0" w:color="B7C9D9"/>
-              <w:bottom w:val="single" w:sz="4" w:space="0" w:color="B7C9D9"/>
-              <w:right w:val="single" w:sz="4" w:space="0" w:color="B7C9D9"/>
-            </w:tcBorders>
-            <w:tcMar>
-              <w:top w:w="90" w:type="dxa"/>
-              <w:left w:w="90" w:type="dxa"/>
-              <w:bottom w:w="90" w:type="dxa"/>
-              <w:right w:w="90" w:type="dxa"/>
-            </w:tcMar>
-            <w:vAlign w:val="center"/>
-          </w:tcPr>
-          <w:p>
-            <w:pPr>
-              <w:spacing w:after="0" w:line="240" w:lineRule="auto"/>
-            </w:pPr>
-            <w:r>
-              <w:rPr>
-                <w:rFonts w:ascii="Arial" w:hAnsi="Arial"/>
-                <w:sz w:val="16"/>
-              </w:rPr>
-              <w:t>Math M12: Business Statistics</w:t>
-            </w:r>
-          </w:p>
-        </w:tc>
-        <w:tc>
-          <w:tcPr>
-            <w:tcW w:w="3240" w:type="dxa"/>
-            <w:tcBorders>
-              <w:top w:val="single" w:sz="4" w:space="0" w:color="B7C9D9"/>
-              <w:left w:val="single" w:sz="4" w:space="0" w:color="B7C9D9"/>
-              <w:bottom w:val="single" w:sz="4" w:space="0" w:color="B7C9D9"/>
-              <w:right w:val="single" w:sz="4" w:space="0" w:color="B7C9D9"/>
-            </w:tcBorders>
-            <w:tcMar>
-              <w:top w:w="90" w:type="dxa"/>
-              <w:left w:w="90" w:type="dxa"/>
-              <w:bottom w:w="90" w:type="dxa"/>
-              <w:right w:w="90" w:type="dxa"/>
-            </w:tcMar>
-            <w:vAlign w:val="center"/>
-          </w:tcPr>
-          <w:p>
-            <w:pPr>
-              <w:spacing w:after="0" w:line="240" w:lineRule="auto"/>
-            </w:pPr>
-            <w:r>
-              <w:rPr>
-                <w:rFonts w:ascii="Arial" w:hAnsi="Arial"/>
-                <w:sz w:val="16"/>
-              </w:rPr>
-              <w:t>Harborside Medical Center</w:t>
-            </w:r>
-            <w:r>
-              <w:rPr>
-                <w:rFonts w:ascii="Arial" w:hAnsi="Arial"/>
-                <w:sz w:val="16"/>
-              </w:rPr>
-              <w:br/>
-              <w:t>Skills: Business statistics, Data analysis, Descriptive statistics, Excel modeling</w:t>
-            </w:r>
-          </w:p>
-        </w:tc>
-        <w:tc>
-          <w:tcPr>
-            <w:tcW w:w="2520" w:type="dxa"/>
-            <w:tcBorders>
-              <w:top w:val="single" w:sz="4" w:space="0" w:color="B7C9D9"/>
-              <w:left w:val="single" w:sz="4" w:space="0" w:color="B7C9D9"/>
-              <w:bottom w:val="single" w:sz="4" w:space="0" w:color="B7C9D9"/>
-              <w:right w:val="single" w:sz="4" w:space="0" w:color="B7C9D9"/>
-            </w:tcBorders>
-            <w:tcMar>
-              <w:top w:w="90" w:type="dxa"/>
-              <w:left w:w="90" w:type="dxa"/>
-              <w:bottom w:w="90" w:type="dxa"/>
-              <w:right w:w="90" w:type="dxa"/>
-            </w:tcMar>
-            <w:vAlign w:val="center"/>
-          </w:tcPr>
-          <w:p>
-            <w:pPr>
-              <w:spacing w:after="0" w:line="240" w:lineRule="auto"/>
-            </w:pPr>
-            <w:r>
-              <w:rPr>
-                <w:rFonts w:ascii="Arial" w:hAnsi="Arial"/>
-                <w:sz w:val="16"/>
-              </w:rPr>
-              <w:t>Slides; Reading; Starter Workbook</w:t>
-            </w:r>
-            <w:r>
-              <w:rPr>
-                <w:rFonts w:ascii="Arial" w:hAnsi="Arial"/>
-                <w:sz w:val="16"/>
-              </w:rPr>
-              <w:br/>
-              <w:t>Status: Coming Soon</w:t>
+            <w:r/>
+            <w:r>
+              <w:rPr>
+                <w:rFonts w:ascii="Arial" w:hAnsi="Arial"/>
+                <w:b/>
+                <w:sz w:val="16"/>
+              </w:rPr>
+              <w:t>Oct. 20</w:t>
+            </w:r>
+          </w:p>
+        </w:tc>
+        <w:tc>
+          <w:tcPr>
+            <w:tcW w:w="3500" w:type="dxa"/>
+            <w:tcBorders>
+              <w:top w:val="single" w:sz="4" w:space="0" w:color="B7C9D9"/>
+              <w:left w:val="single" w:sz="4" w:space="0" w:color="B7C9D9"/>
+              <w:bottom w:val="single" w:sz="4" w:space="0" w:color="B7C9D9"/>
+              <w:right w:val="single" w:sz="4" w:space="0" w:color="B7C9D9"/>
+            </w:tcBorders>
+            <w:tcMar>
+              <w:top w:w="90" w:type="dxa"/>
+              <w:left w:w="90" w:type="dxa"/>
+              <w:bottom w:w="90" w:type="dxa"/>
+              <w:right w:w="90" w:type="dxa"/>
+            </w:tcMar>
+            <w:vAlign w:val="center"/>
+            <w:shd w:fill="FFFFFF"/>
+          </w:tcPr>
+          <w:p>
+            <w:pPr>
+              <w:spacing w:before="0" w:after="0" w:line="240" w:lineRule="auto"/>
+              <w:jc w:val="left"/>
+            </w:pPr>
+            <w:r/>
+            <w:r>
+              <w:rPr>
+                <w:rFonts w:ascii="Arial" w:hAnsi="Arial"/>
+                <w:b w:val="0"/>
+                <w:sz w:val="16"/>
+              </w:rPr>
+              <w:t>Excel M03: Aggregate Functions and Data Analysis</w:t>
+            </w:r>
+          </w:p>
+        </w:tc>
+        <w:tc>
+          <w:tcPr>
+            <w:tcW w:w="3300" w:type="dxa"/>
+            <w:tcBorders>
+              <w:top w:val="single" w:sz="4" w:space="0" w:color="B7C9D9"/>
+              <w:left w:val="single" w:sz="4" w:space="0" w:color="B7C9D9"/>
+              <w:bottom w:val="single" w:sz="4" w:space="0" w:color="B7C9D9"/>
+              <w:right w:val="single" w:sz="4" w:space="0" w:color="B7C9D9"/>
+            </w:tcBorders>
+            <w:tcMar>
+              <w:top w:w="90" w:type="dxa"/>
+              <w:left w:w="90" w:type="dxa"/>
+              <w:bottom w:w="90" w:type="dxa"/>
+              <w:right w:w="90" w:type="dxa"/>
+            </w:tcMar>
+            <w:vAlign w:val="center"/>
+            <w:shd w:fill="FFFFFF"/>
+          </w:tcPr>
+          <w:p>
+            <w:pPr>
+              <w:spacing w:before="0" w:after="0" w:line="240" w:lineRule="auto"/>
+              <w:jc w:val="left"/>
+            </w:pPr>
+            <w:r/>
+            <w:r>
+              <w:rPr>
+                <w:rFonts w:ascii="Arial" w:hAnsi="Arial"/>
+                <w:b w:val="0"/>
+                <w:sz w:val="16"/>
+              </w:rPr>
+              <w:t>Aggregate functions, references, and business-data analysis</w:t>
+            </w:r>
+          </w:p>
+        </w:tc>
+        <w:tc>
+          <w:tcPr>
+            <w:tcW w:w="2130" w:type="dxa"/>
+            <w:tcBorders>
+              <w:top w:val="single" w:sz="4" w:space="0" w:color="B7C9D9"/>
+              <w:left w:val="single" w:sz="4" w:space="0" w:color="B7C9D9"/>
+              <w:bottom w:val="single" w:sz="4" w:space="0" w:color="B7C9D9"/>
+              <w:right w:val="single" w:sz="4" w:space="0" w:color="B7C9D9"/>
+            </w:tcBorders>
+            <w:tcMar>
+              <w:top w:w="90" w:type="dxa"/>
+              <w:left w:w="90" w:type="dxa"/>
+              <w:bottom w:w="90" w:type="dxa"/>
+              <w:right w:w="90" w:type="dxa"/>
+            </w:tcMar>
+            <w:vAlign w:val="center"/>
+            <w:shd w:fill="FFFFFF"/>
+          </w:tcPr>
+          <w:p>
+            <w:pPr>
+              <w:spacing w:before="0" w:after="0" w:line="240" w:lineRule="auto"/>
+              <w:jc w:val="left"/>
+            </w:pPr>
+            <w:r/>
+            <w:r>
+              <w:rPr>
+                <w:rFonts w:ascii="Arial" w:hAnsi="Arial"/>
+                <w:b w:val="0"/>
+                <w:sz w:val="16"/>
+              </w:rPr>
+              <w:t>Excel M03 preparation due</w:t>
             </w:r>
           </w:p>
         </w:tc>
@@ -3658,138 +3652,137 @@
       <w:tr>
         <w:tc>
           <w:tcPr>
-            <w:tcW w:w="792" w:type="dxa"/>
-            <w:tcBorders>
-              <w:top w:val="single" w:sz="4" w:space="0" w:color="B7C9D9"/>
-              <w:left w:val="single" w:sz="4" w:space="0" w:color="B7C9D9"/>
-              <w:bottom w:val="single" w:sz="4" w:space="0" w:color="B7C9D9"/>
-              <w:right w:val="single" w:sz="4" w:space="0" w:color="B7C9D9"/>
-            </w:tcBorders>
-            <w:tcMar>
-              <w:top w:w="90" w:type="dxa"/>
-              <w:left w:w="90" w:type="dxa"/>
-              <w:bottom w:w="90" w:type="dxa"/>
-              <w:right w:w="90" w:type="dxa"/>
-            </w:tcMar>
-            <w:vAlign w:val="center"/>
-          </w:tcPr>
-          <w:p>
-            <w:pPr>
-              <w:spacing w:after="0" w:line="240" w:lineRule="auto"/>
+            <w:tcW w:w="1150" w:type="dxa"/>
+            <w:tcBorders>
+              <w:top w:val="single" w:sz="4" w:space="0" w:color="B7C9D9"/>
+              <w:left w:val="single" w:sz="4" w:space="0" w:color="B7C9D9"/>
+              <w:bottom w:val="single" w:sz="4" w:space="0" w:color="B7C9D9"/>
+              <w:right w:val="single" w:sz="4" w:space="0" w:color="B7C9D9"/>
+            </w:tcBorders>
+            <w:tcMar>
+              <w:top w:w="90" w:type="dxa"/>
+              <w:left w:w="90" w:type="dxa"/>
+              <w:bottom w:w="90" w:type="dxa"/>
+              <w:right w:w="90" w:type="dxa"/>
+            </w:tcMar>
+            <w:vAlign w:val="center"/>
+            <w:shd w:fill="FAF8F3"/>
+          </w:tcPr>
+          <w:p>
+            <w:pPr>
+              <w:spacing w:before="0" w:after="0" w:line="240" w:lineRule="auto"/>
               <w:jc w:val="center"/>
             </w:pPr>
-            <w:r>
-              <w:rPr>
-                <w:rFonts w:ascii="Arial" w:hAnsi="Arial"/>
-                <w:sz w:val="16"/>
-              </w:rPr>
-              <w:t>16</w:t>
-            </w:r>
-          </w:p>
-        </w:tc>
-        <w:tc>
-          <w:tcPr>
-            <w:tcW w:w="3528" w:type="dxa"/>
-            <w:tcBorders>
-              <w:top w:val="single" w:sz="4" w:space="0" w:color="B7C9D9"/>
-              <w:left w:val="single" w:sz="4" w:space="0" w:color="B7C9D9"/>
-              <w:bottom w:val="single" w:sz="4" w:space="0" w:color="B7C9D9"/>
-              <w:right w:val="single" w:sz="4" w:space="0" w:color="B7C9D9"/>
-            </w:tcBorders>
-            <w:tcMar>
-              <w:top w:w="90" w:type="dxa"/>
-              <w:left w:w="90" w:type="dxa"/>
-              <w:bottom w:w="90" w:type="dxa"/>
-              <w:right w:w="90" w:type="dxa"/>
-            </w:tcMar>
-            <w:vAlign w:val="center"/>
-          </w:tcPr>
-          <w:p>
-            <w:pPr>
-              <w:spacing w:after="0" w:line="240" w:lineRule="auto"/>
-            </w:pPr>
-            <w:r>
-              <w:rPr>
-                <w:rFonts w:ascii="Arial" w:hAnsi="Arial"/>
-                <w:sz w:val="16"/>
-              </w:rPr>
-              <w:t>Excel M01: Creating and Editing Worksheets</w:t>
-            </w:r>
-          </w:p>
-        </w:tc>
-        <w:tc>
-          <w:tcPr>
-            <w:tcW w:w="3240" w:type="dxa"/>
-            <w:tcBorders>
-              <w:top w:val="single" w:sz="4" w:space="0" w:color="B7C9D9"/>
-              <w:left w:val="single" w:sz="4" w:space="0" w:color="B7C9D9"/>
-              <w:bottom w:val="single" w:sz="4" w:space="0" w:color="B7C9D9"/>
-              <w:right w:val="single" w:sz="4" w:space="0" w:color="B7C9D9"/>
-            </w:tcBorders>
-            <w:tcMar>
-              <w:top w:w="90" w:type="dxa"/>
-              <w:left w:w="90" w:type="dxa"/>
-              <w:bottom w:w="90" w:type="dxa"/>
-              <w:right w:w="90" w:type="dxa"/>
-            </w:tcMar>
-            <w:vAlign w:val="center"/>
-          </w:tcPr>
-          <w:p>
-            <w:pPr>
-              <w:spacing w:after="0" w:line="240" w:lineRule="auto"/>
-            </w:pPr>
-            <w:r>
-              <w:rPr>
-                <w:rFonts w:ascii="Arial" w:hAnsi="Arial"/>
-                <w:sz w:val="16"/>
-              </w:rPr>
-              <w:t>Tidal Goods Co.</w:t>
-            </w:r>
-            <w:r>
-              <w:rPr>
-                <w:rFonts w:ascii="Arial" w:hAnsi="Arial"/>
-                <w:sz w:val="16"/>
-              </w:rPr>
-              <w:br/>
-              <w:t>Skills: Workbook setup, Worksheet editing</w:t>
-            </w:r>
-          </w:p>
-        </w:tc>
-        <w:tc>
-          <w:tcPr>
-            <w:tcW w:w="2520" w:type="dxa"/>
-            <w:tcBorders>
-              <w:top w:val="single" w:sz="4" w:space="0" w:color="B7C9D9"/>
-              <w:left w:val="single" w:sz="4" w:space="0" w:color="B7C9D9"/>
-              <w:bottom w:val="single" w:sz="4" w:space="0" w:color="B7C9D9"/>
-              <w:right w:val="single" w:sz="4" w:space="0" w:color="B7C9D9"/>
-            </w:tcBorders>
-            <w:tcMar>
-              <w:top w:w="90" w:type="dxa"/>
-              <w:left w:w="90" w:type="dxa"/>
-              <w:bottom w:w="90" w:type="dxa"/>
-              <w:right w:w="90" w:type="dxa"/>
-            </w:tcMar>
-            <w:vAlign w:val="center"/>
-          </w:tcPr>
-          <w:p>
-            <w:pPr>
-              <w:spacing w:after="0" w:line="240" w:lineRule="auto"/>
-            </w:pPr>
-            <w:r>
-              <w:rPr>
-                <w:rFonts w:ascii="Arial" w:hAnsi="Arial"/>
-                <w:sz w:val="16"/>
-              </w:rPr>
-              <w:t>Slides; Reading; Starter Workbook; Interactive Practice</w:t>
-            </w:r>
-            <w:r>
-              <w:rPr>
-                <w:rFonts w:ascii="Arial" w:hAnsi="Arial"/>
-                <w:sz w:val="16"/>
-              </w:rPr>
-              <w:br/>
-              <w:t>Status: Live</w:t>
+            <w:r/>
+            <w:r>
+              <w:rPr>
+                <w:rFonts w:ascii="Arial" w:hAnsi="Arial"/>
+                <w:b/>
+                <w:sz w:val="16"/>
+              </w:rPr>
+              <w:t>Oct. 22</w:t>
+            </w:r>
+          </w:p>
+        </w:tc>
+        <w:tc>
+          <w:tcPr>
+            <w:tcW w:w="3500" w:type="dxa"/>
+            <w:tcBorders>
+              <w:top w:val="single" w:sz="4" w:space="0" w:color="B7C9D9"/>
+              <w:left w:val="single" w:sz="4" w:space="0" w:color="B7C9D9"/>
+              <w:bottom w:val="single" w:sz="4" w:space="0" w:color="B7C9D9"/>
+              <w:right w:val="single" w:sz="4" w:space="0" w:color="B7C9D9"/>
+            </w:tcBorders>
+            <w:tcMar>
+              <w:top w:w="90" w:type="dxa"/>
+              <w:left w:w="90" w:type="dxa"/>
+              <w:bottom w:w="90" w:type="dxa"/>
+              <w:right w:w="90" w:type="dxa"/>
+            </w:tcMar>
+            <w:vAlign w:val="center"/>
+            <w:shd w:fill="FAF8F3"/>
+          </w:tcPr>
+          <w:p>
+            <w:pPr>
+              <w:spacing w:before="0" w:after="0" w:line="240" w:lineRule="auto"/>
+              <w:jc w:val="left"/>
+            </w:pPr>
+            <w:r/>
+            <w:r>
+              <w:rPr>
+                <w:rFonts w:ascii="Arial" w:hAnsi="Arial"/>
+                <w:b w:val="0"/>
+                <w:sz w:val="16"/>
+              </w:rPr>
+              <w:t>Math M08: Simple Interest, Discounting, and Present Value</w:t>
+            </w:r>
+          </w:p>
+        </w:tc>
+        <w:tc>
+          <w:tcPr>
+            <w:tcW w:w="3300" w:type="dxa"/>
+            <w:tcBorders>
+              <w:top w:val="single" w:sz="4" w:space="0" w:color="B7C9D9"/>
+              <w:left w:val="single" w:sz="4" w:space="0" w:color="B7C9D9"/>
+              <w:bottom w:val="single" w:sz="4" w:space="0" w:color="B7C9D9"/>
+              <w:right w:val="single" w:sz="4" w:space="0" w:color="B7C9D9"/>
+            </w:tcBorders>
+            <w:tcMar>
+              <w:top w:w="90" w:type="dxa"/>
+              <w:left w:w="90" w:type="dxa"/>
+              <w:bottom w:w="90" w:type="dxa"/>
+              <w:right w:w="90" w:type="dxa"/>
+            </w:tcMar>
+            <w:vAlign w:val="center"/>
+            <w:shd w:fill="FAF8F3"/>
+          </w:tcPr>
+          <w:p>
+            <w:pPr>
+              <w:spacing w:before="0" w:after="0" w:line="240" w:lineRule="auto"/>
+              <w:jc w:val="left"/>
+            </w:pPr>
+            <w:r/>
+            <w:r>
+              <w:rPr>
+                <w:rFonts w:ascii="Arial" w:hAnsi="Arial"/>
+                <w:b w:val="0"/>
+                <w:sz w:val="16"/>
+              </w:rPr>
+              <w:t>Simple interest, discounting, and present-value decisions</w:t>
+            </w:r>
+          </w:p>
+        </w:tc>
+        <w:tc>
+          <w:tcPr>
+            <w:tcW w:w="2130" w:type="dxa"/>
+            <w:tcBorders>
+              <w:top w:val="single" w:sz="4" w:space="0" w:color="B7C9D9"/>
+              <w:left w:val="single" w:sz="4" w:space="0" w:color="B7C9D9"/>
+              <w:bottom w:val="single" w:sz="4" w:space="0" w:color="B7C9D9"/>
+              <w:right w:val="single" w:sz="4" w:space="0" w:color="B7C9D9"/>
+            </w:tcBorders>
+            <w:tcMar>
+              <w:top w:w="90" w:type="dxa"/>
+              <w:left w:w="90" w:type="dxa"/>
+              <w:bottom w:w="90" w:type="dxa"/>
+              <w:right w:w="90" w:type="dxa"/>
+            </w:tcMar>
+            <w:vAlign w:val="center"/>
+            <w:shd w:fill="FAF8F3"/>
+          </w:tcPr>
+          <w:p>
+            <w:pPr>
+              <w:spacing w:before="0" w:after="0" w:line="240" w:lineRule="auto"/>
+              <w:jc w:val="left"/>
+            </w:pPr>
+            <w:r/>
+            <w:r>
+              <w:rPr>
+                <w:rFonts w:ascii="Arial" w:hAnsi="Arial"/>
+                <w:b w:val="0"/>
+                <w:sz w:val="16"/>
+              </w:rPr>
+              <w:t>Math M08 preparation due</w:t>
             </w:r>
           </w:p>
         </w:tc>
@@ -3797,138 +3790,137 @@
       <w:tr>
         <w:tc>
           <w:tcPr>
-            <w:tcW w:w="792" w:type="dxa"/>
-            <w:tcBorders>
-              <w:top w:val="single" w:sz="4" w:space="0" w:color="B7C9D9"/>
-              <w:left w:val="single" w:sz="4" w:space="0" w:color="B7C9D9"/>
-              <w:bottom w:val="single" w:sz="4" w:space="0" w:color="B7C9D9"/>
-              <w:right w:val="single" w:sz="4" w:space="0" w:color="B7C9D9"/>
-            </w:tcBorders>
-            <w:tcMar>
-              <w:top w:w="90" w:type="dxa"/>
-              <w:left w:w="90" w:type="dxa"/>
-              <w:bottom w:w="90" w:type="dxa"/>
-              <w:right w:w="90" w:type="dxa"/>
-            </w:tcMar>
-            <w:vAlign w:val="center"/>
-          </w:tcPr>
-          <w:p>
-            <w:pPr>
-              <w:spacing w:after="0" w:line="240" w:lineRule="auto"/>
+            <w:tcW w:w="1150" w:type="dxa"/>
+            <w:tcBorders>
+              <w:top w:val="single" w:sz="4" w:space="0" w:color="B7C9D9"/>
+              <w:left w:val="single" w:sz="4" w:space="0" w:color="B7C9D9"/>
+              <w:bottom w:val="single" w:sz="4" w:space="0" w:color="B7C9D9"/>
+              <w:right w:val="single" w:sz="4" w:space="0" w:color="B7C9D9"/>
+            </w:tcBorders>
+            <w:tcMar>
+              <w:top w:w="90" w:type="dxa"/>
+              <w:left w:w="90" w:type="dxa"/>
+              <w:bottom w:w="90" w:type="dxa"/>
+              <w:right w:w="90" w:type="dxa"/>
+            </w:tcMar>
+            <w:vAlign w:val="center"/>
+            <w:shd w:fill="FFFFFF"/>
+          </w:tcPr>
+          <w:p>
+            <w:pPr>
+              <w:spacing w:before="0" w:after="0" w:line="240" w:lineRule="auto"/>
               <w:jc w:val="center"/>
             </w:pPr>
-            <w:r>
-              <w:rPr>
-                <w:rFonts w:ascii="Arial" w:hAnsi="Arial"/>
-                <w:sz w:val="16"/>
-              </w:rPr>
-              <w:t>17</w:t>
-            </w:r>
-          </w:p>
-        </w:tc>
-        <w:tc>
-          <w:tcPr>
-            <w:tcW w:w="3528" w:type="dxa"/>
-            <w:tcBorders>
-              <w:top w:val="single" w:sz="4" w:space="0" w:color="B7C9D9"/>
-              <w:left w:val="single" w:sz="4" w:space="0" w:color="B7C9D9"/>
-              <w:bottom w:val="single" w:sz="4" w:space="0" w:color="B7C9D9"/>
-              <w:right w:val="single" w:sz="4" w:space="0" w:color="B7C9D9"/>
-            </w:tcBorders>
-            <w:tcMar>
-              <w:top w:w="90" w:type="dxa"/>
-              <w:left w:w="90" w:type="dxa"/>
-              <w:bottom w:w="90" w:type="dxa"/>
-              <w:right w:w="90" w:type="dxa"/>
-            </w:tcMar>
-            <w:vAlign w:val="center"/>
-          </w:tcPr>
-          <w:p>
-            <w:pPr>
-              <w:spacing w:after="0" w:line="240" w:lineRule="auto"/>
-            </w:pPr>
-            <w:r>
-              <w:rPr>
-                <w:rFonts w:ascii="Arial" w:hAnsi="Arial"/>
-                <w:sz w:val="16"/>
-              </w:rPr>
-              <w:t>Excel M02: Formatting and Organizing Worksheets</w:t>
-            </w:r>
-          </w:p>
-        </w:tc>
-        <w:tc>
-          <w:tcPr>
-            <w:tcW w:w="3240" w:type="dxa"/>
-            <w:tcBorders>
-              <w:top w:val="single" w:sz="4" w:space="0" w:color="B7C9D9"/>
-              <w:left w:val="single" w:sz="4" w:space="0" w:color="B7C9D9"/>
-              <w:bottom w:val="single" w:sz="4" w:space="0" w:color="B7C9D9"/>
-              <w:right w:val="single" w:sz="4" w:space="0" w:color="B7C9D9"/>
-            </w:tcBorders>
-            <w:tcMar>
-              <w:top w:w="90" w:type="dxa"/>
-              <w:left w:w="90" w:type="dxa"/>
-              <w:bottom w:w="90" w:type="dxa"/>
-              <w:right w:w="90" w:type="dxa"/>
-            </w:tcMar>
-            <w:vAlign w:val="center"/>
-          </w:tcPr>
-          <w:p>
-            <w:pPr>
-              <w:spacing w:after="0" w:line="240" w:lineRule="auto"/>
-            </w:pPr>
-            <w:r>
-              <w:rPr>
-                <w:rFonts w:ascii="Arial" w:hAnsi="Arial"/>
-                <w:sz w:val="16"/>
-              </w:rPr>
-              <w:t>Anchor &amp; Oak Events</w:t>
-            </w:r>
-            <w:r>
-              <w:rPr>
-                <w:rFonts w:ascii="Arial" w:hAnsi="Arial"/>
-                <w:sz w:val="16"/>
-              </w:rPr>
-              <w:br/>
-              <w:t>Skills: Worksheet formatting, Data organization, Audit-friendly design</w:t>
-            </w:r>
-          </w:p>
-        </w:tc>
-        <w:tc>
-          <w:tcPr>
-            <w:tcW w:w="2520" w:type="dxa"/>
-            <w:tcBorders>
-              <w:top w:val="single" w:sz="4" w:space="0" w:color="B7C9D9"/>
-              <w:left w:val="single" w:sz="4" w:space="0" w:color="B7C9D9"/>
-              <w:bottom w:val="single" w:sz="4" w:space="0" w:color="B7C9D9"/>
-              <w:right w:val="single" w:sz="4" w:space="0" w:color="B7C9D9"/>
-            </w:tcBorders>
-            <w:tcMar>
-              <w:top w:w="90" w:type="dxa"/>
-              <w:left w:w="90" w:type="dxa"/>
-              <w:bottom w:w="90" w:type="dxa"/>
-              <w:right w:w="90" w:type="dxa"/>
-            </w:tcMar>
-            <w:vAlign w:val="center"/>
-          </w:tcPr>
-          <w:p>
-            <w:pPr>
-              <w:spacing w:after="0" w:line="240" w:lineRule="auto"/>
-            </w:pPr>
-            <w:r>
-              <w:rPr>
-                <w:rFonts w:ascii="Arial" w:hAnsi="Arial"/>
-                <w:sz w:val="16"/>
-              </w:rPr>
-              <w:t>Slides; Reading; Starter Workbook</w:t>
-            </w:r>
-            <w:r>
-              <w:rPr>
-                <w:rFonts w:ascii="Arial" w:hAnsi="Arial"/>
-                <w:sz w:val="16"/>
-              </w:rPr>
-              <w:br/>
-              <w:t>Status: Preview Only</w:t>
+            <w:r/>
+            <w:r>
+              <w:rPr>
+                <w:rFonts w:ascii="Arial" w:hAnsi="Arial"/>
+                <w:b/>
+                <w:sz w:val="16"/>
+              </w:rPr>
+              <w:t>Oct. 27</w:t>
+            </w:r>
+          </w:p>
+        </w:tc>
+        <w:tc>
+          <w:tcPr>
+            <w:tcW w:w="3500" w:type="dxa"/>
+            <w:tcBorders>
+              <w:top w:val="single" w:sz="4" w:space="0" w:color="B7C9D9"/>
+              <w:left w:val="single" w:sz="4" w:space="0" w:color="B7C9D9"/>
+              <w:bottom w:val="single" w:sz="4" w:space="0" w:color="B7C9D9"/>
+              <w:right w:val="single" w:sz="4" w:space="0" w:color="B7C9D9"/>
+            </w:tcBorders>
+            <w:tcMar>
+              <w:top w:w="90" w:type="dxa"/>
+              <w:left w:w="90" w:type="dxa"/>
+              <w:bottom w:w="90" w:type="dxa"/>
+              <w:right w:w="90" w:type="dxa"/>
+            </w:tcMar>
+            <w:vAlign w:val="center"/>
+            <w:shd w:fill="FFFFFF"/>
+          </w:tcPr>
+          <w:p>
+            <w:pPr>
+              <w:spacing w:before="0" w:after="0" w:line="240" w:lineRule="auto"/>
+              <w:jc w:val="left"/>
+            </w:pPr>
+            <w:r/>
+            <w:r>
+              <w:rPr>
+                <w:rFonts w:ascii="Arial" w:hAnsi="Arial"/>
+                <w:b w:val="0"/>
+                <w:sz w:val="16"/>
+              </w:rPr>
+              <w:t>Math M09-L01: Compounding and Future Value</w:t>
+            </w:r>
+          </w:p>
+        </w:tc>
+        <w:tc>
+          <w:tcPr>
+            <w:tcW w:w="3300" w:type="dxa"/>
+            <w:tcBorders>
+              <w:top w:val="single" w:sz="4" w:space="0" w:color="B7C9D9"/>
+              <w:left w:val="single" w:sz="4" w:space="0" w:color="B7C9D9"/>
+              <w:bottom w:val="single" w:sz="4" w:space="0" w:color="B7C9D9"/>
+              <w:right w:val="single" w:sz="4" w:space="0" w:color="B7C9D9"/>
+            </w:tcBorders>
+            <w:tcMar>
+              <w:top w:w="90" w:type="dxa"/>
+              <w:left w:w="90" w:type="dxa"/>
+              <w:bottom w:w="90" w:type="dxa"/>
+              <w:right w:w="90" w:type="dxa"/>
+            </w:tcMar>
+            <w:vAlign w:val="center"/>
+            <w:shd w:fill="FFFFFF"/>
+          </w:tcPr>
+          <w:p>
+            <w:pPr>
+              <w:spacing w:before="0" w:after="0" w:line="240" w:lineRule="auto"/>
+              <w:jc w:val="left"/>
+            </w:pPr>
+            <w:r/>
+            <w:r>
+              <w:rPr>
+                <w:rFonts w:ascii="Arial" w:hAnsi="Arial"/>
+                <w:b w:val="0"/>
+                <w:sz w:val="16"/>
+              </w:rPr>
+              <w:t>Compound interest and future-value modeling</w:t>
+            </w:r>
+          </w:p>
+        </w:tc>
+        <w:tc>
+          <w:tcPr>
+            <w:tcW w:w="2130" w:type="dxa"/>
+            <w:tcBorders>
+              <w:top w:val="single" w:sz="4" w:space="0" w:color="B7C9D9"/>
+              <w:left w:val="single" w:sz="4" w:space="0" w:color="B7C9D9"/>
+              <w:bottom w:val="single" w:sz="4" w:space="0" w:color="B7C9D9"/>
+              <w:right w:val="single" w:sz="4" w:space="0" w:color="B7C9D9"/>
+            </w:tcBorders>
+            <w:tcMar>
+              <w:top w:w="90" w:type="dxa"/>
+              <w:left w:w="90" w:type="dxa"/>
+              <w:bottom w:w="90" w:type="dxa"/>
+              <w:right w:w="90" w:type="dxa"/>
+            </w:tcMar>
+            <w:vAlign w:val="center"/>
+            <w:shd w:fill="FFFFFF"/>
+          </w:tcPr>
+          <w:p>
+            <w:pPr>
+              <w:spacing w:before="0" w:after="0" w:line="240" w:lineRule="auto"/>
+              <w:jc w:val="left"/>
+            </w:pPr>
+            <w:r/>
+            <w:r>
+              <w:rPr>
+                <w:rFonts w:ascii="Arial" w:hAnsi="Arial"/>
+                <w:b w:val="0"/>
+                <w:sz w:val="16"/>
+              </w:rPr>
+              <w:t>Math M09-L01 preparation due</w:t>
             </w:r>
           </w:p>
         </w:tc>
@@ -3936,138 +3928,137 @@
       <w:tr>
         <w:tc>
           <w:tcPr>
-            <w:tcW w:w="792" w:type="dxa"/>
-            <w:tcBorders>
-              <w:top w:val="single" w:sz="4" w:space="0" w:color="B7C9D9"/>
-              <w:left w:val="single" w:sz="4" w:space="0" w:color="B7C9D9"/>
-              <w:bottom w:val="single" w:sz="4" w:space="0" w:color="B7C9D9"/>
-              <w:right w:val="single" w:sz="4" w:space="0" w:color="B7C9D9"/>
-            </w:tcBorders>
-            <w:tcMar>
-              <w:top w:w="90" w:type="dxa"/>
-              <w:left w:w="90" w:type="dxa"/>
-              <w:bottom w:w="90" w:type="dxa"/>
-              <w:right w:w="90" w:type="dxa"/>
-            </w:tcMar>
-            <w:vAlign w:val="center"/>
-          </w:tcPr>
-          <w:p>
-            <w:pPr>
-              <w:spacing w:after="0" w:line="240" w:lineRule="auto"/>
+            <w:tcW w:w="1150" w:type="dxa"/>
+            <w:tcBorders>
+              <w:top w:val="single" w:sz="4" w:space="0" w:color="B7C9D9"/>
+              <w:left w:val="single" w:sz="4" w:space="0" w:color="B7C9D9"/>
+              <w:bottom w:val="single" w:sz="4" w:space="0" w:color="B7C9D9"/>
+              <w:right w:val="single" w:sz="4" w:space="0" w:color="B7C9D9"/>
+            </w:tcBorders>
+            <w:tcMar>
+              <w:top w:w="90" w:type="dxa"/>
+              <w:left w:w="90" w:type="dxa"/>
+              <w:bottom w:w="90" w:type="dxa"/>
+              <w:right w:w="90" w:type="dxa"/>
+            </w:tcMar>
+            <w:vAlign w:val="center"/>
+            <w:shd w:fill="FAF8F3"/>
+          </w:tcPr>
+          <w:p>
+            <w:pPr>
+              <w:spacing w:before="0" w:after="0" w:line="240" w:lineRule="auto"/>
               <w:jc w:val="center"/>
             </w:pPr>
-            <w:r>
-              <w:rPr>
-                <w:rFonts w:ascii="Arial" w:hAnsi="Arial"/>
-                <w:sz w:val="16"/>
-              </w:rPr>
-              <w:t>18</w:t>
-            </w:r>
-          </w:p>
-        </w:tc>
-        <w:tc>
-          <w:tcPr>
-            <w:tcW w:w="3528" w:type="dxa"/>
-            <w:tcBorders>
-              <w:top w:val="single" w:sz="4" w:space="0" w:color="B7C9D9"/>
-              <w:left w:val="single" w:sz="4" w:space="0" w:color="B7C9D9"/>
-              <w:bottom w:val="single" w:sz="4" w:space="0" w:color="B7C9D9"/>
-              <w:right w:val="single" w:sz="4" w:space="0" w:color="B7C9D9"/>
-            </w:tcBorders>
-            <w:tcMar>
-              <w:top w:w="90" w:type="dxa"/>
-              <w:left w:w="90" w:type="dxa"/>
-              <w:bottom w:w="90" w:type="dxa"/>
-              <w:right w:w="90" w:type="dxa"/>
-            </w:tcMar>
-            <w:vAlign w:val="center"/>
-          </w:tcPr>
-          <w:p>
-            <w:pPr>
-              <w:spacing w:after="0" w:line="240" w:lineRule="auto"/>
-            </w:pPr>
-            <w:r>
-              <w:rPr>
-                <w:rFonts w:ascii="Arial" w:hAnsi="Arial"/>
-                <w:sz w:val="16"/>
-              </w:rPr>
-              <w:t>Excel M03: Aggregate Functions and Data Analysis</w:t>
-            </w:r>
-          </w:p>
-        </w:tc>
-        <w:tc>
-          <w:tcPr>
-            <w:tcW w:w="3240" w:type="dxa"/>
-            <w:tcBorders>
-              <w:top w:val="single" w:sz="4" w:space="0" w:color="B7C9D9"/>
-              <w:left w:val="single" w:sz="4" w:space="0" w:color="B7C9D9"/>
-              <w:bottom w:val="single" w:sz="4" w:space="0" w:color="B7C9D9"/>
-              <w:right w:val="single" w:sz="4" w:space="0" w:color="B7C9D9"/>
-            </w:tcBorders>
-            <w:tcMar>
-              <w:top w:w="90" w:type="dxa"/>
-              <w:left w:w="90" w:type="dxa"/>
-              <w:bottom w:w="90" w:type="dxa"/>
-              <w:right w:w="90" w:type="dxa"/>
-            </w:tcMar>
-            <w:vAlign w:val="center"/>
-          </w:tcPr>
-          <w:p>
-            <w:pPr>
-              <w:spacing w:after="0" w:line="240" w:lineRule="auto"/>
-            </w:pPr>
-            <w:r>
-              <w:rPr>
-                <w:rFonts w:ascii="Arial" w:hAnsi="Arial"/>
-                <w:sz w:val="16"/>
-              </w:rPr>
-              <w:t>Anchor &amp; Oak Events</w:t>
-            </w:r>
-            <w:r>
-              <w:rPr>
-                <w:rFonts w:ascii="Arial" w:hAnsi="Arial"/>
-                <w:sz w:val="16"/>
-              </w:rPr>
-              <w:br/>
-              <w:t>Skills: Aggregate functions, Cell references, Business data analysis</w:t>
-            </w:r>
-          </w:p>
-        </w:tc>
-        <w:tc>
-          <w:tcPr>
-            <w:tcW w:w="2520" w:type="dxa"/>
-            <w:tcBorders>
-              <w:top w:val="single" w:sz="4" w:space="0" w:color="B7C9D9"/>
-              <w:left w:val="single" w:sz="4" w:space="0" w:color="B7C9D9"/>
-              <w:bottom w:val="single" w:sz="4" w:space="0" w:color="B7C9D9"/>
-              <w:right w:val="single" w:sz="4" w:space="0" w:color="B7C9D9"/>
-            </w:tcBorders>
-            <w:tcMar>
-              <w:top w:w="90" w:type="dxa"/>
-              <w:left w:w="90" w:type="dxa"/>
-              <w:bottom w:w="90" w:type="dxa"/>
-              <w:right w:w="90" w:type="dxa"/>
-            </w:tcMar>
-            <w:vAlign w:val="center"/>
-          </w:tcPr>
-          <w:p>
-            <w:pPr>
-              <w:spacing w:after="0" w:line="240" w:lineRule="auto"/>
-            </w:pPr>
-            <w:r>
-              <w:rPr>
-                <w:rFonts w:ascii="Arial" w:hAnsi="Arial"/>
-                <w:sz w:val="16"/>
-              </w:rPr>
-              <w:t>Starter Workbook</w:t>
-            </w:r>
-            <w:r>
-              <w:rPr>
-                <w:rFonts w:ascii="Arial" w:hAnsi="Arial"/>
-                <w:sz w:val="16"/>
-              </w:rPr>
-              <w:br/>
-              <w:t>Status: In Progress</w:t>
+            <w:r/>
+            <w:r>
+              <w:rPr>
+                <w:rFonts w:ascii="Arial" w:hAnsi="Arial"/>
+                <w:b/>
+                <w:sz w:val="16"/>
+              </w:rPr>
+              <w:t>Oct. 29</w:t>
+            </w:r>
+          </w:p>
+        </w:tc>
+        <w:tc>
+          <w:tcPr>
+            <w:tcW w:w="3500" w:type="dxa"/>
+            <w:tcBorders>
+              <w:top w:val="single" w:sz="4" w:space="0" w:color="B7C9D9"/>
+              <w:left w:val="single" w:sz="4" w:space="0" w:color="B7C9D9"/>
+              <w:bottom w:val="single" w:sz="4" w:space="0" w:color="B7C9D9"/>
+              <w:right w:val="single" w:sz="4" w:space="0" w:color="B7C9D9"/>
+            </w:tcBorders>
+            <w:tcMar>
+              <w:top w:w="90" w:type="dxa"/>
+              <w:left w:w="90" w:type="dxa"/>
+              <w:bottom w:w="90" w:type="dxa"/>
+              <w:right w:w="90" w:type="dxa"/>
+            </w:tcMar>
+            <w:vAlign w:val="center"/>
+            <w:shd w:fill="FAF8F3"/>
+          </w:tcPr>
+          <w:p>
+            <w:pPr>
+              <w:spacing w:before="0" w:after="0" w:line="240" w:lineRule="auto"/>
+              <w:jc w:val="left"/>
+            </w:pPr>
+            <w:r/>
+            <w:r>
+              <w:rPr>
+                <w:rFonts w:ascii="Arial" w:hAnsi="Arial"/>
+                <w:b w:val="0"/>
+                <w:sz w:val="16"/>
+              </w:rPr>
+              <w:t>Math M09-L02: Compounding and Future Value</w:t>
+            </w:r>
+          </w:p>
+        </w:tc>
+        <w:tc>
+          <w:tcPr>
+            <w:tcW w:w="3300" w:type="dxa"/>
+            <w:tcBorders>
+              <w:top w:val="single" w:sz="4" w:space="0" w:color="B7C9D9"/>
+              <w:left w:val="single" w:sz="4" w:space="0" w:color="B7C9D9"/>
+              <w:bottom w:val="single" w:sz="4" w:space="0" w:color="B7C9D9"/>
+              <w:right w:val="single" w:sz="4" w:space="0" w:color="B7C9D9"/>
+            </w:tcBorders>
+            <w:tcMar>
+              <w:top w:w="90" w:type="dxa"/>
+              <w:left w:w="90" w:type="dxa"/>
+              <w:bottom w:w="90" w:type="dxa"/>
+              <w:right w:w="90" w:type="dxa"/>
+            </w:tcMar>
+            <w:vAlign w:val="center"/>
+            <w:shd w:fill="FAF8F3"/>
+          </w:tcPr>
+          <w:p>
+            <w:pPr>
+              <w:spacing w:before="0" w:after="0" w:line="240" w:lineRule="auto"/>
+              <w:jc w:val="left"/>
+            </w:pPr>
+            <w:r/>
+            <w:r>
+              <w:rPr>
+                <w:rFonts w:ascii="Arial" w:hAnsi="Arial"/>
+                <w:b w:val="0"/>
+                <w:sz w:val="16"/>
+              </w:rPr>
+              <w:t>Second application lesson and model interpretation</w:t>
+            </w:r>
+          </w:p>
+        </w:tc>
+        <w:tc>
+          <w:tcPr>
+            <w:tcW w:w="2130" w:type="dxa"/>
+            <w:tcBorders>
+              <w:top w:val="single" w:sz="4" w:space="0" w:color="B7C9D9"/>
+              <w:left w:val="single" w:sz="4" w:space="0" w:color="B7C9D9"/>
+              <w:bottom w:val="single" w:sz="4" w:space="0" w:color="B7C9D9"/>
+              <w:right w:val="single" w:sz="4" w:space="0" w:color="B7C9D9"/>
+            </w:tcBorders>
+            <w:tcMar>
+              <w:top w:w="90" w:type="dxa"/>
+              <w:left w:w="90" w:type="dxa"/>
+              <w:bottom w:w="90" w:type="dxa"/>
+              <w:right w:w="90" w:type="dxa"/>
+            </w:tcMar>
+            <w:vAlign w:val="center"/>
+            <w:shd w:fill="FAF8F3"/>
+          </w:tcPr>
+          <w:p>
+            <w:pPr>
+              <w:spacing w:before="0" w:after="0" w:line="240" w:lineRule="auto"/>
+              <w:jc w:val="left"/>
+            </w:pPr>
+            <w:r/>
+            <w:r>
+              <w:rPr>
+                <w:rFonts w:ascii="Arial" w:hAnsi="Arial"/>
+                <w:b w:val="0"/>
+                <w:sz w:val="16"/>
+              </w:rPr>
+              <w:t>Math M09-L02 preparation due; check Canvas for Excel M04 prep</w:t>
             </w:r>
           </w:p>
         </w:tc>
@@ -4075,138 +4066,1517 @@
       <w:tr>
         <w:tc>
           <w:tcPr>
-            <w:tcW w:w="792" w:type="dxa"/>
-            <w:tcBorders>
-              <w:top w:val="single" w:sz="4" w:space="0" w:color="B7C9D9"/>
-              <w:left w:val="single" w:sz="4" w:space="0" w:color="B7C9D9"/>
-              <w:bottom w:val="single" w:sz="4" w:space="0" w:color="B7C9D9"/>
-              <w:right w:val="single" w:sz="4" w:space="0" w:color="B7C9D9"/>
-            </w:tcBorders>
-            <w:tcMar>
-              <w:top w:w="90" w:type="dxa"/>
-              <w:left w:w="90" w:type="dxa"/>
-              <w:bottom w:w="90" w:type="dxa"/>
-              <w:right w:w="90" w:type="dxa"/>
-            </w:tcMar>
-            <w:vAlign w:val="center"/>
-          </w:tcPr>
-          <w:p>
-            <w:pPr>
-              <w:spacing w:after="0" w:line="240" w:lineRule="auto"/>
+            <w:tcW w:w="1150" w:type="dxa"/>
+            <w:tcBorders>
+              <w:top w:val="single" w:sz="4" w:space="0" w:color="B7C9D9"/>
+              <w:left w:val="single" w:sz="4" w:space="0" w:color="B7C9D9"/>
+              <w:bottom w:val="single" w:sz="4" w:space="0" w:color="B7C9D9"/>
+              <w:right w:val="single" w:sz="4" w:space="0" w:color="B7C9D9"/>
+            </w:tcBorders>
+            <w:tcMar>
+              <w:top w:w="90" w:type="dxa"/>
+              <w:left w:w="90" w:type="dxa"/>
+              <w:bottom w:w="90" w:type="dxa"/>
+              <w:right w:w="90" w:type="dxa"/>
+            </w:tcMar>
+            <w:vAlign w:val="center"/>
+            <w:shd w:fill="FFFFFF"/>
+          </w:tcPr>
+          <w:p>
+            <w:pPr>
+              <w:spacing w:before="0" w:after="0" w:line="240" w:lineRule="auto"/>
               <w:jc w:val="center"/>
             </w:pPr>
-            <w:r>
-              <w:rPr>
-                <w:rFonts w:ascii="Arial" w:hAnsi="Arial"/>
-                <w:sz w:val="16"/>
-              </w:rPr>
-              <w:t>19</w:t>
-            </w:r>
-          </w:p>
-        </w:tc>
-        <w:tc>
-          <w:tcPr>
-            <w:tcW w:w="3528" w:type="dxa"/>
-            <w:tcBorders>
-              <w:top w:val="single" w:sz="4" w:space="0" w:color="B7C9D9"/>
-              <w:left w:val="single" w:sz="4" w:space="0" w:color="B7C9D9"/>
-              <w:bottom w:val="single" w:sz="4" w:space="0" w:color="B7C9D9"/>
-              <w:right w:val="single" w:sz="4" w:space="0" w:color="B7C9D9"/>
-            </w:tcBorders>
-            <w:tcMar>
-              <w:top w:w="90" w:type="dxa"/>
-              <w:left w:w="90" w:type="dxa"/>
-              <w:bottom w:w="90" w:type="dxa"/>
-              <w:right w:w="90" w:type="dxa"/>
-            </w:tcMar>
-            <w:vAlign w:val="center"/>
-          </w:tcPr>
-          <w:p>
-            <w:pPr>
-              <w:spacing w:after="0" w:line="240" w:lineRule="auto"/>
-            </w:pPr>
-            <w:r>
-              <w:rPr>
-                <w:rFonts w:ascii="Arial" w:hAnsi="Arial"/>
-                <w:sz w:val="16"/>
-              </w:rPr>
-              <w:t>Excel M04: Charts and Data Visualization</w:t>
-            </w:r>
-          </w:p>
-        </w:tc>
-        <w:tc>
-          <w:tcPr>
-            <w:tcW w:w="3240" w:type="dxa"/>
-            <w:tcBorders>
-              <w:top w:val="single" w:sz="4" w:space="0" w:color="B7C9D9"/>
-              <w:left w:val="single" w:sz="4" w:space="0" w:color="B7C9D9"/>
-              <w:bottom w:val="single" w:sz="4" w:space="0" w:color="B7C9D9"/>
-              <w:right w:val="single" w:sz="4" w:space="0" w:color="B7C9D9"/>
-            </w:tcBorders>
-            <w:tcMar>
-              <w:top w:w="90" w:type="dxa"/>
-              <w:left w:w="90" w:type="dxa"/>
-              <w:bottom w:w="90" w:type="dxa"/>
-              <w:right w:w="90" w:type="dxa"/>
-            </w:tcMar>
-            <w:vAlign w:val="center"/>
-          </w:tcPr>
-          <w:p>
-            <w:pPr>
-              <w:spacing w:after="0" w:line="240" w:lineRule="auto"/>
-            </w:pPr>
-            <w:r>
-              <w:rPr>
-                <w:rFonts w:ascii="Arial" w:hAnsi="Arial"/>
-                <w:sz w:val="16"/>
-              </w:rPr>
-              <w:t>Tidal Goods Co.</w:t>
-            </w:r>
-            <w:r>
-              <w:rPr>
-                <w:rFonts w:ascii="Arial" w:hAnsi="Arial"/>
-                <w:sz w:val="16"/>
-              </w:rPr>
-              <w:br/>
-              <w:t>Skills: Charts, Data visualization</w:t>
-            </w:r>
-          </w:p>
-        </w:tc>
-        <w:tc>
-          <w:tcPr>
-            <w:tcW w:w="2520" w:type="dxa"/>
-            <w:tcBorders>
-              <w:top w:val="single" w:sz="4" w:space="0" w:color="B7C9D9"/>
-              <w:left w:val="single" w:sz="4" w:space="0" w:color="B7C9D9"/>
-              <w:bottom w:val="single" w:sz="4" w:space="0" w:color="B7C9D9"/>
-              <w:right w:val="single" w:sz="4" w:space="0" w:color="B7C9D9"/>
-            </w:tcBorders>
-            <w:tcMar>
-              <w:top w:w="90" w:type="dxa"/>
-              <w:left w:w="90" w:type="dxa"/>
-              <w:bottom w:w="90" w:type="dxa"/>
-              <w:right w:w="90" w:type="dxa"/>
-            </w:tcMar>
-            <w:vAlign w:val="center"/>
-          </w:tcPr>
-          <w:p>
-            <w:pPr>
-              <w:spacing w:after="0" w:line="240" w:lineRule="auto"/>
-            </w:pPr>
-            <w:r>
-              <w:rPr>
-                <w:rFonts w:ascii="Arial" w:hAnsi="Arial"/>
-                <w:sz w:val="16"/>
-              </w:rPr>
-              <w:t>Slides; Starter Workbook</w:t>
-            </w:r>
-            <w:r>
-              <w:rPr>
-                <w:rFonts w:ascii="Arial" w:hAnsi="Arial"/>
-                <w:sz w:val="16"/>
-              </w:rPr>
-              <w:br/>
-              <w:t>Status: Live</w:t>
+            <w:r/>
+            <w:r>
+              <w:rPr>
+                <w:rFonts w:ascii="Arial" w:hAnsi="Arial"/>
+                <w:b/>
+                <w:sz w:val="16"/>
+              </w:rPr>
+              <w:t>Nov. 3</w:t>
+            </w:r>
+          </w:p>
+        </w:tc>
+        <w:tc>
+          <w:tcPr>
+            <w:tcW w:w="3500" w:type="dxa"/>
+            <w:tcBorders>
+              <w:top w:val="single" w:sz="4" w:space="0" w:color="B7C9D9"/>
+              <w:left w:val="single" w:sz="4" w:space="0" w:color="B7C9D9"/>
+              <w:bottom w:val="single" w:sz="4" w:space="0" w:color="B7C9D9"/>
+              <w:right w:val="single" w:sz="4" w:space="0" w:color="B7C9D9"/>
+            </w:tcBorders>
+            <w:tcMar>
+              <w:top w:w="90" w:type="dxa"/>
+              <w:left w:w="90" w:type="dxa"/>
+              <w:bottom w:w="90" w:type="dxa"/>
+              <w:right w:w="90" w:type="dxa"/>
+            </w:tcMar>
+            <w:vAlign w:val="center"/>
+            <w:shd w:fill="FFFFFF"/>
+          </w:tcPr>
+          <w:p>
+            <w:pPr>
+              <w:spacing w:before="0" w:after="0" w:line="240" w:lineRule="auto"/>
+              <w:jc w:val="left"/>
+            </w:pPr>
+            <w:r/>
+            <w:r>
+              <w:rPr>
+                <w:rFonts w:ascii="Arial" w:hAnsi="Arial"/>
+                <w:b w:val="0"/>
+                <w:sz w:val="16"/>
+              </w:rPr>
+              <w:t>Math M10: Stocks, Bonds, and Mutual Funds</w:t>
+            </w:r>
+          </w:p>
+        </w:tc>
+        <w:tc>
+          <w:tcPr>
+            <w:tcW w:w="3300" w:type="dxa"/>
+            <w:tcBorders>
+              <w:top w:val="single" w:sz="4" w:space="0" w:color="B7C9D9"/>
+              <w:left w:val="single" w:sz="4" w:space="0" w:color="B7C9D9"/>
+              <w:bottom w:val="single" w:sz="4" w:space="0" w:color="B7C9D9"/>
+              <w:right w:val="single" w:sz="4" w:space="0" w:color="B7C9D9"/>
+            </w:tcBorders>
+            <w:tcMar>
+              <w:top w:w="90" w:type="dxa"/>
+              <w:left w:w="90" w:type="dxa"/>
+              <w:bottom w:w="90" w:type="dxa"/>
+              <w:right w:w="90" w:type="dxa"/>
+            </w:tcMar>
+            <w:vAlign w:val="center"/>
+            <w:shd w:fill="FFFFFF"/>
+          </w:tcPr>
+          <w:p>
+            <w:pPr>
+              <w:spacing w:before="0" w:after="0" w:line="240" w:lineRule="auto"/>
+              <w:jc w:val="left"/>
+            </w:pPr>
+            <w:r/>
+            <w:r>
+              <w:rPr>
+                <w:rFonts w:ascii="Arial" w:hAnsi="Arial"/>
+                <w:b w:val="0"/>
+                <w:sz w:val="16"/>
+              </w:rPr>
+              <w:t>Investment vocabulary and security comparisons</w:t>
+            </w:r>
+          </w:p>
+        </w:tc>
+        <w:tc>
+          <w:tcPr>
+            <w:tcW w:w="2130" w:type="dxa"/>
+            <w:tcBorders>
+              <w:top w:val="single" w:sz="4" w:space="0" w:color="B7C9D9"/>
+              <w:left w:val="single" w:sz="4" w:space="0" w:color="B7C9D9"/>
+              <w:bottom w:val="single" w:sz="4" w:space="0" w:color="B7C9D9"/>
+              <w:right w:val="single" w:sz="4" w:space="0" w:color="B7C9D9"/>
+            </w:tcBorders>
+            <w:tcMar>
+              <w:top w:w="90" w:type="dxa"/>
+              <w:left w:w="90" w:type="dxa"/>
+              <w:bottom w:w="90" w:type="dxa"/>
+              <w:right w:w="90" w:type="dxa"/>
+            </w:tcMar>
+            <w:vAlign w:val="center"/>
+            <w:shd w:fill="FFFFFF"/>
+          </w:tcPr>
+          <w:p>
+            <w:pPr>
+              <w:spacing w:before="0" w:after="0" w:line="240" w:lineRule="auto"/>
+              <w:jc w:val="left"/>
+            </w:pPr>
+            <w:r/>
+            <w:r>
+              <w:rPr>
+                <w:rFonts w:ascii="Arial" w:hAnsi="Arial"/>
+                <w:b w:val="0"/>
+                <w:sz w:val="16"/>
+              </w:rPr>
+              <w:t>Math M10 preparation due</w:t>
+            </w:r>
+          </w:p>
+        </w:tc>
+      </w:tr>
+      <w:tr>
+        <w:tc>
+          <w:tcPr>
+            <w:tcW w:w="1150" w:type="dxa"/>
+            <w:tcBorders>
+              <w:top w:val="single" w:sz="4" w:space="0" w:color="B7C9D9"/>
+              <w:left w:val="single" w:sz="4" w:space="0" w:color="B7C9D9"/>
+              <w:bottom w:val="single" w:sz="4" w:space="0" w:color="B7C9D9"/>
+              <w:right w:val="single" w:sz="4" w:space="0" w:color="B7C9D9"/>
+            </w:tcBorders>
+            <w:tcMar>
+              <w:top w:w="90" w:type="dxa"/>
+              <w:left w:w="90" w:type="dxa"/>
+              <w:bottom w:w="90" w:type="dxa"/>
+              <w:right w:w="90" w:type="dxa"/>
+            </w:tcMar>
+            <w:vAlign w:val="center"/>
+            <w:shd w:fill="FAF8F3"/>
+          </w:tcPr>
+          <w:p>
+            <w:pPr>
+              <w:spacing w:before="0" w:after="0" w:line="240" w:lineRule="auto"/>
+              <w:jc w:val="center"/>
+            </w:pPr>
+            <w:r/>
+            <w:r>
+              <w:rPr>
+                <w:rFonts w:ascii="Arial" w:hAnsi="Arial"/>
+                <w:b/>
+                <w:sz w:val="16"/>
+              </w:rPr>
+              <w:t>Nov. 5</w:t>
+            </w:r>
+          </w:p>
+        </w:tc>
+        <w:tc>
+          <w:tcPr>
+            <w:tcW w:w="3500" w:type="dxa"/>
+            <w:tcBorders>
+              <w:top w:val="single" w:sz="4" w:space="0" w:color="B7C9D9"/>
+              <w:left w:val="single" w:sz="4" w:space="0" w:color="B7C9D9"/>
+              <w:bottom w:val="single" w:sz="4" w:space="0" w:color="B7C9D9"/>
+              <w:right w:val="single" w:sz="4" w:space="0" w:color="B7C9D9"/>
+            </w:tcBorders>
+            <w:tcMar>
+              <w:top w:w="90" w:type="dxa"/>
+              <w:left w:w="90" w:type="dxa"/>
+              <w:bottom w:w="90" w:type="dxa"/>
+              <w:right w:w="90" w:type="dxa"/>
+            </w:tcMar>
+            <w:vAlign w:val="center"/>
+            <w:shd w:fill="FAF8F3"/>
+          </w:tcPr>
+          <w:p>
+            <w:pPr>
+              <w:spacing w:before="0" w:after="0" w:line="240" w:lineRule="auto"/>
+              <w:jc w:val="left"/>
+            </w:pPr>
+            <w:r/>
+            <w:r>
+              <w:rPr>
+                <w:rFonts w:ascii="Arial" w:hAnsi="Arial"/>
+                <w:b w:val="0"/>
+                <w:sz w:val="16"/>
+              </w:rPr>
+              <w:t>FactSet Introduction</w:t>
+            </w:r>
+          </w:p>
+        </w:tc>
+        <w:tc>
+          <w:tcPr>
+            <w:tcW w:w="3300" w:type="dxa"/>
+            <w:tcBorders>
+              <w:top w:val="single" w:sz="4" w:space="0" w:color="B7C9D9"/>
+              <w:left w:val="single" w:sz="4" w:space="0" w:color="B7C9D9"/>
+              <w:bottom w:val="single" w:sz="4" w:space="0" w:color="B7C9D9"/>
+              <w:right w:val="single" w:sz="4" w:space="0" w:color="B7C9D9"/>
+            </w:tcBorders>
+            <w:tcMar>
+              <w:top w:w="90" w:type="dxa"/>
+              <w:left w:w="90" w:type="dxa"/>
+              <w:bottom w:w="90" w:type="dxa"/>
+              <w:right w:w="90" w:type="dxa"/>
+            </w:tcMar>
+            <w:vAlign w:val="center"/>
+            <w:shd w:fill="FAF8F3"/>
+          </w:tcPr>
+          <w:p>
+            <w:pPr>
+              <w:spacing w:before="0" w:after="0" w:line="240" w:lineRule="auto"/>
+              <w:jc w:val="left"/>
+            </w:pPr>
+            <w:r/>
+            <w:r>
+              <w:rPr>
+                <w:rFonts w:ascii="Arial" w:hAnsi="Arial"/>
+                <w:b w:val="0"/>
+                <w:sz w:val="16"/>
+              </w:rPr>
+              <w:t>FactSet access, navigation, and data orientation</w:t>
+            </w:r>
+          </w:p>
+        </w:tc>
+        <w:tc>
+          <w:tcPr>
+            <w:tcW w:w="2130" w:type="dxa"/>
+            <w:tcBorders>
+              <w:top w:val="single" w:sz="4" w:space="0" w:color="B7C9D9"/>
+              <w:left w:val="single" w:sz="4" w:space="0" w:color="B7C9D9"/>
+              <w:bottom w:val="single" w:sz="4" w:space="0" w:color="B7C9D9"/>
+              <w:right w:val="single" w:sz="4" w:space="0" w:color="B7C9D9"/>
+            </w:tcBorders>
+            <w:tcMar>
+              <w:top w:w="90" w:type="dxa"/>
+              <w:left w:w="90" w:type="dxa"/>
+              <w:bottom w:w="90" w:type="dxa"/>
+              <w:right w:w="90" w:type="dxa"/>
+            </w:tcMar>
+            <w:vAlign w:val="center"/>
+            <w:shd w:fill="FAF8F3"/>
+          </w:tcPr>
+          <w:p>
+            <w:pPr>
+              <w:spacing w:before="0" w:after="0" w:line="240" w:lineRule="auto"/>
+              <w:jc w:val="left"/>
+            </w:pPr>
+            <w:r/>
+            <w:r>
+              <w:rPr>
+                <w:rFonts w:ascii="Arial" w:hAnsi="Arial"/>
+                <w:b w:val="0"/>
+                <w:sz w:val="16"/>
+              </w:rPr>
+              <w:t>FactSet sign-up and introduction</w:t>
+            </w:r>
+          </w:p>
+        </w:tc>
+      </w:tr>
+      <w:tr>
+        <w:tc>
+          <w:tcPr>
+            <w:tcW w:w="1150" w:type="dxa"/>
+            <w:tcBorders>
+              <w:top w:val="single" w:sz="4" w:space="0" w:color="B7C9D9"/>
+              <w:left w:val="single" w:sz="4" w:space="0" w:color="B7C9D9"/>
+              <w:bottom w:val="single" w:sz="4" w:space="0" w:color="B7C9D9"/>
+              <w:right w:val="single" w:sz="4" w:space="0" w:color="B7C9D9"/>
+            </w:tcBorders>
+            <w:tcMar>
+              <w:top w:w="90" w:type="dxa"/>
+              <w:left w:w="90" w:type="dxa"/>
+              <w:bottom w:w="90" w:type="dxa"/>
+              <w:right w:w="90" w:type="dxa"/>
+            </w:tcMar>
+            <w:vAlign w:val="center"/>
+            <w:shd w:fill="FFFFFF"/>
+          </w:tcPr>
+          <w:p>
+            <w:pPr>
+              <w:spacing w:before="0" w:after="0" w:line="240" w:lineRule="auto"/>
+              <w:jc w:val="center"/>
+            </w:pPr>
+            <w:r/>
+            <w:r>
+              <w:rPr>
+                <w:rFonts w:ascii="Arial" w:hAnsi="Arial"/>
+                <w:b/>
+                <w:sz w:val="16"/>
+              </w:rPr>
+              <w:t>Nov. 10</w:t>
+            </w:r>
+          </w:p>
+        </w:tc>
+        <w:tc>
+          <w:tcPr>
+            <w:tcW w:w="3500" w:type="dxa"/>
+            <w:tcBorders>
+              <w:top w:val="single" w:sz="4" w:space="0" w:color="B7C9D9"/>
+              <w:left w:val="single" w:sz="4" w:space="0" w:color="B7C9D9"/>
+              <w:bottom w:val="single" w:sz="4" w:space="0" w:color="B7C9D9"/>
+              <w:right w:val="single" w:sz="4" w:space="0" w:color="B7C9D9"/>
+            </w:tcBorders>
+            <w:tcMar>
+              <w:top w:w="90" w:type="dxa"/>
+              <w:left w:w="90" w:type="dxa"/>
+              <w:bottom w:w="90" w:type="dxa"/>
+              <w:right w:w="90" w:type="dxa"/>
+            </w:tcMar>
+            <w:vAlign w:val="center"/>
+            <w:shd w:fill="FFFFFF"/>
+          </w:tcPr>
+          <w:p>
+            <w:pPr>
+              <w:spacing w:before="0" w:after="0" w:line="240" w:lineRule="auto"/>
+              <w:jc w:val="left"/>
+            </w:pPr>
+            <w:r/>
+            <w:r>
+              <w:rPr>
+                <w:rFonts w:ascii="Arial" w:hAnsi="Arial"/>
+                <w:b w:val="0"/>
+                <w:sz w:val="16"/>
+              </w:rPr>
+              <w:t>Excel M04: PivotTables, Charts, and Advanced Data Visualization</w:t>
+            </w:r>
+          </w:p>
+        </w:tc>
+        <w:tc>
+          <w:tcPr>
+            <w:tcW w:w="3300" w:type="dxa"/>
+            <w:tcBorders>
+              <w:top w:val="single" w:sz="4" w:space="0" w:color="B7C9D9"/>
+              <w:left w:val="single" w:sz="4" w:space="0" w:color="B7C9D9"/>
+              <w:bottom w:val="single" w:sz="4" w:space="0" w:color="B7C9D9"/>
+              <w:right w:val="single" w:sz="4" w:space="0" w:color="B7C9D9"/>
+            </w:tcBorders>
+            <w:tcMar>
+              <w:top w:w="90" w:type="dxa"/>
+              <w:left w:w="90" w:type="dxa"/>
+              <w:bottom w:w="90" w:type="dxa"/>
+              <w:right w:w="90" w:type="dxa"/>
+            </w:tcMar>
+            <w:vAlign w:val="center"/>
+            <w:shd w:fill="FFFFFF"/>
+          </w:tcPr>
+          <w:p>
+            <w:pPr>
+              <w:spacing w:before="0" w:after="0" w:line="240" w:lineRule="auto"/>
+              <w:jc w:val="left"/>
+            </w:pPr>
+            <w:r/>
+            <w:r>
+              <w:rPr>
+                <w:rFonts w:ascii="Arial" w:hAnsi="Arial"/>
+                <w:b w:val="0"/>
+                <w:sz w:val="16"/>
+              </w:rPr>
+              <w:t>Summarizing, visualizing, and communicating business data</w:t>
+            </w:r>
+          </w:p>
+        </w:tc>
+        <w:tc>
+          <w:tcPr>
+            <w:tcW w:w="2130" w:type="dxa"/>
+            <w:tcBorders>
+              <w:top w:val="single" w:sz="4" w:space="0" w:color="B7C9D9"/>
+              <w:left w:val="single" w:sz="4" w:space="0" w:color="B7C9D9"/>
+              <w:bottom w:val="single" w:sz="4" w:space="0" w:color="B7C9D9"/>
+              <w:right w:val="single" w:sz="4" w:space="0" w:color="B7C9D9"/>
+            </w:tcBorders>
+            <w:tcMar>
+              <w:top w:w="90" w:type="dxa"/>
+              <w:left w:w="90" w:type="dxa"/>
+              <w:bottom w:w="90" w:type="dxa"/>
+              <w:right w:w="90" w:type="dxa"/>
+            </w:tcMar>
+            <w:vAlign w:val="center"/>
+            <w:shd w:fill="FFFFFF"/>
+          </w:tcPr>
+          <w:p>
+            <w:pPr>
+              <w:spacing w:before="0" w:after="0" w:line="240" w:lineRule="auto"/>
+              <w:jc w:val="left"/>
+            </w:pPr>
+            <w:r/>
+            <w:r>
+              <w:rPr>
+                <w:rFonts w:ascii="Arial" w:hAnsi="Arial"/>
+                <w:b w:val="0"/>
+                <w:sz w:val="16"/>
+              </w:rPr>
+              <w:t>Excel M04 assignment due</w:t>
+            </w:r>
+          </w:p>
+        </w:tc>
+      </w:tr>
+      <w:tr>
+        <w:tc>
+          <w:tcPr>
+            <w:tcW w:w="1150" w:type="dxa"/>
+            <w:tcBorders>
+              <w:top w:val="single" w:sz="4" w:space="0" w:color="B7C9D9"/>
+              <w:left w:val="single" w:sz="4" w:space="0" w:color="B7C9D9"/>
+              <w:bottom w:val="single" w:sz="4" w:space="0" w:color="B7C9D9"/>
+              <w:right w:val="single" w:sz="4" w:space="0" w:color="B7C9D9"/>
+            </w:tcBorders>
+            <w:tcMar>
+              <w:top w:w="90" w:type="dxa"/>
+              <w:left w:w="90" w:type="dxa"/>
+              <w:bottom w:w="90" w:type="dxa"/>
+              <w:right w:w="90" w:type="dxa"/>
+            </w:tcMar>
+            <w:vAlign w:val="center"/>
+            <w:shd w:fill="FAF8F3"/>
+          </w:tcPr>
+          <w:p>
+            <w:pPr>
+              <w:spacing w:before="0" w:after="0" w:line="240" w:lineRule="auto"/>
+              <w:jc w:val="center"/>
+            </w:pPr>
+            <w:r/>
+            <w:r>
+              <w:rPr>
+                <w:rFonts w:ascii="Arial" w:hAnsi="Arial"/>
+                <w:b/>
+                <w:sz w:val="16"/>
+              </w:rPr>
+              <w:t>Nov. 12</w:t>
+            </w:r>
+          </w:p>
+        </w:tc>
+        <w:tc>
+          <w:tcPr>
+            <w:tcW w:w="3500" w:type="dxa"/>
+            <w:tcBorders>
+              <w:top w:val="single" w:sz="4" w:space="0" w:color="B7C9D9"/>
+              <w:left w:val="single" w:sz="4" w:space="0" w:color="B7C9D9"/>
+              <w:bottom w:val="single" w:sz="4" w:space="0" w:color="B7C9D9"/>
+              <w:right w:val="single" w:sz="4" w:space="0" w:color="B7C9D9"/>
+            </w:tcBorders>
+            <w:tcMar>
+              <w:top w:w="90" w:type="dxa"/>
+              <w:left w:w="90" w:type="dxa"/>
+              <w:bottom w:w="90" w:type="dxa"/>
+              <w:right w:w="90" w:type="dxa"/>
+            </w:tcMar>
+            <w:vAlign w:val="center"/>
+            <w:shd w:fill="FAF8F3"/>
+          </w:tcPr>
+          <w:p>
+            <w:pPr>
+              <w:spacing w:before="0" w:after="0" w:line="240" w:lineRule="auto"/>
+              <w:jc w:val="left"/>
+            </w:pPr>
+            <w:r/>
+            <w:r>
+              <w:rPr>
+                <w:rFonts w:ascii="Arial" w:hAnsi="Arial"/>
+                <w:b w:val="0"/>
+                <w:sz w:val="16"/>
+              </w:rPr>
+              <w:t>Math M11: Financial Statement Introduction</w:t>
+            </w:r>
+          </w:p>
+        </w:tc>
+        <w:tc>
+          <w:tcPr>
+            <w:tcW w:w="3300" w:type="dxa"/>
+            <w:tcBorders>
+              <w:top w:val="single" w:sz="4" w:space="0" w:color="B7C9D9"/>
+              <w:left w:val="single" w:sz="4" w:space="0" w:color="B7C9D9"/>
+              <w:bottom w:val="single" w:sz="4" w:space="0" w:color="B7C9D9"/>
+              <w:right w:val="single" w:sz="4" w:space="0" w:color="B7C9D9"/>
+            </w:tcBorders>
+            <w:tcMar>
+              <w:top w:w="90" w:type="dxa"/>
+              <w:left w:w="90" w:type="dxa"/>
+              <w:bottom w:w="90" w:type="dxa"/>
+              <w:right w:w="90" w:type="dxa"/>
+            </w:tcMar>
+            <w:vAlign w:val="center"/>
+            <w:shd w:fill="FAF8F3"/>
+          </w:tcPr>
+          <w:p>
+            <w:pPr>
+              <w:spacing w:before="0" w:after="0" w:line="240" w:lineRule="auto"/>
+              <w:jc w:val="left"/>
+            </w:pPr>
+            <w:r/>
+            <w:r>
+              <w:rPr>
+                <w:rFonts w:ascii="Arial" w:hAnsi="Arial"/>
+                <w:b w:val="0"/>
+                <w:sz w:val="16"/>
+              </w:rPr>
+              <w:t>Income statement, balance sheet, and business analysis</w:t>
+            </w:r>
+          </w:p>
+        </w:tc>
+        <w:tc>
+          <w:tcPr>
+            <w:tcW w:w="2130" w:type="dxa"/>
+            <w:tcBorders>
+              <w:top w:val="single" w:sz="4" w:space="0" w:color="B7C9D9"/>
+              <w:left w:val="single" w:sz="4" w:space="0" w:color="B7C9D9"/>
+              <w:bottom w:val="single" w:sz="4" w:space="0" w:color="B7C9D9"/>
+              <w:right w:val="single" w:sz="4" w:space="0" w:color="B7C9D9"/>
+            </w:tcBorders>
+            <w:tcMar>
+              <w:top w:w="90" w:type="dxa"/>
+              <w:left w:w="90" w:type="dxa"/>
+              <w:bottom w:w="90" w:type="dxa"/>
+              <w:right w:w="90" w:type="dxa"/>
+            </w:tcMar>
+            <w:vAlign w:val="center"/>
+            <w:shd w:fill="FAF8F3"/>
+          </w:tcPr>
+          <w:p>
+            <w:pPr>
+              <w:spacing w:before="0" w:after="0" w:line="240" w:lineRule="auto"/>
+              <w:jc w:val="left"/>
+            </w:pPr>
+            <w:r/>
+            <w:r>
+              <w:rPr>
+                <w:rFonts w:ascii="Arial" w:hAnsi="Arial"/>
+                <w:b w:val="0"/>
+                <w:sz w:val="16"/>
+              </w:rPr>
+              <w:t>Math M11 preparation due</w:t>
+            </w:r>
+          </w:p>
+        </w:tc>
+      </w:tr>
+      <w:tr>
+        <w:tc>
+          <w:tcPr>
+            <w:tcW w:w="1150" w:type="dxa"/>
+            <w:tcBorders>
+              <w:top w:val="single" w:sz="4" w:space="0" w:color="B7C9D9"/>
+              <w:left w:val="single" w:sz="4" w:space="0" w:color="B7C9D9"/>
+              <w:bottom w:val="single" w:sz="4" w:space="0" w:color="B7C9D9"/>
+              <w:right w:val="single" w:sz="4" w:space="0" w:color="B7C9D9"/>
+            </w:tcBorders>
+            <w:tcMar>
+              <w:top w:w="90" w:type="dxa"/>
+              <w:left w:w="90" w:type="dxa"/>
+              <w:bottom w:w="90" w:type="dxa"/>
+              <w:right w:w="90" w:type="dxa"/>
+            </w:tcMar>
+            <w:vAlign w:val="center"/>
+            <w:shd w:fill="FFFFFF"/>
+          </w:tcPr>
+          <w:p>
+            <w:pPr>
+              <w:spacing w:before="0" w:after="0" w:line="240" w:lineRule="auto"/>
+              <w:jc w:val="center"/>
+            </w:pPr>
+            <w:r/>
+            <w:r>
+              <w:rPr>
+                <w:rFonts w:ascii="Arial" w:hAnsi="Arial"/>
+                <w:b/>
+                <w:sz w:val="16"/>
+              </w:rPr>
+              <w:t>Nov. 17</w:t>
+            </w:r>
+          </w:p>
+        </w:tc>
+        <w:tc>
+          <w:tcPr>
+            <w:tcW w:w="3500" w:type="dxa"/>
+            <w:tcBorders>
+              <w:top w:val="single" w:sz="4" w:space="0" w:color="B7C9D9"/>
+              <w:left w:val="single" w:sz="4" w:space="0" w:color="B7C9D9"/>
+              <w:bottom w:val="single" w:sz="4" w:space="0" w:color="B7C9D9"/>
+              <w:right w:val="single" w:sz="4" w:space="0" w:color="B7C9D9"/>
+            </w:tcBorders>
+            <w:tcMar>
+              <w:top w:w="90" w:type="dxa"/>
+              <w:left w:w="90" w:type="dxa"/>
+              <w:bottom w:w="90" w:type="dxa"/>
+              <w:right w:w="90" w:type="dxa"/>
+            </w:tcMar>
+            <w:vAlign w:val="center"/>
+            <w:shd w:fill="FFFFFF"/>
+          </w:tcPr>
+          <w:p>
+            <w:pPr>
+              <w:spacing w:before="0" w:after="0" w:line="240" w:lineRule="auto"/>
+              <w:jc w:val="left"/>
+            </w:pPr>
+            <w:r/>
+            <w:r>
+              <w:rPr>
+                <w:rFonts w:ascii="Arial" w:hAnsi="Arial"/>
+                <w:b w:val="0"/>
+                <w:sz w:val="16"/>
+              </w:rPr>
+              <w:t>Math M12: Business Statistics</w:t>
+            </w:r>
+          </w:p>
+        </w:tc>
+        <w:tc>
+          <w:tcPr>
+            <w:tcW w:w="3300" w:type="dxa"/>
+            <w:tcBorders>
+              <w:top w:val="single" w:sz="4" w:space="0" w:color="B7C9D9"/>
+              <w:left w:val="single" w:sz="4" w:space="0" w:color="B7C9D9"/>
+              <w:bottom w:val="single" w:sz="4" w:space="0" w:color="B7C9D9"/>
+              <w:right w:val="single" w:sz="4" w:space="0" w:color="B7C9D9"/>
+            </w:tcBorders>
+            <w:tcMar>
+              <w:top w:w="90" w:type="dxa"/>
+              <w:left w:w="90" w:type="dxa"/>
+              <w:bottom w:w="90" w:type="dxa"/>
+              <w:right w:w="90" w:type="dxa"/>
+            </w:tcMar>
+            <w:vAlign w:val="center"/>
+            <w:shd w:fill="FFFFFF"/>
+          </w:tcPr>
+          <w:p>
+            <w:pPr>
+              <w:spacing w:before="0" w:after="0" w:line="240" w:lineRule="auto"/>
+              <w:jc w:val="left"/>
+            </w:pPr>
+            <w:r/>
+            <w:r>
+              <w:rPr>
+                <w:rFonts w:ascii="Arial" w:hAnsi="Arial"/>
+                <w:b w:val="0"/>
+                <w:sz w:val="16"/>
+              </w:rPr>
+              <w:t>Descriptive statistics, data analysis, and Excel modeling</w:t>
+            </w:r>
+          </w:p>
+        </w:tc>
+        <w:tc>
+          <w:tcPr>
+            <w:tcW w:w="2130" w:type="dxa"/>
+            <w:tcBorders>
+              <w:top w:val="single" w:sz="4" w:space="0" w:color="B7C9D9"/>
+              <w:left w:val="single" w:sz="4" w:space="0" w:color="B7C9D9"/>
+              <w:bottom w:val="single" w:sz="4" w:space="0" w:color="B7C9D9"/>
+              <w:right w:val="single" w:sz="4" w:space="0" w:color="B7C9D9"/>
+            </w:tcBorders>
+            <w:tcMar>
+              <w:top w:w="90" w:type="dxa"/>
+              <w:left w:w="90" w:type="dxa"/>
+              <w:bottom w:w="90" w:type="dxa"/>
+              <w:right w:w="90" w:type="dxa"/>
+            </w:tcMar>
+            <w:vAlign w:val="center"/>
+            <w:shd w:fill="FFFFFF"/>
+          </w:tcPr>
+          <w:p>
+            <w:pPr>
+              <w:spacing w:before="0" w:after="0" w:line="240" w:lineRule="auto"/>
+              <w:jc w:val="left"/>
+            </w:pPr>
+            <w:r/>
+            <w:r>
+              <w:rPr>
+                <w:rFonts w:ascii="Arial" w:hAnsi="Arial"/>
+                <w:b w:val="0"/>
+                <w:sz w:val="16"/>
+              </w:rPr>
+              <w:t>Math M12 preparation due</w:t>
+            </w:r>
+          </w:p>
+        </w:tc>
+      </w:tr>
+      <w:tr>
+        <w:tc>
+          <w:tcPr>
+            <w:tcW w:w="1150" w:type="dxa"/>
+            <w:tcBorders>
+              <w:top w:val="single" w:sz="4" w:space="0" w:color="B7C9D9"/>
+              <w:left w:val="single" w:sz="4" w:space="0" w:color="B7C9D9"/>
+              <w:bottom w:val="single" w:sz="4" w:space="0" w:color="B7C9D9"/>
+              <w:right w:val="single" w:sz="4" w:space="0" w:color="B7C9D9"/>
+            </w:tcBorders>
+            <w:tcMar>
+              <w:top w:w="90" w:type="dxa"/>
+              <w:left w:w="90" w:type="dxa"/>
+              <w:bottom w:w="90" w:type="dxa"/>
+              <w:right w:w="90" w:type="dxa"/>
+            </w:tcMar>
+            <w:vAlign w:val="center"/>
+            <w:shd w:fill="DCEEF7"/>
+          </w:tcPr>
+          <w:p>
+            <w:pPr>
+              <w:spacing w:before="0" w:after="0" w:line="240" w:lineRule="auto"/>
+              <w:jc w:val="center"/>
+            </w:pPr>
+            <w:r/>
+            <w:r>
+              <w:rPr>
+                <w:rFonts w:ascii="Arial" w:hAnsi="Arial"/>
+                <w:b/>
+                <w:sz w:val="16"/>
+              </w:rPr>
+              <w:t>Nov. 19</w:t>
+            </w:r>
+          </w:p>
+        </w:tc>
+        <w:tc>
+          <w:tcPr>
+            <w:tcW w:w="3500" w:type="dxa"/>
+            <w:tcBorders>
+              <w:top w:val="single" w:sz="4" w:space="0" w:color="B7C9D9"/>
+              <w:left w:val="single" w:sz="4" w:space="0" w:color="B7C9D9"/>
+              <w:bottom w:val="single" w:sz="4" w:space="0" w:color="B7C9D9"/>
+              <w:right w:val="single" w:sz="4" w:space="0" w:color="B7C9D9"/>
+            </w:tcBorders>
+            <w:tcMar>
+              <w:top w:w="90" w:type="dxa"/>
+              <w:left w:w="90" w:type="dxa"/>
+              <w:bottom w:w="90" w:type="dxa"/>
+              <w:right w:w="90" w:type="dxa"/>
+            </w:tcMar>
+            <w:vAlign w:val="center"/>
+            <w:shd w:fill="DCEEF7"/>
+          </w:tcPr>
+          <w:p>
+            <w:pPr>
+              <w:spacing w:before="0" w:after="0" w:line="240" w:lineRule="auto"/>
+              <w:jc w:val="left"/>
+            </w:pPr>
+            <w:r/>
+            <w:r>
+              <w:rPr>
+                <w:rFonts w:ascii="Arial" w:hAnsi="Arial"/>
+                <w:b w:val="0"/>
+                <w:sz w:val="16"/>
+              </w:rPr>
+              <w:t>Test #3</w:t>
+            </w:r>
+          </w:p>
+        </w:tc>
+        <w:tc>
+          <w:tcPr>
+            <w:tcW w:w="3300" w:type="dxa"/>
+            <w:tcBorders>
+              <w:top w:val="single" w:sz="4" w:space="0" w:color="B7C9D9"/>
+              <w:left w:val="single" w:sz="4" w:space="0" w:color="B7C9D9"/>
+              <w:bottom w:val="single" w:sz="4" w:space="0" w:color="B7C9D9"/>
+              <w:right w:val="single" w:sz="4" w:space="0" w:color="B7C9D9"/>
+            </w:tcBorders>
+            <w:tcMar>
+              <w:top w:w="90" w:type="dxa"/>
+              <w:left w:w="90" w:type="dxa"/>
+              <w:bottom w:w="90" w:type="dxa"/>
+              <w:right w:w="90" w:type="dxa"/>
+            </w:tcMar>
+            <w:vAlign w:val="center"/>
+            <w:shd w:fill="DCEEF7"/>
+          </w:tcPr>
+          <w:p>
+            <w:pPr>
+              <w:spacing w:before="0" w:after="0" w:line="240" w:lineRule="auto"/>
+              <w:jc w:val="left"/>
+            </w:pPr>
+            <w:r/>
+            <w:r>
+              <w:rPr>
+                <w:rFonts w:ascii="Arial" w:hAnsi="Arial"/>
+                <w:b w:val="0"/>
+                <w:sz w:val="16"/>
+              </w:rPr>
+              <w:t>Excel M03-M04 and Math M08-M12</w:t>
+            </w:r>
+          </w:p>
+        </w:tc>
+        <w:tc>
+          <w:tcPr>
+            <w:tcW w:w="2130" w:type="dxa"/>
+            <w:tcBorders>
+              <w:top w:val="single" w:sz="4" w:space="0" w:color="B7C9D9"/>
+              <w:left w:val="single" w:sz="4" w:space="0" w:color="B7C9D9"/>
+              <w:bottom w:val="single" w:sz="4" w:space="0" w:color="B7C9D9"/>
+              <w:right w:val="single" w:sz="4" w:space="0" w:color="B7C9D9"/>
+            </w:tcBorders>
+            <w:tcMar>
+              <w:top w:w="90" w:type="dxa"/>
+              <w:left w:w="90" w:type="dxa"/>
+              <w:bottom w:w="90" w:type="dxa"/>
+              <w:right w:w="90" w:type="dxa"/>
+            </w:tcMar>
+            <w:vAlign w:val="center"/>
+            <w:shd w:fill="DCEEF7"/>
+          </w:tcPr>
+          <w:p>
+            <w:pPr>
+              <w:spacing w:before="0" w:after="0" w:line="240" w:lineRule="auto"/>
+              <w:jc w:val="left"/>
+            </w:pPr>
+            <w:r/>
+            <w:r>
+              <w:rPr>
+                <w:rFonts w:ascii="Arial" w:hAnsi="Arial"/>
+                <w:b w:val="0"/>
+                <w:sz w:val="16"/>
+              </w:rPr>
+              <w:t>Class-calendar date; confirm final timing in Canvas</w:t>
+            </w:r>
+          </w:p>
+        </w:tc>
+      </w:tr>
+      <w:tr>
+        <w:tc>
+          <w:tcPr>
+            <w:tcW w:w="1150" w:type="dxa"/>
+            <w:tcBorders>
+              <w:top w:val="single" w:sz="4" w:space="0" w:color="B7C9D9"/>
+              <w:left w:val="single" w:sz="4" w:space="0" w:color="B7C9D9"/>
+              <w:bottom w:val="single" w:sz="4" w:space="0" w:color="B7C9D9"/>
+              <w:right w:val="single" w:sz="4" w:space="0" w:color="B7C9D9"/>
+            </w:tcBorders>
+            <w:tcMar>
+              <w:top w:w="90" w:type="dxa"/>
+              <w:left w:w="90" w:type="dxa"/>
+              <w:bottom w:w="90" w:type="dxa"/>
+              <w:right w:w="90" w:type="dxa"/>
+            </w:tcMar>
+            <w:vAlign w:val="center"/>
+            <w:shd w:fill="DCEFD7"/>
+          </w:tcPr>
+          <w:p>
+            <w:pPr>
+              <w:spacing w:before="0" w:after="0" w:line="240" w:lineRule="auto"/>
+              <w:jc w:val="center"/>
+            </w:pPr>
+            <w:r/>
+            <w:r>
+              <w:rPr>
+                <w:rFonts w:ascii="Arial" w:hAnsi="Arial"/>
+                <w:b/>
+                <w:sz w:val="16"/>
+              </w:rPr>
+              <w:t>Nov. 24 &amp; 26</w:t>
+            </w:r>
+          </w:p>
+        </w:tc>
+        <w:tc>
+          <w:tcPr>
+            <w:tcW w:w="3500" w:type="dxa"/>
+            <w:tcBorders>
+              <w:top w:val="single" w:sz="4" w:space="0" w:color="B7C9D9"/>
+              <w:left w:val="single" w:sz="4" w:space="0" w:color="B7C9D9"/>
+              <w:bottom w:val="single" w:sz="4" w:space="0" w:color="B7C9D9"/>
+              <w:right w:val="single" w:sz="4" w:space="0" w:color="B7C9D9"/>
+            </w:tcBorders>
+            <w:tcMar>
+              <w:top w:w="90" w:type="dxa"/>
+              <w:left w:w="90" w:type="dxa"/>
+              <w:bottom w:w="90" w:type="dxa"/>
+              <w:right w:w="90" w:type="dxa"/>
+            </w:tcMar>
+            <w:vAlign w:val="center"/>
+            <w:shd w:fill="DCEFD7"/>
+          </w:tcPr>
+          <w:p>
+            <w:pPr>
+              <w:spacing w:before="0" w:after="0" w:line="240" w:lineRule="auto"/>
+              <w:jc w:val="left"/>
+            </w:pPr>
+            <w:r/>
+            <w:r>
+              <w:rPr>
+                <w:rFonts w:ascii="Arial" w:hAnsi="Arial"/>
+                <w:b w:val="0"/>
+                <w:sz w:val="16"/>
+              </w:rPr>
+              <w:t>Thanksgiving Recess</w:t>
+            </w:r>
+          </w:p>
+        </w:tc>
+        <w:tc>
+          <w:tcPr>
+            <w:tcW w:w="3300" w:type="dxa"/>
+            <w:tcBorders>
+              <w:top w:val="single" w:sz="4" w:space="0" w:color="B7C9D9"/>
+              <w:left w:val="single" w:sz="4" w:space="0" w:color="B7C9D9"/>
+              <w:bottom w:val="single" w:sz="4" w:space="0" w:color="B7C9D9"/>
+              <w:right w:val="single" w:sz="4" w:space="0" w:color="B7C9D9"/>
+            </w:tcBorders>
+            <w:tcMar>
+              <w:top w:w="90" w:type="dxa"/>
+              <w:left w:w="90" w:type="dxa"/>
+              <w:bottom w:w="90" w:type="dxa"/>
+              <w:right w:w="90" w:type="dxa"/>
+            </w:tcMar>
+            <w:vAlign w:val="center"/>
+            <w:shd w:fill="DCEFD7"/>
+          </w:tcPr>
+          <w:p>
+            <w:pPr>
+              <w:spacing w:before="0" w:after="0" w:line="240" w:lineRule="auto"/>
+              <w:jc w:val="left"/>
+            </w:pPr>
+            <w:r/>
+            <w:r>
+              <w:rPr>
+                <w:rFonts w:ascii="Arial" w:hAnsi="Arial"/>
+                <w:b w:val="0"/>
+                <w:sz w:val="16"/>
+              </w:rPr>
+              <w:t>No class</w:t>
+            </w:r>
+          </w:p>
+        </w:tc>
+        <w:tc>
+          <w:tcPr>
+            <w:tcW w:w="2130" w:type="dxa"/>
+            <w:tcBorders>
+              <w:top w:val="single" w:sz="4" w:space="0" w:color="B7C9D9"/>
+              <w:left w:val="single" w:sz="4" w:space="0" w:color="B7C9D9"/>
+              <w:bottom w:val="single" w:sz="4" w:space="0" w:color="B7C9D9"/>
+              <w:right w:val="single" w:sz="4" w:space="0" w:color="B7C9D9"/>
+            </w:tcBorders>
+            <w:tcMar>
+              <w:top w:w="90" w:type="dxa"/>
+              <w:left w:w="90" w:type="dxa"/>
+              <w:bottom w:w="90" w:type="dxa"/>
+              <w:right w:w="90" w:type="dxa"/>
+            </w:tcMar>
+            <w:vAlign w:val="center"/>
+            <w:shd w:fill="DCEFD7"/>
+          </w:tcPr>
+          <w:p>
+            <w:pPr>
+              <w:spacing w:before="0" w:after="0" w:line="240" w:lineRule="auto"/>
+              <w:jc w:val="left"/>
+            </w:pPr>
+            <w:r/>
+            <w:r>
+              <w:rPr>
+                <w:rFonts w:ascii="Arial" w:hAnsi="Arial"/>
+                <w:b w:val="0"/>
+                <w:sz w:val="16"/>
+              </w:rPr>
+              <w:t>College recess</w:t>
+            </w:r>
+          </w:p>
+        </w:tc>
+      </w:tr>
+      <w:tr>
+        <w:tc>
+          <w:tcPr>
+            <w:tcW w:w="1150" w:type="dxa"/>
+            <w:tcBorders>
+              <w:top w:val="single" w:sz="4" w:space="0" w:color="B7C9D9"/>
+              <w:left w:val="single" w:sz="4" w:space="0" w:color="B7C9D9"/>
+              <w:bottom w:val="single" w:sz="4" w:space="0" w:color="B7C9D9"/>
+              <w:right w:val="single" w:sz="4" w:space="0" w:color="B7C9D9"/>
+            </w:tcBorders>
+            <w:tcMar>
+              <w:top w:w="90" w:type="dxa"/>
+              <w:left w:w="90" w:type="dxa"/>
+              <w:bottom w:w="90" w:type="dxa"/>
+              <w:right w:w="90" w:type="dxa"/>
+            </w:tcMar>
+            <w:vAlign w:val="center"/>
+            <w:shd w:fill="F8E1D4"/>
+          </w:tcPr>
+          <w:p>
+            <w:pPr>
+              <w:spacing w:before="0" w:after="0" w:line="240" w:lineRule="auto"/>
+              <w:jc w:val="center"/>
+            </w:pPr>
+            <w:r/>
+            <w:r>
+              <w:rPr>
+                <w:rFonts w:ascii="Arial" w:hAnsi="Arial"/>
+                <w:b/>
+                <w:sz w:val="16"/>
+              </w:rPr>
+              <w:t>Dec. 1</w:t>
+            </w:r>
+          </w:p>
+        </w:tc>
+        <w:tc>
+          <w:tcPr>
+            <w:tcW w:w="3500" w:type="dxa"/>
+            <w:tcBorders>
+              <w:top w:val="single" w:sz="4" w:space="0" w:color="B7C9D9"/>
+              <w:left w:val="single" w:sz="4" w:space="0" w:color="B7C9D9"/>
+              <w:bottom w:val="single" w:sz="4" w:space="0" w:color="B7C9D9"/>
+              <w:right w:val="single" w:sz="4" w:space="0" w:color="B7C9D9"/>
+            </w:tcBorders>
+            <w:tcMar>
+              <w:top w:w="90" w:type="dxa"/>
+              <w:left w:w="90" w:type="dxa"/>
+              <w:bottom w:w="90" w:type="dxa"/>
+              <w:right w:w="90" w:type="dxa"/>
+            </w:tcMar>
+            <w:vAlign w:val="center"/>
+            <w:shd w:fill="F8E1D4"/>
+          </w:tcPr>
+          <w:p>
+            <w:pPr>
+              <w:spacing w:before="0" w:after="0" w:line="240" w:lineRule="auto"/>
+              <w:jc w:val="left"/>
+            </w:pPr>
+            <w:r/>
+            <w:r>
+              <w:rPr>
+                <w:rFonts w:ascii="Arial" w:hAnsi="Arial"/>
+                <w:b w:val="0"/>
+                <w:sz w:val="16"/>
+              </w:rPr>
+              <w:t>Capstone Project / Schedule Buffer</w:t>
+            </w:r>
+          </w:p>
+        </w:tc>
+        <w:tc>
+          <w:tcPr>
+            <w:tcW w:w="3300" w:type="dxa"/>
+            <w:tcBorders>
+              <w:top w:val="single" w:sz="4" w:space="0" w:color="B7C9D9"/>
+              <w:left w:val="single" w:sz="4" w:space="0" w:color="B7C9D9"/>
+              <w:bottom w:val="single" w:sz="4" w:space="0" w:color="B7C9D9"/>
+              <w:right w:val="single" w:sz="4" w:space="0" w:color="B7C9D9"/>
+            </w:tcBorders>
+            <w:tcMar>
+              <w:top w:w="90" w:type="dxa"/>
+              <w:left w:w="90" w:type="dxa"/>
+              <w:bottom w:w="90" w:type="dxa"/>
+              <w:right w:w="90" w:type="dxa"/>
+            </w:tcMar>
+            <w:vAlign w:val="center"/>
+            <w:shd w:fill="F8E1D4"/>
+          </w:tcPr>
+          <w:p>
+            <w:pPr>
+              <w:spacing w:before="0" w:after="0" w:line="240" w:lineRule="auto"/>
+              <w:jc w:val="left"/>
+            </w:pPr>
+            <w:r/>
+            <w:r>
+              <w:rPr>
+                <w:rFonts w:ascii="Arial" w:hAnsi="Arial"/>
+                <w:b w:val="0"/>
+                <w:sz w:val="16"/>
+              </w:rPr>
+              <w:t>Complete unfinished work and begin capstone integration</w:t>
+            </w:r>
+          </w:p>
+        </w:tc>
+        <w:tc>
+          <w:tcPr>
+            <w:tcW w:w="2130" w:type="dxa"/>
+            <w:tcBorders>
+              <w:top w:val="single" w:sz="4" w:space="0" w:color="B7C9D9"/>
+              <w:left w:val="single" w:sz="4" w:space="0" w:color="B7C9D9"/>
+              <w:bottom w:val="single" w:sz="4" w:space="0" w:color="B7C9D9"/>
+              <w:right w:val="single" w:sz="4" w:space="0" w:color="B7C9D9"/>
+            </w:tcBorders>
+            <w:tcMar>
+              <w:top w:w="90" w:type="dxa"/>
+              <w:left w:w="90" w:type="dxa"/>
+              <w:bottom w:w="90" w:type="dxa"/>
+              <w:right w:w="90" w:type="dxa"/>
+            </w:tcMar>
+            <w:vAlign w:val="center"/>
+            <w:shd w:fill="F8E1D4"/>
+          </w:tcPr>
+          <w:p>
+            <w:pPr>
+              <w:spacing w:before="0" w:after="0" w:line="240" w:lineRule="auto"/>
+              <w:jc w:val="left"/>
+            </w:pPr>
+            <w:r/>
+            <w:r>
+              <w:rPr>
+                <w:rFonts w:ascii="Arial" w:hAnsi="Arial"/>
+                <w:b w:val="0"/>
+                <w:sz w:val="16"/>
+              </w:rPr>
+              <w:t>Bring current project files</w:t>
+            </w:r>
+          </w:p>
+        </w:tc>
+      </w:tr>
+      <w:tr>
+        <w:tc>
+          <w:tcPr>
+            <w:tcW w:w="1150" w:type="dxa"/>
+            <w:tcBorders>
+              <w:top w:val="single" w:sz="4" w:space="0" w:color="B7C9D9"/>
+              <w:left w:val="single" w:sz="4" w:space="0" w:color="B7C9D9"/>
+              <w:bottom w:val="single" w:sz="4" w:space="0" w:color="B7C9D9"/>
+              <w:right w:val="single" w:sz="4" w:space="0" w:color="B7C9D9"/>
+            </w:tcBorders>
+            <w:tcMar>
+              <w:top w:w="90" w:type="dxa"/>
+              <w:left w:w="90" w:type="dxa"/>
+              <w:bottom w:w="90" w:type="dxa"/>
+              <w:right w:w="90" w:type="dxa"/>
+            </w:tcMar>
+            <w:vAlign w:val="center"/>
+            <w:shd w:fill="F8E1D4"/>
+          </w:tcPr>
+          <w:p>
+            <w:pPr>
+              <w:spacing w:before="0" w:after="0" w:line="240" w:lineRule="auto"/>
+              <w:jc w:val="center"/>
+            </w:pPr>
+            <w:r/>
+            <w:r>
+              <w:rPr>
+                <w:rFonts w:ascii="Arial" w:hAnsi="Arial"/>
+                <w:b/>
+                <w:sz w:val="16"/>
+              </w:rPr>
+              <w:t>Dec. 3 &amp; 8</w:t>
+            </w:r>
+          </w:p>
+        </w:tc>
+        <w:tc>
+          <w:tcPr>
+            <w:tcW w:w="3500" w:type="dxa"/>
+            <w:tcBorders>
+              <w:top w:val="single" w:sz="4" w:space="0" w:color="B7C9D9"/>
+              <w:left w:val="single" w:sz="4" w:space="0" w:color="B7C9D9"/>
+              <w:bottom w:val="single" w:sz="4" w:space="0" w:color="B7C9D9"/>
+              <w:right w:val="single" w:sz="4" w:space="0" w:color="B7C9D9"/>
+            </w:tcBorders>
+            <w:tcMar>
+              <w:top w:w="90" w:type="dxa"/>
+              <w:left w:w="90" w:type="dxa"/>
+              <w:bottom w:w="90" w:type="dxa"/>
+              <w:right w:w="90" w:type="dxa"/>
+            </w:tcMar>
+            <w:vAlign w:val="center"/>
+            <w:shd w:fill="F8E1D4"/>
+          </w:tcPr>
+          <w:p>
+            <w:pPr>
+              <w:spacing w:before="0" w:after="0" w:line="240" w:lineRule="auto"/>
+              <w:jc w:val="left"/>
+            </w:pPr>
+            <w:r/>
+            <w:r>
+              <w:rPr>
+                <w:rFonts w:ascii="Arial" w:hAnsi="Arial"/>
+                <w:b w:val="0"/>
+                <w:sz w:val="16"/>
+              </w:rPr>
+              <w:t>Capstone Project</w:t>
+            </w:r>
+          </w:p>
+        </w:tc>
+        <w:tc>
+          <w:tcPr>
+            <w:tcW w:w="3300" w:type="dxa"/>
+            <w:tcBorders>
+              <w:top w:val="single" w:sz="4" w:space="0" w:color="B7C9D9"/>
+              <w:left w:val="single" w:sz="4" w:space="0" w:color="B7C9D9"/>
+              <w:bottom w:val="single" w:sz="4" w:space="0" w:color="B7C9D9"/>
+              <w:right w:val="single" w:sz="4" w:space="0" w:color="B7C9D9"/>
+            </w:tcBorders>
+            <w:tcMar>
+              <w:top w:w="90" w:type="dxa"/>
+              <w:left w:w="90" w:type="dxa"/>
+              <w:bottom w:w="90" w:type="dxa"/>
+              <w:right w:w="90" w:type="dxa"/>
+            </w:tcMar>
+            <w:vAlign w:val="center"/>
+            <w:shd w:fill="F8E1D4"/>
+          </w:tcPr>
+          <w:p>
+            <w:pPr>
+              <w:spacing w:before="0" w:after="0" w:line="240" w:lineRule="auto"/>
+              <w:jc w:val="left"/>
+            </w:pPr>
+            <w:r/>
+            <w:r>
+              <w:rPr>
+                <w:rFonts w:ascii="Arial" w:hAnsi="Arial"/>
+                <w:b w:val="0"/>
+                <w:sz w:val="16"/>
+              </w:rPr>
+              <w:t>Apply course skills to the final business analysis</w:t>
+            </w:r>
+          </w:p>
+        </w:tc>
+        <w:tc>
+          <w:tcPr>
+            <w:tcW w:w="2130" w:type="dxa"/>
+            <w:tcBorders>
+              <w:top w:val="single" w:sz="4" w:space="0" w:color="B7C9D9"/>
+              <w:left w:val="single" w:sz="4" w:space="0" w:color="B7C9D9"/>
+              <w:bottom w:val="single" w:sz="4" w:space="0" w:color="B7C9D9"/>
+              <w:right w:val="single" w:sz="4" w:space="0" w:color="B7C9D9"/>
+            </w:tcBorders>
+            <w:tcMar>
+              <w:top w:w="90" w:type="dxa"/>
+              <w:left w:w="90" w:type="dxa"/>
+              <w:bottom w:w="90" w:type="dxa"/>
+              <w:right w:w="90" w:type="dxa"/>
+            </w:tcMar>
+            <w:vAlign w:val="center"/>
+            <w:shd w:fill="F8E1D4"/>
+          </w:tcPr>
+          <w:p>
+            <w:pPr>
+              <w:spacing w:before="0" w:after="0" w:line="240" w:lineRule="auto"/>
+              <w:jc w:val="left"/>
+            </w:pPr>
+            <w:r/>
+            <w:r>
+              <w:rPr>
+                <w:rFonts w:ascii="Arial" w:hAnsi="Arial"/>
+                <w:b w:val="0"/>
+                <w:sz w:val="16"/>
+              </w:rPr>
+              <w:t>Milestones and submission guidance in Canvas</w:t>
+            </w:r>
+          </w:p>
+        </w:tc>
+      </w:tr>
+      <w:tr>
+        <w:tc>
+          <w:tcPr>
+            <w:tcW w:w="1150" w:type="dxa"/>
+            <w:tcBorders>
+              <w:top w:val="single" w:sz="4" w:space="0" w:color="B7C9D9"/>
+              <w:left w:val="single" w:sz="4" w:space="0" w:color="B7C9D9"/>
+              <w:bottom w:val="single" w:sz="4" w:space="0" w:color="B7C9D9"/>
+              <w:right w:val="single" w:sz="4" w:space="0" w:color="B7C9D9"/>
+            </w:tcBorders>
+            <w:tcMar>
+              <w:top w:w="90" w:type="dxa"/>
+              <w:left w:w="90" w:type="dxa"/>
+              <w:bottom w:w="90" w:type="dxa"/>
+              <w:right w:w="90" w:type="dxa"/>
+            </w:tcMar>
+            <w:vAlign w:val="center"/>
+            <w:shd w:fill="F8E1D4"/>
+          </w:tcPr>
+          <w:p>
+            <w:pPr>
+              <w:spacing w:before="0" w:after="0" w:line="240" w:lineRule="auto"/>
+              <w:jc w:val="center"/>
+            </w:pPr>
+            <w:r/>
+            <w:r>
+              <w:rPr>
+                <w:rFonts w:ascii="Arial" w:hAnsi="Arial"/>
+                <w:b/>
+                <w:sz w:val="16"/>
+              </w:rPr>
+              <w:t>Dec. 10</w:t>
+            </w:r>
+          </w:p>
+        </w:tc>
+        <w:tc>
+          <w:tcPr>
+            <w:tcW w:w="3500" w:type="dxa"/>
+            <w:tcBorders>
+              <w:top w:val="single" w:sz="4" w:space="0" w:color="B7C9D9"/>
+              <w:left w:val="single" w:sz="4" w:space="0" w:color="B7C9D9"/>
+              <w:bottom w:val="single" w:sz="4" w:space="0" w:color="B7C9D9"/>
+              <w:right w:val="single" w:sz="4" w:space="0" w:color="B7C9D9"/>
+            </w:tcBorders>
+            <w:tcMar>
+              <w:top w:w="90" w:type="dxa"/>
+              <w:left w:w="90" w:type="dxa"/>
+              <w:bottom w:w="90" w:type="dxa"/>
+              <w:right w:w="90" w:type="dxa"/>
+            </w:tcMar>
+            <w:vAlign w:val="center"/>
+            <w:shd w:fill="F8E1D4"/>
+          </w:tcPr>
+          <w:p>
+            <w:pPr>
+              <w:spacing w:before="0" w:after="0" w:line="240" w:lineRule="auto"/>
+              <w:jc w:val="left"/>
+            </w:pPr>
+            <w:r/>
+            <w:r>
+              <w:rPr>
+                <w:rFonts w:ascii="Arial" w:hAnsi="Arial"/>
+                <w:b w:val="0"/>
+                <w:sz w:val="16"/>
+              </w:rPr>
+              <w:t>No Class</w:t>
+            </w:r>
+          </w:p>
+        </w:tc>
+        <w:tc>
+          <w:tcPr>
+            <w:tcW w:w="3300" w:type="dxa"/>
+            <w:tcBorders>
+              <w:top w:val="single" w:sz="4" w:space="0" w:color="B7C9D9"/>
+              <w:left w:val="single" w:sz="4" w:space="0" w:color="B7C9D9"/>
+              <w:bottom w:val="single" w:sz="4" w:space="0" w:color="B7C9D9"/>
+              <w:right w:val="single" w:sz="4" w:space="0" w:color="B7C9D9"/>
+            </w:tcBorders>
+            <w:tcMar>
+              <w:top w:w="90" w:type="dxa"/>
+              <w:left w:w="90" w:type="dxa"/>
+              <w:bottom w:w="90" w:type="dxa"/>
+              <w:right w:w="90" w:type="dxa"/>
+            </w:tcMar>
+            <w:vAlign w:val="center"/>
+            <w:shd w:fill="F8E1D4"/>
+          </w:tcPr>
+          <w:p>
+            <w:pPr>
+              <w:spacing w:before="0" w:after="0" w:line="240" w:lineRule="auto"/>
+              <w:jc w:val="left"/>
+            </w:pPr>
+            <w:r/>
+            <w:r>
+              <w:rPr>
+                <w:rFonts w:ascii="Arial" w:hAnsi="Arial"/>
+                <w:b w:val="0"/>
+                <w:sz w:val="16"/>
+              </w:rPr>
+              <w:t>Instructor unavailable</w:t>
+            </w:r>
+          </w:p>
+        </w:tc>
+        <w:tc>
+          <w:tcPr>
+            <w:tcW w:w="2130" w:type="dxa"/>
+            <w:tcBorders>
+              <w:top w:val="single" w:sz="4" w:space="0" w:color="B7C9D9"/>
+              <w:left w:val="single" w:sz="4" w:space="0" w:color="B7C9D9"/>
+              <w:bottom w:val="single" w:sz="4" w:space="0" w:color="B7C9D9"/>
+              <w:right w:val="single" w:sz="4" w:space="0" w:color="B7C9D9"/>
+            </w:tcBorders>
+            <w:tcMar>
+              <w:top w:w="90" w:type="dxa"/>
+              <w:left w:w="90" w:type="dxa"/>
+              <w:bottom w:w="90" w:type="dxa"/>
+              <w:right w:w="90" w:type="dxa"/>
+            </w:tcMar>
+            <w:vAlign w:val="center"/>
+            <w:shd w:fill="F8E1D4"/>
+          </w:tcPr>
+          <w:p>
+            <w:pPr>
+              <w:spacing w:before="0" w:after="0" w:line="240" w:lineRule="auto"/>
+              <w:jc w:val="left"/>
+            </w:pPr>
+            <w:r/>
+            <w:r>
+              <w:rPr>
+                <w:rFonts w:ascii="Arial" w:hAnsi="Arial"/>
+                <w:b w:val="0"/>
+                <w:sz w:val="16"/>
+              </w:rPr>
+              <w:t>Continue capstone work independently</w:t>
+            </w:r>
+          </w:p>
+        </w:tc>
+      </w:tr>
+      <w:tr>
+        <w:tc>
+          <w:tcPr>
+            <w:tcW w:w="1150" w:type="dxa"/>
+            <w:tcBorders>
+              <w:top w:val="single" w:sz="4" w:space="0" w:color="B7C9D9"/>
+              <w:left w:val="single" w:sz="4" w:space="0" w:color="B7C9D9"/>
+              <w:bottom w:val="single" w:sz="4" w:space="0" w:color="B7C9D9"/>
+              <w:right w:val="single" w:sz="4" w:space="0" w:color="B7C9D9"/>
+            </w:tcBorders>
+            <w:tcMar>
+              <w:top w:w="90" w:type="dxa"/>
+              <w:left w:w="90" w:type="dxa"/>
+              <w:bottom w:w="90" w:type="dxa"/>
+              <w:right w:w="90" w:type="dxa"/>
+            </w:tcMar>
+            <w:vAlign w:val="center"/>
+            <w:shd w:fill="F8E1D4"/>
+          </w:tcPr>
+          <w:p>
+            <w:pPr>
+              <w:spacing w:before="0" w:after="0" w:line="240" w:lineRule="auto"/>
+              <w:jc w:val="center"/>
+            </w:pPr>
+            <w:r/>
+            <w:r>
+              <w:rPr>
+                <w:rFonts w:ascii="Arial" w:hAnsi="Arial"/>
+                <w:b/>
+                <w:sz w:val="16"/>
+              </w:rPr>
+              <w:t>Finals date TBD</w:t>
+            </w:r>
+          </w:p>
+        </w:tc>
+        <w:tc>
+          <w:tcPr>
+            <w:tcW w:w="3500" w:type="dxa"/>
+            <w:tcBorders>
+              <w:top w:val="single" w:sz="4" w:space="0" w:color="B7C9D9"/>
+              <w:left w:val="single" w:sz="4" w:space="0" w:color="B7C9D9"/>
+              <w:bottom w:val="single" w:sz="4" w:space="0" w:color="B7C9D9"/>
+              <w:right w:val="single" w:sz="4" w:space="0" w:color="B7C9D9"/>
+            </w:tcBorders>
+            <w:tcMar>
+              <w:top w:w="90" w:type="dxa"/>
+              <w:left w:w="90" w:type="dxa"/>
+              <w:bottom w:w="90" w:type="dxa"/>
+              <w:right w:w="90" w:type="dxa"/>
+            </w:tcMar>
+            <w:vAlign w:val="center"/>
+            <w:shd w:fill="F8E1D4"/>
+          </w:tcPr>
+          <w:p>
+            <w:pPr>
+              <w:spacing w:before="0" w:after="0" w:line="240" w:lineRule="auto"/>
+              <w:jc w:val="left"/>
+            </w:pPr>
+            <w:r/>
+            <w:r>
+              <w:rPr>
+                <w:rFonts w:ascii="Arial" w:hAnsi="Arial"/>
+                <w:b w:val="0"/>
+                <w:sz w:val="16"/>
+              </w:rPr>
+              <w:t>Capstone Project Submission + Discussion</w:t>
+            </w:r>
+          </w:p>
+        </w:tc>
+        <w:tc>
+          <w:tcPr>
+            <w:tcW w:w="3300" w:type="dxa"/>
+            <w:tcBorders>
+              <w:top w:val="single" w:sz="4" w:space="0" w:color="B7C9D9"/>
+              <w:left w:val="single" w:sz="4" w:space="0" w:color="B7C9D9"/>
+              <w:bottom w:val="single" w:sz="4" w:space="0" w:color="B7C9D9"/>
+              <w:right w:val="single" w:sz="4" w:space="0" w:color="B7C9D9"/>
+            </w:tcBorders>
+            <w:tcMar>
+              <w:top w:w="90" w:type="dxa"/>
+              <w:left w:w="90" w:type="dxa"/>
+              <w:bottom w:w="90" w:type="dxa"/>
+              <w:right w:w="90" w:type="dxa"/>
+            </w:tcMar>
+            <w:vAlign w:val="center"/>
+            <w:shd w:fill="F8E1D4"/>
+          </w:tcPr>
+          <w:p>
+            <w:pPr>
+              <w:spacing w:before="0" w:after="0" w:line="240" w:lineRule="auto"/>
+              <w:jc w:val="left"/>
+            </w:pPr>
+            <w:r/>
+            <w:r>
+              <w:rPr>
+                <w:rFonts w:ascii="Arial" w:hAnsi="Arial"/>
+                <w:b w:val="0"/>
+                <w:sz w:val="16"/>
+              </w:rPr>
+              <w:t>Submit the final analysis and explain the experience</w:t>
+            </w:r>
+          </w:p>
+        </w:tc>
+        <w:tc>
+          <w:tcPr>
+            <w:tcW w:w="2130" w:type="dxa"/>
+            <w:tcBorders>
+              <w:top w:val="single" w:sz="4" w:space="0" w:color="B7C9D9"/>
+              <w:left w:val="single" w:sz="4" w:space="0" w:color="B7C9D9"/>
+              <w:bottom w:val="single" w:sz="4" w:space="0" w:color="B7C9D9"/>
+              <w:right w:val="single" w:sz="4" w:space="0" w:color="B7C9D9"/>
+            </w:tcBorders>
+            <w:tcMar>
+              <w:top w:w="90" w:type="dxa"/>
+              <w:left w:w="90" w:type="dxa"/>
+              <w:bottom w:w="90" w:type="dxa"/>
+              <w:right w:w="90" w:type="dxa"/>
+            </w:tcMar>
+            <w:vAlign w:val="center"/>
+            <w:shd w:fill="F8E1D4"/>
+          </w:tcPr>
+          <w:p>
+            <w:pPr>
+              <w:spacing w:before="0" w:after="0" w:line="240" w:lineRule="auto"/>
+              <w:jc w:val="left"/>
+            </w:pPr>
+            <w:r/>
+            <w:r>
+              <w:rPr>
+                <w:rFonts w:ascii="Arial" w:hAnsi="Arial"/>
+                <w:b w:val="0"/>
+                <w:sz w:val="16"/>
+              </w:rPr>
+              <w:t>Exact final date and submission details in Canvas</w:t>
             </w:r>
           </w:p>
         </w:tc>
